--- a/docs/handouts/Oct15_session3_handouts.docx
+++ b/docs/handouts/Oct15_session3_handouts.docx
@@ -21,6 +21,7 @@
           <w:i w:val="false"/>
           <w:b w:val="false"/>
           <w:u w:val="none"/>
+          <w:strike w:val="false"/>
           <w:sz w:val="18"/>
           <w:szCs w:val="18"/>
           <w:color w:val="545860"/>
@@ -47,6 +48,7 @@
           <w:i w:val="false"/>
           <w:b w:val="true"/>
           <w:u w:val="none"/>
+          <w:strike w:val="false"/>
           <w:sz w:val="36"/>
           <w:szCs w:val="36"/>
           <w:color w:val="063360"/>
@@ -73,6 +75,7 @@
           <w:i w:val="false"/>
           <w:b w:val="false"/>
           <w:u w:val="none"/>
+          <w:strike w:val="false"/>
           <w:sz w:val="22"/>
           <w:szCs w:val="22"/>
           <w:color w:val="000000"/>
@@ -99,6 +102,7 @@
           <w:i w:val="false"/>
           <w:b w:val="false"/>
           <w:u w:val="none"/>
+          <w:strike w:val="false"/>
           <w:sz w:val="22"/>
           <w:szCs w:val="22"/>
           <w:color w:val="000000"/>
@@ -125,6 +129,7 @@
           <w:i w:val="false"/>
           <w:b w:val="false"/>
           <w:u w:val="none"/>
+          <w:strike w:val="false"/>
           <w:sz w:val="22"/>
           <w:szCs w:val="22"/>
           <w:color w:val="000000"/>
@@ -151,6 +156,7 @@
           <w:i w:val="false"/>
           <w:b w:val="true"/>
           <w:u w:val="none"/>
+          <w:strike w:val="false"/>
           <w:sz w:val="26"/>
           <w:szCs w:val="26"/>
           <w:color w:val="215A9E"/>
@@ -177,6 +183,7 @@
           <w:i w:val="false"/>
           <w:b w:val="false"/>
           <w:u w:val="none"/>
+          <w:strike w:val="false"/>
           <w:sz w:val="22"/>
           <w:szCs w:val="22"/>
           <w:color w:val="000000"/>
@@ -219,7 +226,6 @@
           </w:tcPr>
           <w:p>
             <w:pPr>
-              <w:pStyle w:val="Normal"/>
               <w:jc w:val="left"/>
               <w:pBdr>
                 <w:bottom w:val="none" w:sz="0" w:space="0" w:color="000000"/>
@@ -229,13 +235,24 @@
               </w:pBdr>
               <w:spacing w:after="80" w:before="80" w:line="240"/>
               <w:ind w:left="80" w:right="80" w:firstLine="0" w:firstLineChars="0"/>
+              <w:rPr>
+                <w:rFonts w:ascii="Arial" w:hAnsi="Arial" w:eastAsia="Arial" w:cs="Arial"/>
+                <w:i w:val="false"/>
+                <w:b w:val="true"/>
+                <w:u w:val="none"/>
+                <w:strike w:val="false"/>
+                <w:sz w:val="21"/>
+                <w:szCs w:val="21"/>
+                <w:color w:val="063360"/>
+              </w:rPr>
             </w:pPr>
             <w:r>
               <w:rPr>
-                <w:rFonts w:ascii="Arial" w:hAnsi="DejaVu Sans" w:eastAsia="DejaVu Sans" w:cs="DejaVu Sans"/>
+                <w:rFonts w:ascii="Arial" w:hAnsi="Arial" w:eastAsia="Arial" w:cs="Arial"/>
                 <w:i w:val="false"/>
                 <w:b w:val="true"/>
                 <w:u w:val="none"/>
+                <w:strike w:val="false"/>
                 <w:sz w:val="21"/>
                 <w:szCs w:val="21"/>
                 <w:color w:val="063360"/>
@@ -263,7 +280,6 @@
           </w:tcPr>
           <w:p>
             <w:pPr>
-              <w:pStyle w:val="Normal"/>
               <w:jc w:val="left"/>
               <w:pBdr>
                 <w:bottom w:val="none" w:sz="0" w:space="0" w:color="000000"/>
@@ -273,13 +289,24 @@
               </w:pBdr>
               <w:spacing w:after="80" w:before="80" w:line="240"/>
               <w:ind w:left="80" w:right="80" w:firstLine="0" w:firstLineChars="0"/>
+              <w:rPr>
+                <w:rFonts w:ascii="Arial" w:hAnsi="Arial" w:eastAsia="Arial" w:cs="Arial"/>
+                <w:i w:val="false"/>
+                <w:b w:val="true"/>
+                <w:u w:val="none"/>
+                <w:strike w:val="false"/>
+                <w:sz w:val="21"/>
+                <w:szCs w:val="21"/>
+                <w:color w:val="063360"/>
+              </w:rPr>
             </w:pPr>
             <w:r>
               <w:rPr>
-                <w:rFonts w:ascii="Arial" w:hAnsi="DejaVu Sans" w:eastAsia="DejaVu Sans" w:cs="DejaVu Sans"/>
+                <w:rFonts w:ascii="Arial" w:hAnsi="Arial" w:eastAsia="Arial" w:cs="Arial"/>
                 <w:i w:val="false"/>
                 <w:b w:val="true"/>
                 <w:u w:val="none"/>
+                <w:strike w:val="false"/>
                 <w:sz w:val="21"/>
                 <w:szCs w:val="21"/>
                 <w:color w:val="063360"/>
@@ -291,7 +318,7 @@
       </w:tr>
       <w:tr>
         <w:trPr>
-          <w:trHeight w:val="1224" w:hRule="atLeast"/>
+          <w:trHeight w:val="1123" w:hRule="atLeast"/>
         </w:trPr>
         body1
         <w:tc>
@@ -313,7 +340,6 @@
           </w:tcPr>
           <w:p>
             <w:pPr>
-              <w:pStyle w:val="Normal"/>
               <w:jc w:val="left"/>
               <w:pBdr>
                 <w:bottom w:val="none" w:sz="0" w:space="0" w:color="000000"/>
@@ -323,13 +349,24 @@
               </w:pBdr>
               <w:spacing w:after="80" w:before="80" w:line="240"/>
               <w:ind w:left="80" w:right="80" w:firstLine="0" w:firstLineChars="0"/>
+              <w:rPr>
+                <w:rFonts w:ascii="Arial" w:hAnsi="Arial" w:eastAsia="Arial" w:cs="Arial"/>
+                <w:i w:val="false"/>
+                <w:b w:val="false"/>
+                <w:u w:val="none"/>
+                <w:strike w:val="false"/>
+                <w:sz w:val="19"/>
+                <w:szCs w:val="19"/>
+                <w:color w:val="000000"/>
+              </w:rPr>
             </w:pPr>
             <w:r>
               <w:rPr>
-                <w:rFonts w:ascii="Arial" w:hAnsi="DejaVu Sans" w:eastAsia="DejaVu Sans" w:cs="DejaVu Sans"/>
-                <w:i w:val="false"/>
-                <w:b w:val="false"/>
-                <w:u w:val="none"/>
+                <w:rFonts w:ascii="Arial" w:hAnsi="Arial" w:eastAsia="Arial" w:cs="Arial"/>
+                <w:i w:val="false"/>
+                <w:b w:val="false"/>
+                <w:u w:val="none"/>
+                <w:strike w:val="false"/>
                 <w:sz w:val="19"/>
                 <w:szCs w:val="19"/>
                 <w:color w:val="000000"/>
@@ -357,7 +394,6 @@
           </w:tcPr>
           <w:p>
             <w:pPr>
-              <w:pStyle w:val="Normal"/>
               <w:jc w:val="left"/>
               <w:pBdr>
                 <w:bottom w:val="none" w:sz="0" w:space="0" w:color="000000"/>
@@ -367,13 +403,24 @@
               </w:pBdr>
               <w:spacing w:after="80" w:before="80" w:line="240"/>
               <w:ind w:left="80" w:right="80" w:firstLine="0" w:firstLineChars="0"/>
+              <w:rPr>
+                <w:rFonts w:ascii="Arial" w:hAnsi="Arial" w:eastAsia="Arial" w:cs="Arial"/>
+                <w:i w:val="false"/>
+                <w:b w:val="false"/>
+                <w:u w:val="none"/>
+                <w:strike w:val="false"/>
+                <w:sz w:val="21"/>
+                <w:szCs w:val="21"/>
+                <w:color w:val="000000"/>
+              </w:rPr>
             </w:pPr>
             <w:r>
               <w:rPr>
-                <w:rFonts w:ascii="Arial" w:hAnsi="DejaVu Sans" w:eastAsia="DejaVu Sans" w:cs="DejaVu Sans"/>
-                <w:i w:val="false"/>
-                <w:b w:val="false"/>
-                <w:u w:val="none"/>
+                <w:rFonts w:ascii="Arial" w:hAnsi="Arial" w:eastAsia="Arial" w:cs="Arial"/>
+                <w:i w:val="false"/>
+                <w:b w:val="false"/>
+                <w:u w:val="none"/>
+                <w:strike w:val="false"/>
                 <w:sz w:val="21"/>
                 <w:szCs w:val="21"/>
                 <w:color w:val="000000"/>
@@ -385,7 +432,7 @@
       </w:tr>
       <w:tr>
         <w:trPr>
-          <w:trHeight w:val="1224" w:hRule="atLeast"/>
+          <w:trHeight w:val="1123" w:hRule="atLeast"/>
         </w:trPr>
         body2
         <w:tc>
@@ -407,7 +454,6 @@
           </w:tcPr>
           <w:p>
             <w:pPr>
-              <w:pStyle w:val="Normal"/>
               <w:jc w:val="left"/>
               <w:pBdr>
                 <w:bottom w:val="none" w:sz="0" w:space="0" w:color="000000"/>
@@ -417,13 +463,24 @@
               </w:pBdr>
               <w:spacing w:after="80" w:before="80" w:line="240"/>
               <w:ind w:left="80" w:right="80" w:firstLine="0" w:firstLineChars="0"/>
+              <w:rPr>
+                <w:rFonts w:ascii="Arial" w:hAnsi="Arial" w:eastAsia="Arial" w:cs="Arial"/>
+                <w:i w:val="false"/>
+                <w:b w:val="false"/>
+                <w:u w:val="none"/>
+                <w:strike w:val="false"/>
+                <w:sz w:val="19"/>
+                <w:szCs w:val="19"/>
+                <w:color w:val="000000"/>
+              </w:rPr>
             </w:pPr>
             <w:r>
               <w:rPr>
-                <w:rFonts w:ascii="Arial" w:hAnsi="DejaVu Sans" w:eastAsia="DejaVu Sans" w:cs="DejaVu Sans"/>
-                <w:i w:val="false"/>
-                <w:b w:val="false"/>
-                <w:u w:val="none"/>
+                <w:rFonts w:ascii="Arial" w:hAnsi="Arial" w:eastAsia="Arial" w:cs="Arial"/>
+                <w:i w:val="false"/>
+                <w:b w:val="false"/>
+                <w:u w:val="none"/>
+                <w:strike w:val="false"/>
                 <w:sz w:val="19"/>
                 <w:szCs w:val="19"/>
                 <w:color w:val="000000"/>
@@ -451,7 +508,6 @@
           </w:tcPr>
           <w:p>
             <w:pPr>
-              <w:pStyle w:val="Normal"/>
               <w:jc w:val="left"/>
               <w:pBdr>
                 <w:bottom w:val="none" w:sz="0" w:space="0" w:color="000000"/>
@@ -461,13 +517,24 @@
               </w:pBdr>
               <w:spacing w:after="80" w:before="80" w:line="240"/>
               <w:ind w:left="80" w:right="80" w:firstLine="0" w:firstLineChars="0"/>
+              <w:rPr>
+                <w:rFonts w:ascii="Arial" w:hAnsi="Arial" w:eastAsia="Arial" w:cs="Arial"/>
+                <w:i w:val="false"/>
+                <w:b w:val="false"/>
+                <w:u w:val="none"/>
+                <w:strike w:val="false"/>
+                <w:sz w:val="21"/>
+                <w:szCs w:val="21"/>
+                <w:color w:val="000000"/>
+              </w:rPr>
             </w:pPr>
             <w:r>
               <w:rPr>
-                <w:rFonts w:ascii="Arial" w:hAnsi="DejaVu Sans" w:eastAsia="DejaVu Sans" w:cs="DejaVu Sans"/>
-                <w:i w:val="false"/>
-                <w:b w:val="false"/>
-                <w:u w:val="none"/>
+                <w:rFonts w:ascii="Arial" w:hAnsi="Arial" w:eastAsia="Arial" w:cs="Arial"/>
+                <w:i w:val="false"/>
+                <w:b w:val="false"/>
+                <w:u w:val="none"/>
+                <w:strike w:val="false"/>
                 <w:sz w:val="21"/>
                 <w:szCs w:val="21"/>
                 <w:color w:val="000000"/>
@@ -479,7 +546,7 @@
       </w:tr>
       <w:tr>
         <w:trPr>
-          <w:trHeight w:val="1224" w:hRule="atLeast"/>
+          <w:trHeight w:val="1123" w:hRule="atLeast"/>
         </w:trPr>
         body3
         <w:tc>
@@ -501,7 +568,6 @@
           </w:tcPr>
           <w:p>
             <w:pPr>
-              <w:pStyle w:val="Normal"/>
               <w:jc w:val="left"/>
               <w:pBdr>
                 <w:bottom w:val="none" w:sz="0" w:space="0" w:color="000000"/>
@@ -511,13 +577,24 @@
               </w:pBdr>
               <w:spacing w:after="80" w:before="80" w:line="240"/>
               <w:ind w:left="80" w:right="80" w:firstLine="0" w:firstLineChars="0"/>
+              <w:rPr>
+                <w:rFonts w:ascii="Arial" w:hAnsi="Arial" w:eastAsia="Arial" w:cs="Arial"/>
+                <w:i w:val="false"/>
+                <w:b w:val="false"/>
+                <w:u w:val="none"/>
+                <w:strike w:val="false"/>
+                <w:sz w:val="19"/>
+                <w:szCs w:val="19"/>
+                <w:color w:val="000000"/>
+              </w:rPr>
             </w:pPr>
             <w:r>
               <w:rPr>
-                <w:rFonts w:ascii="Arial" w:hAnsi="DejaVu Sans" w:eastAsia="DejaVu Sans" w:cs="DejaVu Sans"/>
-                <w:i w:val="false"/>
-                <w:b w:val="false"/>
-                <w:u w:val="none"/>
+                <w:rFonts w:ascii="Arial" w:hAnsi="Arial" w:eastAsia="Arial" w:cs="Arial"/>
+                <w:i w:val="false"/>
+                <w:b w:val="false"/>
+                <w:u w:val="none"/>
+                <w:strike w:val="false"/>
                 <w:sz w:val="19"/>
                 <w:szCs w:val="19"/>
                 <w:color w:val="000000"/>
@@ -545,7 +622,6 @@
           </w:tcPr>
           <w:p>
             <w:pPr>
-              <w:pStyle w:val="Normal"/>
               <w:jc w:val="left"/>
               <w:pBdr>
                 <w:bottom w:val="none" w:sz="0" w:space="0" w:color="000000"/>
@@ -555,13 +631,24 @@
               </w:pBdr>
               <w:spacing w:after="80" w:before="80" w:line="240"/>
               <w:ind w:left="80" w:right="80" w:firstLine="0" w:firstLineChars="0"/>
+              <w:rPr>
+                <w:rFonts w:ascii="Arial" w:hAnsi="Arial" w:eastAsia="Arial" w:cs="Arial"/>
+                <w:i w:val="false"/>
+                <w:b w:val="false"/>
+                <w:u w:val="none"/>
+                <w:strike w:val="false"/>
+                <w:sz w:val="21"/>
+                <w:szCs w:val="21"/>
+                <w:color w:val="000000"/>
+              </w:rPr>
             </w:pPr>
             <w:r>
               <w:rPr>
-                <w:rFonts w:ascii="Arial" w:hAnsi="DejaVu Sans" w:eastAsia="DejaVu Sans" w:cs="DejaVu Sans"/>
-                <w:i w:val="false"/>
-                <w:b w:val="false"/>
-                <w:u w:val="none"/>
+                <w:rFonts w:ascii="Arial" w:hAnsi="Arial" w:eastAsia="Arial" w:cs="Arial"/>
+                <w:i w:val="false"/>
+                <w:b w:val="false"/>
+                <w:u w:val="none"/>
+                <w:strike w:val="false"/>
                 <w:sz w:val="21"/>
                 <w:szCs w:val="21"/>
                 <w:color w:val="000000"/>
@@ -573,7 +660,7 @@
       </w:tr>
       <w:tr>
         <w:trPr>
-          <w:trHeight w:val="1224" w:hRule="atLeast"/>
+          <w:trHeight w:val="1123" w:hRule="atLeast"/>
         </w:trPr>
         body4
         <w:tc>
@@ -595,7 +682,6 @@
           </w:tcPr>
           <w:p>
             <w:pPr>
-              <w:pStyle w:val="Normal"/>
               <w:jc w:val="left"/>
               <w:pBdr>
                 <w:bottom w:val="none" w:sz="0" w:space="0" w:color="000000"/>
@@ -605,13 +691,24 @@
               </w:pBdr>
               <w:spacing w:after="80" w:before="80" w:line="240"/>
               <w:ind w:left="80" w:right="80" w:firstLine="0" w:firstLineChars="0"/>
+              <w:rPr>
+                <w:rFonts w:ascii="Arial" w:hAnsi="Arial" w:eastAsia="Arial" w:cs="Arial"/>
+                <w:i w:val="false"/>
+                <w:b w:val="false"/>
+                <w:u w:val="none"/>
+                <w:strike w:val="false"/>
+                <w:sz w:val="19"/>
+                <w:szCs w:val="19"/>
+                <w:color w:val="000000"/>
+              </w:rPr>
             </w:pPr>
             <w:r>
               <w:rPr>
-                <w:rFonts w:ascii="Arial" w:hAnsi="DejaVu Sans" w:eastAsia="DejaVu Sans" w:cs="DejaVu Sans"/>
-                <w:i w:val="false"/>
-                <w:b w:val="false"/>
-                <w:u w:val="none"/>
+                <w:rFonts w:ascii="Arial" w:hAnsi="Arial" w:eastAsia="Arial" w:cs="Arial"/>
+                <w:i w:val="false"/>
+                <w:b w:val="false"/>
+                <w:u w:val="none"/>
+                <w:strike w:val="false"/>
                 <w:sz w:val="19"/>
                 <w:szCs w:val="19"/>
                 <w:color w:val="000000"/>
@@ -639,7 +736,6 @@
           </w:tcPr>
           <w:p>
             <w:pPr>
-              <w:pStyle w:val="Normal"/>
               <w:jc w:val="left"/>
               <w:pBdr>
                 <w:bottom w:val="none" w:sz="0" w:space="0" w:color="000000"/>
@@ -649,13 +745,24 @@
               </w:pBdr>
               <w:spacing w:after="80" w:before="80" w:line="240"/>
               <w:ind w:left="80" w:right="80" w:firstLine="0" w:firstLineChars="0"/>
+              <w:rPr>
+                <w:rFonts w:ascii="Arial" w:hAnsi="Arial" w:eastAsia="Arial" w:cs="Arial"/>
+                <w:i w:val="false"/>
+                <w:b w:val="false"/>
+                <w:u w:val="none"/>
+                <w:strike w:val="false"/>
+                <w:sz w:val="21"/>
+                <w:szCs w:val="21"/>
+                <w:color w:val="000000"/>
+              </w:rPr>
             </w:pPr>
             <w:r>
               <w:rPr>
-                <w:rFonts w:ascii="Arial" w:hAnsi="DejaVu Sans" w:eastAsia="DejaVu Sans" w:cs="DejaVu Sans"/>
-                <w:i w:val="false"/>
-                <w:b w:val="false"/>
-                <w:u w:val="none"/>
+                <w:rFonts w:ascii="Arial" w:hAnsi="Arial" w:eastAsia="Arial" w:cs="Arial"/>
+                <w:i w:val="false"/>
+                <w:b w:val="false"/>
+                <w:u w:val="none"/>
+                <w:strike w:val="false"/>
                 <w:sz w:val="21"/>
                 <w:szCs w:val="21"/>
                 <w:color w:val="000000"/>
@@ -667,7 +774,7 @@
       </w:tr>
       <w:tr>
         <w:trPr>
-          <w:trHeight w:val="1224" w:hRule="atLeast"/>
+          <w:trHeight w:val="1123" w:hRule="atLeast"/>
         </w:trPr>
         body5
         <w:tc>
@@ -689,7 +796,6 @@
           </w:tcPr>
           <w:p>
             <w:pPr>
-              <w:pStyle w:val="Normal"/>
               <w:jc w:val="left"/>
               <w:pBdr>
                 <w:bottom w:val="none" w:sz="0" w:space="0" w:color="000000"/>
@@ -699,13 +805,24 @@
               </w:pBdr>
               <w:spacing w:after="80" w:before="80" w:line="240"/>
               <w:ind w:left="80" w:right="80" w:firstLine="0" w:firstLineChars="0"/>
+              <w:rPr>
+                <w:rFonts w:ascii="Arial" w:hAnsi="Arial" w:eastAsia="Arial" w:cs="Arial"/>
+                <w:i w:val="false"/>
+                <w:b w:val="false"/>
+                <w:u w:val="none"/>
+                <w:strike w:val="false"/>
+                <w:sz w:val="19"/>
+                <w:szCs w:val="19"/>
+                <w:color w:val="000000"/>
+              </w:rPr>
             </w:pPr>
             <w:r>
               <w:rPr>
-                <w:rFonts w:ascii="Arial" w:hAnsi="DejaVu Sans" w:eastAsia="DejaVu Sans" w:cs="DejaVu Sans"/>
-                <w:i w:val="false"/>
-                <w:b w:val="false"/>
-                <w:u w:val="none"/>
+                <w:rFonts w:ascii="Arial" w:hAnsi="Arial" w:eastAsia="Arial" w:cs="Arial"/>
+                <w:i w:val="false"/>
+                <w:b w:val="false"/>
+                <w:u w:val="none"/>
+                <w:strike w:val="false"/>
                 <w:sz w:val="19"/>
                 <w:szCs w:val="19"/>
                 <w:color w:val="000000"/>
@@ -733,7 +850,6 @@
           </w:tcPr>
           <w:p>
             <w:pPr>
-              <w:pStyle w:val="Normal"/>
               <w:jc w:val="left"/>
               <w:pBdr>
                 <w:bottom w:val="none" w:sz="0" w:space="0" w:color="000000"/>
@@ -743,13 +859,24 @@
               </w:pBdr>
               <w:spacing w:after="80" w:before="80" w:line="240"/>
               <w:ind w:left="80" w:right="80" w:firstLine="0" w:firstLineChars="0"/>
+              <w:rPr>
+                <w:rFonts w:ascii="Arial" w:hAnsi="Arial" w:eastAsia="Arial" w:cs="Arial"/>
+                <w:i w:val="false"/>
+                <w:b w:val="false"/>
+                <w:u w:val="none"/>
+                <w:strike w:val="false"/>
+                <w:sz w:val="21"/>
+                <w:szCs w:val="21"/>
+                <w:color w:val="000000"/>
+              </w:rPr>
             </w:pPr>
             <w:r>
               <w:rPr>
-                <w:rFonts w:ascii="Arial" w:hAnsi="DejaVu Sans" w:eastAsia="DejaVu Sans" w:cs="DejaVu Sans"/>
-                <w:i w:val="false"/>
-                <w:b w:val="false"/>
-                <w:u w:val="none"/>
+                <w:rFonts w:ascii="Arial" w:hAnsi="Arial" w:eastAsia="Arial" w:cs="Arial"/>
+                <w:i w:val="false"/>
+                <w:b w:val="false"/>
+                <w:u w:val="none"/>
+                <w:strike w:val="false"/>
                 <w:sz w:val="21"/>
                 <w:szCs w:val="21"/>
                 <w:color w:val="000000"/>
@@ -761,7 +888,7 @@
       </w:tr>
       <w:tr>
         <w:trPr>
-          <w:trHeight w:val="1224" w:hRule="atLeast"/>
+          <w:trHeight w:val="1123" w:hRule="atLeast"/>
         </w:trPr>
         body6
         <w:tc>
@@ -783,7 +910,6 @@
           </w:tcPr>
           <w:p>
             <w:pPr>
-              <w:pStyle w:val="Normal"/>
               <w:jc w:val="left"/>
               <w:pBdr>
                 <w:bottom w:val="none" w:sz="0" w:space="0" w:color="000000"/>
@@ -793,13 +919,24 @@
               </w:pBdr>
               <w:spacing w:after="80" w:before="80" w:line="240"/>
               <w:ind w:left="80" w:right="80" w:firstLine="0" w:firstLineChars="0"/>
+              <w:rPr>
+                <w:rFonts w:ascii="Arial" w:hAnsi="Arial" w:eastAsia="Arial" w:cs="Arial"/>
+                <w:i w:val="false"/>
+                <w:b w:val="false"/>
+                <w:u w:val="none"/>
+                <w:strike w:val="false"/>
+                <w:sz w:val="19"/>
+                <w:szCs w:val="19"/>
+                <w:color w:val="000000"/>
+              </w:rPr>
             </w:pPr>
             <w:r>
               <w:rPr>
-                <w:rFonts w:ascii="Arial" w:hAnsi="DejaVu Sans" w:eastAsia="DejaVu Sans" w:cs="DejaVu Sans"/>
-                <w:i w:val="false"/>
-                <w:b w:val="false"/>
-                <w:u w:val="none"/>
+                <w:rFonts w:ascii="Arial" w:hAnsi="Arial" w:eastAsia="Arial" w:cs="Arial"/>
+                <w:i w:val="false"/>
+                <w:b w:val="false"/>
+                <w:u w:val="none"/>
+                <w:strike w:val="false"/>
                 <w:sz w:val="19"/>
                 <w:szCs w:val="19"/>
                 <w:color w:val="000000"/>
@@ -827,7 +964,6 @@
           </w:tcPr>
           <w:p>
             <w:pPr>
-              <w:pStyle w:val="Normal"/>
               <w:jc w:val="left"/>
               <w:pBdr>
                 <w:bottom w:val="none" w:sz="0" w:space="0" w:color="000000"/>
@@ -837,13 +973,24 @@
               </w:pBdr>
               <w:spacing w:after="80" w:before="80" w:line="240"/>
               <w:ind w:left="80" w:right="80" w:firstLine="0" w:firstLineChars="0"/>
+              <w:rPr>
+                <w:rFonts w:ascii="Arial" w:hAnsi="Arial" w:eastAsia="Arial" w:cs="Arial"/>
+                <w:i w:val="false"/>
+                <w:b w:val="false"/>
+                <w:u w:val="none"/>
+                <w:strike w:val="false"/>
+                <w:sz w:val="21"/>
+                <w:szCs w:val="21"/>
+                <w:color w:val="000000"/>
+              </w:rPr>
             </w:pPr>
             <w:r>
               <w:rPr>
-                <w:rFonts w:ascii="Arial" w:hAnsi="DejaVu Sans" w:eastAsia="DejaVu Sans" w:cs="DejaVu Sans"/>
-                <w:i w:val="false"/>
-                <w:b w:val="false"/>
-                <w:u w:val="none"/>
+                <w:rFonts w:ascii="Arial" w:hAnsi="Arial" w:eastAsia="Arial" w:cs="Arial"/>
+                <w:i w:val="false"/>
+                <w:b w:val="false"/>
+                <w:u w:val="none"/>
+                <w:strike w:val="false"/>
                 <w:sz w:val="21"/>
                 <w:szCs w:val="21"/>
                 <w:color w:val="000000"/>
@@ -855,7 +1002,7 @@
       </w:tr>
       <w:tr>
         <w:trPr>
-          <w:trHeight w:val="1224" w:hRule="atLeast"/>
+          <w:trHeight w:val="1123" w:hRule="atLeast"/>
         </w:trPr>
         body7
         <w:tc>
@@ -877,7 +1024,6 @@
           </w:tcPr>
           <w:p>
             <w:pPr>
-              <w:pStyle w:val="Normal"/>
               <w:jc w:val="left"/>
               <w:pBdr>
                 <w:bottom w:val="none" w:sz="0" w:space="0" w:color="000000"/>
@@ -887,13 +1033,24 @@
               </w:pBdr>
               <w:spacing w:after="80" w:before="80" w:line="240"/>
               <w:ind w:left="80" w:right="80" w:firstLine="0" w:firstLineChars="0"/>
+              <w:rPr>
+                <w:rFonts w:ascii="Arial" w:hAnsi="Arial" w:eastAsia="Arial" w:cs="Arial"/>
+                <w:i w:val="false"/>
+                <w:b w:val="false"/>
+                <w:u w:val="none"/>
+                <w:strike w:val="false"/>
+                <w:sz w:val="19"/>
+                <w:szCs w:val="19"/>
+                <w:color w:val="000000"/>
+              </w:rPr>
             </w:pPr>
             <w:r>
               <w:rPr>
-                <w:rFonts w:ascii="Arial" w:hAnsi="DejaVu Sans" w:eastAsia="DejaVu Sans" w:cs="DejaVu Sans"/>
-                <w:i w:val="false"/>
-                <w:b w:val="false"/>
-                <w:u w:val="none"/>
+                <w:rFonts w:ascii="Arial" w:hAnsi="Arial" w:eastAsia="Arial" w:cs="Arial"/>
+                <w:i w:val="false"/>
+                <w:b w:val="false"/>
+                <w:u w:val="none"/>
+                <w:strike w:val="false"/>
                 <w:sz w:val="19"/>
                 <w:szCs w:val="19"/>
                 <w:color w:val="000000"/>
@@ -921,7 +1078,6 @@
           </w:tcPr>
           <w:p>
             <w:pPr>
-              <w:pStyle w:val="Normal"/>
               <w:jc w:val="left"/>
               <w:pBdr>
                 <w:bottom w:val="none" w:sz="0" w:space="0" w:color="000000"/>
@@ -931,13 +1087,24 @@
               </w:pBdr>
               <w:spacing w:after="80" w:before="80" w:line="240"/>
               <w:ind w:left="80" w:right="80" w:firstLine="0" w:firstLineChars="0"/>
+              <w:rPr>
+                <w:rFonts w:ascii="Arial" w:hAnsi="Arial" w:eastAsia="Arial" w:cs="Arial"/>
+                <w:i w:val="false"/>
+                <w:b w:val="false"/>
+                <w:u w:val="none"/>
+                <w:strike w:val="false"/>
+                <w:sz w:val="21"/>
+                <w:szCs w:val="21"/>
+                <w:color w:val="000000"/>
+              </w:rPr>
             </w:pPr>
             <w:r>
               <w:rPr>
-                <w:rFonts w:ascii="Arial" w:hAnsi="DejaVu Sans" w:eastAsia="DejaVu Sans" w:cs="DejaVu Sans"/>
-                <w:i w:val="false"/>
-                <w:b w:val="false"/>
-                <w:u w:val="none"/>
+                <w:rFonts w:ascii="Arial" w:hAnsi="Arial" w:eastAsia="Arial" w:cs="Arial"/>
+                <w:i w:val="false"/>
+                <w:b w:val="false"/>
+                <w:u w:val="none"/>
+                <w:strike w:val="false"/>
                 <w:sz w:val="21"/>
                 <w:szCs w:val="21"/>
                 <w:color w:val="000000"/>
@@ -949,7 +1116,7 @@
       </w:tr>
       <w:tr>
         <w:trPr>
-          <w:trHeight w:val="1224" w:hRule="atLeast"/>
+          <w:trHeight w:val="1123" w:hRule="atLeast"/>
         </w:trPr>
         body8
         <w:tc>
@@ -971,7 +1138,6 @@
           </w:tcPr>
           <w:p>
             <w:pPr>
-              <w:pStyle w:val="Normal"/>
               <w:jc w:val="left"/>
               <w:pBdr>
                 <w:bottom w:val="none" w:sz="0" w:space="0" w:color="000000"/>
@@ -981,13 +1147,24 @@
               </w:pBdr>
               <w:spacing w:after="80" w:before="80" w:line="240"/>
               <w:ind w:left="80" w:right="80" w:firstLine="0" w:firstLineChars="0"/>
+              <w:rPr>
+                <w:rFonts w:ascii="Arial" w:hAnsi="Arial" w:eastAsia="Arial" w:cs="Arial"/>
+                <w:i w:val="false"/>
+                <w:b w:val="false"/>
+                <w:u w:val="none"/>
+                <w:strike w:val="false"/>
+                <w:sz w:val="19"/>
+                <w:szCs w:val="19"/>
+                <w:color w:val="000000"/>
+              </w:rPr>
             </w:pPr>
             <w:r>
               <w:rPr>
-                <w:rFonts w:ascii="Arial" w:hAnsi="DejaVu Sans" w:eastAsia="DejaVu Sans" w:cs="DejaVu Sans"/>
-                <w:i w:val="false"/>
-                <w:b w:val="false"/>
-                <w:u w:val="none"/>
+                <w:rFonts w:ascii="Arial" w:hAnsi="Arial" w:eastAsia="Arial" w:cs="Arial"/>
+                <w:i w:val="false"/>
+                <w:b w:val="false"/>
+                <w:u w:val="none"/>
+                <w:strike w:val="false"/>
                 <w:sz w:val="19"/>
                 <w:szCs w:val="19"/>
                 <w:color w:val="000000"/>
@@ -1015,7 +1192,6 @@
           </w:tcPr>
           <w:p>
             <w:pPr>
-              <w:pStyle w:val="Normal"/>
               <w:jc w:val="left"/>
               <w:pBdr>
                 <w:bottom w:val="none" w:sz="0" w:space="0" w:color="000000"/>
@@ -1025,13 +1201,24 @@
               </w:pBdr>
               <w:spacing w:after="80" w:before="80" w:line="240"/>
               <w:ind w:left="80" w:right="80" w:firstLine="0" w:firstLineChars="0"/>
+              <w:rPr>
+                <w:rFonts w:ascii="Arial" w:hAnsi="Arial" w:eastAsia="Arial" w:cs="Arial"/>
+                <w:i w:val="false"/>
+                <w:b w:val="false"/>
+                <w:u w:val="none"/>
+                <w:strike w:val="false"/>
+                <w:sz w:val="21"/>
+                <w:szCs w:val="21"/>
+                <w:color w:val="000000"/>
+              </w:rPr>
             </w:pPr>
             <w:r>
               <w:rPr>
-                <w:rFonts w:ascii="Arial" w:hAnsi="DejaVu Sans" w:eastAsia="DejaVu Sans" w:cs="DejaVu Sans"/>
-                <w:i w:val="false"/>
-                <w:b w:val="false"/>
-                <w:u w:val="none"/>
+                <w:rFonts w:ascii="Arial" w:hAnsi="Arial" w:eastAsia="Arial" w:cs="Arial"/>
+                <w:i w:val="false"/>
+                <w:b w:val="false"/>
+                <w:u w:val="none"/>
+                <w:strike w:val="false"/>
                 <w:sz w:val="21"/>
                 <w:szCs w:val="21"/>
                 <w:color w:val="000000"/>
@@ -1061,6 +1248,7 @@
           <w:i w:val="false"/>
           <w:b w:val="false"/>
           <w:u w:val="none"/>
+          <w:strike w:val="false"/>
           <w:sz w:val="22"/>
           <w:szCs w:val="22"/>
           <w:color w:val="000000"/>
@@ -1087,6 +1275,7 @@
           <w:i w:val="false"/>
           <w:b w:val="false"/>
           <w:u w:val="none"/>
+          <w:strike w:val="false"/>
           <w:sz w:val="22"/>
           <w:szCs w:val="22"/>
           <w:color w:val="B5BEC9"/>
@@ -1113,6 +1302,7 @@
           <w:i w:val="false"/>
           <w:b w:val="false"/>
           <w:u w:val="none"/>
+          <w:strike w:val="false"/>
           <w:sz w:val="22"/>
           <w:szCs w:val="22"/>
           <w:color w:val="B5BEC9"/>
@@ -1145,6 +1335,7 @@
           <w:i w:val="false"/>
           <w:b w:val="false"/>
           <w:u w:val="none"/>
+          <w:strike w:val="false"/>
           <w:sz w:val="18"/>
           <w:szCs w:val="18"/>
           <w:color w:val="545860"/>
@@ -1171,6 +1362,7 @@
           <w:i w:val="false"/>
           <w:b w:val="true"/>
           <w:u w:val="none"/>
+          <w:strike w:val="false"/>
           <w:sz w:val="36"/>
           <w:szCs w:val="36"/>
           <w:color w:val="063360"/>
@@ -1197,6 +1389,7 @@
           <w:i w:val="false"/>
           <w:b w:val="true"/>
           <w:u w:val="none"/>
+          <w:strike w:val="false"/>
           <w:sz w:val="26"/>
           <w:szCs w:val="26"/>
           <w:color w:val="215A9E"/>
@@ -1223,6 +1416,7 @@
           <w:i w:val="true"/>
           <w:b w:val="false"/>
           <w:u w:val="none"/>
+          <w:strike w:val="false"/>
           <w:sz w:val="18"/>
           <w:szCs w:val="18"/>
           <w:color w:val="545860"/>
@@ -1249,6 +1443,7 @@
           <w:i w:val="false"/>
           <w:b w:val="false"/>
           <w:u w:val="none"/>
+          <w:strike w:val="false"/>
           <w:sz w:val="22"/>
           <w:szCs w:val="22"/>
           <w:color w:val="000000"/>
@@ -1275,6 +1470,7 @@
           <w:i w:val="false"/>
           <w:b w:val="false"/>
           <w:u w:val="none"/>
+          <w:strike w:val="false"/>
           <w:sz w:val="22"/>
           <w:szCs w:val="22"/>
           <w:color w:val="B5BEC9"/>
@@ -1301,6 +1497,7 @@
           <w:i w:val="false"/>
           <w:b w:val="false"/>
           <w:u w:val="none"/>
+          <w:strike w:val="false"/>
           <w:sz w:val="22"/>
           <w:szCs w:val="22"/>
           <w:color w:val="B5BEC9"/>
@@ -1327,6 +1524,7 @@
           <w:i w:val="false"/>
           <w:b w:val="false"/>
           <w:u w:val="none"/>
+          <w:strike w:val="false"/>
           <w:sz w:val="22"/>
           <w:szCs w:val="22"/>
           <w:color w:val="B5BEC9"/>
@@ -1353,6 +1551,7 @@
           <w:i w:val="false"/>
           <w:b w:val="true"/>
           <w:u w:val="none"/>
+          <w:strike w:val="false"/>
           <w:sz w:val="26"/>
           <w:szCs w:val="26"/>
           <w:color w:val="215A9E"/>
@@ -1379,6 +1578,7 @@
           <w:i w:val="true"/>
           <w:b w:val="false"/>
           <w:u w:val="none"/>
+          <w:strike w:val="false"/>
           <w:sz w:val="18"/>
           <w:szCs w:val="18"/>
           <w:color w:val="545860"/>
@@ -1405,11 +1605,12 @@
           <w:i w:val="false"/>
           <w:b w:val="false"/>
           <w:u w:val="none"/>
+          <w:strike w:val="false"/>
           <w:sz w:val="22"/>
           <w:szCs w:val="22"/>
           <w:color w:val="000000"/>
         </w:rPr>
-        <w:t xml:space="preserve">What is the threshold, what is the estimated benefit per unit per year, over what horizon, and at what discount rate? State which of those choices decides the answer.</w:t>
+        <w:t xml:space="preserve">What is the decision rule, what is the estimated benefit per unit per year, over what horizon, and at what discount rate? State which of those choices decides the answer.</w:t>
       </w:r>
     </w:p>
     <w:p>
@@ -1431,6 +1632,7 @@
           <w:i w:val="false"/>
           <w:b w:val="false"/>
           <w:u w:val="none"/>
+          <w:strike w:val="false"/>
           <w:sz w:val="22"/>
           <w:szCs w:val="22"/>
           <w:color w:val="B5BEC9"/>
@@ -1457,6 +1659,7 @@
           <w:i w:val="false"/>
           <w:b w:val="false"/>
           <w:u w:val="none"/>
+          <w:strike w:val="false"/>
           <w:sz w:val="22"/>
           <w:szCs w:val="22"/>
           <w:color w:val="B5BEC9"/>
@@ -1483,6 +1686,7 @@
           <w:i w:val="false"/>
           <w:b w:val="false"/>
           <w:u w:val="none"/>
+          <w:strike w:val="false"/>
           <w:sz w:val="22"/>
           <w:szCs w:val="22"/>
           <w:color w:val="B5BEC9"/>
@@ -1509,6 +1713,7 @@
           <w:i w:val="false"/>
           <w:b w:val="true"/>
           <w:u w:val="none"/>
+          <w:strike w:val="false"/>
           <w:sz w:val="26"/>
           <w:szCs w:val="26"/>
           <w:color w:val="215A9E"/>
@@ -1535,6 +1740,7 @@
           <w:i w:val="true"/>
           <w:b w:val="false"/>
           <w:u w:val="none"/>
+          <w:strike w:val="false"/>
           <w:sz w:val="18"/>
           <w:szCs w:val="18"/>
           <w:color w:val="545860"/>
@@ -1561,11 +1767,218 @@
           <w:i w:val="false"/>
           <w:b w:val="false"/>
           <w:u w:val="none"/>
+          <w:strike w:val="false"/>
           <w:sz w:val="22"/>
           <w:szCs w:val="22"/>
           <w:color w:val="000000"/>
         </w:rPr>
         <w:t xml:space="preserve">Sketch the figure that carries your headline result. Then sketch the same data presented a second way, and say what the second version hides.</w:t>
+      </w:r>
+    </w:p>
+    <w:tbl xmlns:a="http://schemas.openxmlformats.org/drawingml/2006/main" xmlns:pic="http://schemas.openxmlformats.org/drawingml/2006/picture">
+      <w:tblPr>
+        <w:tblLayout w:type="fixed"/>
+        <w:jc w:val="center"/>
+        <w:tblLook w:firstRow="1" w:lastRow="0" w:firstColumn="0" w:lastColumn="0" w:noHBand="0" w:noVBand="1"/>
+      </w:tblPr>
+      <w:tblGrid>
+        <w:gridCol w:w="4824"/>
+        <w:gridCol w:w="4824"/>
+      </w:tblGrid>
+      <w:tr>
+        <w:trPr>
+          <w:trHeight w:val="2736" w:hRule="atLeast"/>
+        </w:trPr>
+        body1
+        <w:tc>
+          <w:tcPr>
+            <w:tcBorders>
+              <w:bottom w:val="single" w:sz="6" w:space="0" w:color="9AA8B8"/>
+              <w:top w:val="single" w:sz="6" w:space="0" w:color="9AA8B8"/>
+              <w:left w:val="single" w:sz="6" w:space="0" w:color="9AA8B8"/>
+              <w:right w:val="single" w:sz="6" w:space="0" w:color="9AA8B8"/>
+            </w:tcBorders>
+            <w:shd w:val="clear" w:color="auto" w:fill="FFFFFF"/>
+            <w:tcMar>
+              <w:top w:w="0" w:type="dxa"/>
+              <w:bottom w:w="0" w:type="dxa"/>
+              <w:left w:w="0" w:type="dxa"/>
+              <w:right w:w="0" w:type="dxa"/>
+            </w:tcMar>
+            <w:vAlign w:val="top"/>
+          </w:tcPr>
+          <w:p>
+            <w:pPr>
+              <w:jc w:val="left"/>
+              <w:pBdr>
+                <w:bottom w:val="none" w:sz="0" w:space="0" w:color="000000"/>
+                <w:top w:val="none" w:sz="0" w:space="0" w:color="000000"/>
+                <w:left w:val="none" w:sz="0" w:space="0" w:color="000000"/>
+                <w:right w:val="none" w:sz="0" w:space="0" w:color="000000"/>
+              </w:pBdr>
+              <w:spacing w:after="200" w:before="200" w:line="240"/>
+              <w:ind w:left="200" w:right="200" w:firstLine="0" w:firstLineChars="0"/>
+              <w:rPr>
+                <w:rFonts w:ascii="Arial" w:hAnsi="Arial" w:eastAsia="Arial" w:cs="Arial"/>
+                <w:i w:val="false"/>
+                <w:b w:val="false"/>
+                <w:u w:val="none"/>
+                <w:strike w:val="false"/>
+                <w:sz w:val="21"/>
+                <w:szCs w:val="21"/>
+                <w:color w:val="000000"/>
+              </w:rPr>
+            </w:pPr>
+            <w:r>
+              <w:rPr>
+                <w:rFonts w:ascii="Arial" w:hAnsi="Arial" w:eastAsia="Arial" w:cs="Arial"/>
+                <w:i w:val="false"/>
+                <w:b w:val="true"/>
+                <w:u w:val="none"/>
+                <w:strike w:val="false"/>
+                <w:sz w:val="22"/>
+                <w:szCs w:val="22"/>
+                <w:color w:val="063360"/>
+              </w:rPr>
+              <w:t xml:space="preserve">Figure A</w:t>
+            </w:r>
+          </w:p>
+        </w:tc>
+        <w:tc>
+          <w:tcPr>
+            <w:tcBorders>
+              <w:bottom w:val="single" w:sz="6" w:space="0" w:color="9AA8B8"/>
+              <w:top w:val="single" w:sz="6" w:space="0" w:color="9AA8B8"/>
+              <w:left w:val="single" w:sz="6" w:space="0" w:color="9AA8B8"/>
+              <w:right w:val="single" w:sz="6" w:space="0" w:color="9AA8B8"/>
+            </w:tcBorders>
+            <w:shd w:val="clear" w:color="auto" w:fill="FFFFFF"/>
+            <w:tcMar>
+              <w:top w:w="0" w:type="dxa"/>
+              <w:bottom w:w="0" w:type="dxa"/>
+              <w:left w:w="0" w:type="dxa"/>
+              <w:right w:w="0" w:type="dxa"/>
+            </w:tcMar>
+            <w:vAlign w:val="top"/>
+          </w:tcPr>
+          <w:p>
+            <w:pPr>
+              <w:jc w:val="left"/>
+              <w:pBdr>
+                <w:bottom w:val="none" w:sz="0" w:space="0" w:color="000000"/>
+                <w:top w:val="none" w:sz="0" w:space="0" w:color="000000"/>
+                <w:left w:val="none" w:sz="0" w:space="0" w:color="000000"/>
+                <w:right w:val="none" w:sz="0" w:space="0" w:color="000000"/>
+              </w:pBdr>
+              <w:spacing w:after="200" w:before="200" w:line="240"/>
+              <w:ind w:left="200" w:right="200" w:firstLine="0" w:firstLineChars="0"/>
+              <w:rPr>
+                <w:rFonts w:ascii="Arial" w:hAnsi="Arial" w:eastAsia="Arial" w:cs="Arial"/>
+                <w:i w:val="false"/>
+                <w:b w:val="false"/>
+                <w:u w:val="none"/>
+                <w:strike w:val="false"/>
+                <w:sz w:val="21"/>
+                <w:szCs w:val="21"/>
+                <w:color w:val="000000"/>
+              </w:rPr>
+            </w:pPr>
+            <w:r>
+              <w:rPr>
+                <w:rFonts w:ascii="Arial" w:hAnsi="Arial" w:eastAsia="Arial" w:cs="Arial"/>
+                <w:i w:val="false"/>
+                <w:b w:val="true"/>
+                <w:u w:val="none"/>
+                <w:strike w:val="false"/>
+                <w:sz w:val="22"/>
+                <w:szCs w:val="22"/>
+                <w:color w:val="063360"/>
+              </w:rPr>
+              <w:t xml:space="preserve">Figure B: what it hides</w:t>
+            </w:r>
+          </w:p>
+        </w:tc>
+      </w:tr>
+    </w:tbl>
+    <w:p>
+      <w:pPr>
+        <w:pStyle w:val="Normal"/>
+        <w:jc w:val="left"/>
+        <w:pBdr>
+          <w:bottom w:val="none" w:sz="0" w:space="0" w:color="000000"/>
+          <w:top w:val="none" w:sz="0" w:space="0" w:color="000000"/>
+          <w:left w:val="none" w:sz="0" w:space="0" w:color="000000"/>
+          <w:right w:val="none" w:sz="0" w:space="0" w:color="000000"/>
+        </w:pBdr>
+        <w:spacing w:after="60" w:before="0" w:line="240"/>
+        <w:ind w:left="0" w:right="0" w:firstLine="0" w:firstLineChars="0"/>
+      </w:pPr>
+      <w:r>
+        <w:rPr>
+          <w:rFonts w:ascii="Arial" w:hAnsi="Arial" w:eastAsia="Arial" w:cs="Arial"/>
+          <w:i w:val="false"/>
+          <w:b w:val="true"/>
+          <w:u w:val="none"/>
+          <w:strike w:val="false"/>
+          <w:sz w:val="26"/>
+          <w:szCs w:val="26"/>
+          <w:color w:val="215A9E"/>
+        </w:rPr>
+        <w:t xml:space="preserve">4. Evidence translation plan</w:t>
+      </w:r>
+    </w:p>
+    <w:p>
+      <w:pPr>
+        <w:pStyle w:val="Normal"/>
+        <w:jc w:val="left"/>
+        <w:pBdr>
+          <w:bottom w:val="none" w:sz="0" w:space="0" w:color="000000"/>
+          <w:top w:val="none" w:sz="0" w:space="0" w:color="000000"/>
+          <w:left w:val="none" w:sz="0" w:space="0" w:color="000000"/>
+          <w:right w:val="none" w:sz="0" w:space="0" w:color="000000"/>
+        </w:pBdr>
+        <w:spacing w:after="80" w:before="0" w:line="240"/>
+        <w:ind w:left="0" w:right="0" w:firstLine="0" w:firstLineChars="0"/>
+      </w:pPr>
+      <w:r>
+        <w:rPr>
+          <w:rFonts w:ascii="Arial" w:hAnsi="Arial" w:eastAsia="Arial" w:cs="Arial"/>
+          <w:i w:val="true"/>
+          <w:b w:val="false"/>
+          <w:u w:val="none"/>
+          <w:strike w:val="false"/>
+          <w:sz w:val="18"/>
+          <w:szCs w:val="18"/>
+          <w:color w:val="545860"/>
+        </w:rPr>
+        <w:t xml:space="preserve">From: Day 4 Session 2</w:t>
+      </w:r>
+    </w:p>
+    <w:p>
+      <w:pPr>
+        <w:pStyle w:val="Normal"/>
+        <w:jc w:val="left"/>
+        <w:pBdr>
+          <w:bottom w:val="none" w:sz="0" w:space="0" w:color="000000"/>
+          <w:top w:val="none" w:sz="0" w:space="0" w:color="000000"/>
+          <w:left w:val="none" w:sz="0" w:space="0" w:color="000000"/>
+          <w:right w:val="none" w:sz="0" w:space="0" w:color="000000"/>
+        </w:pBdr>
+        <w:spacing w:after="80" w:before="0" w:line="240"/>
+        <w:ind w:left="0" w:right="0" w:firstLine="0" w:firstLineChars="0"/>
+      </w:pPr>
+      <w:r>
+        <w:rPr>
+          <w:rFonts w:ascii="Arial" w:hAnsi="Arial" w:eastAsia="Arial" w:cs="Arial"/>
+          <w:i w:val="false"/>
+          <w:b w:val="false"/>
+          <w:u w:val="none"/>
+          <w:strike w:val="false"/>
+          <w:sz w:val="22"/>
+          <w:szCs w:val="22"/>
+          <w:color w:val="000000"/>
+        </w:rPr>
+        <w:t xml:space="preserve">Write the headline sentence of your brief, with the number in it, and name the one thing you will state plainly that your evaluation did not establish.</w:t>
       </w:r>
     </w:p>
     <w:p>
@@ -1587,6 +2000,7 @@
           <w:i w:val="false"/>
           <w:b w:val="false"/>
           <w:u w:val="none"/>
+          <w:strike w:val="false"/>
           <w:sz w:val="22"/>
           <w:szCs w:val="22"/>
           <w:color w:val="B5BEC9"/>
@@ -1613,6 +2027,7 @@
           <w:i w:val="false"/>
           <w:b w:val="false"/>
           <w:u w:val="none"/>
+          <w:strike w:val="false"/>
           <w:sz w:val="22"/>
           <w:szCs w:val="22"/>
           <w:color w:val="B5BEC9"/>
@@ -1639,162 +2054,7 @@
           <w:i w:val="false"/>
           <w:b w:val="false"/>
           <w:u w:val="none"/>
-          <w:sz w:val="22"/>
-          <w:szCs w:val="22"/>
-          <w:color w:val="B5BEC9"/>
-        </w:rPr>
-        <w:t xml:space="preserve">____________________________________________________________________________</w:t>
-      </w:r>
-    </w:p>
-    <w:p>
-      <w:pPr>
-        <w:pStyle w:val="Normal"/>
-        <w:jc w:val="left"/>
-        <w:pBdr>
-          <w:bottom w:val="none" w:sz="0" w:space="0" w:color="000000"/>
-          <w:top w:val="none" w:sz="0" w:space="0" w:color="000000"/>
-          <w:left w:val="none" w:sz="0" w:space="0" w:color="000000"/>
-          <w:right w:val="none" w:sz="0" w:space="0" w:color="000000"/>
-        </w:pBdr>
-        <w:spacing w:after="60" w:before="0" w:line="240"/>
-        <w:ind w:left="0" w:right="0" w:firstLine="0" w:firstLineChars="0"/>
-      </w:pPr>
-      <w:r>
-        <w:rPr>
-          <w:rFonts w:ascii="Arial" w:hAnsi="Arial" w:eastAsia="Arial" w:cs="Arial"/>
-          <w:i w:val="false"/>
-          <w:b w:val="true"/>
-          <w:u w:val="none"/>
-          <w:sz w:val="26"/>
-          <w:szCs w:val="26"/>
-          <w:color w:val="215A9E"/>
-        </w:rPr>
-        <w:t xml:space="preserve">4. Evidence translation plan</w:t>
-      </w:r>
-    </w:p>
-    <w:p>
-      <w:pPr>
-        <w:pStyle w:val="Normal"/>
-        <w:jc w:val="left"/>
-        <w:pBdr>
-          <w:bottom w:val="none" w:sz="0" w:space="0" w:color="000000"/>
-          <w:top w:val="none" w:sz="0" w:space="0" w:color="000000"/>
-          <w:left w:val="none" w:sz="0" w:space="0" w:color="000000"/>
-          <w:right w:val="none" w:sz="0" w:space="0" w:color="000000"/>
-        </w:pBdr>
-        <w:spacing w:after="80" w:before="0" w:line="240"/>
-        <w:ind w:left="0" w:right="0" w:firstLine="0" w:firstLineChars="0"/>
-      </w:pPr>
-      <w:r>
-        <w:rPr>
-          <w:rFonts w:ascii="Arial" w:hAnsi="Arial" w:eastAsia="Arial" w:cs="Arial"/>
-          <w:i w:val="true"/>
-          <w:b w:val="false"/>
-          <w:u w:val="none"/>
-          <w:sz w:val="18"/>
-          <w:szCs w:val="18"/>
-          <w:color w:val="545860"/>
-        </w:rPr>
-        <w:t xml:space="preserve">From: Day 4 Session 2</w:t>
-      </w:r>
-    </w:p>
-    <w:p>
-      <w:pPr>
-        <w:pStyle w:val="Normal"/>
-        <w:jc w:val="left"/>
-        <w:pBdr>
-          <w:bottom w:val="none" w:sz="0" w:space="0" w:color="000000"/>
-          <w:top w:val="none" w:sz="0" w:space="0" w:color="000000"/>
-          <w:left w:val="none" w:sz="0" w:space="0" w:color="000000"/>
-          <w:right w:val="none" w:sz="0" w:space="0" w:color="000000"/>
-        </w:pBdr>
-        <w:spacing w:after="80" w:before="0" w:line="240"/>
-        <w:ind w:left="0" w:right="0" w:firstLine="0" w:firstLineChars="0"/>
-      </w:pPr>
-      <w:r>
-        <w:rPr>
-          <w:rFonts w:ascii="Arial" w:hAnsi="Arial" w:eastAsia="Arial" w:cs="Arial"/>
-          <w:i w:val="false"/>
-          <w:b w:val="false"/>
-          <w:u w:val="none"/>
-          <w:sz w:val="22"/>
-          <w:szCs w:val="22"/>
-          <w:color w:val="000000"/>
-        </w:rPr>
-        <w:t xml:space="preserve">Write the headline sentence of your brief, with the number in it, and name the one thing you will state plainly that your evaluation did not establish.</w:t>
-      </w:r>
-    </w:p>
-    <w:p>
-      <w:pPr>
-        <w:pStyle w:val="Normal"/>
-        <w:jc w:val="left"/>
-        <w:pBdr>
-          <w:bottom w:val="none" w:sz="0" w:space="0" w:color="000000"/>
-          <w:top w:val="none" w:sz="0" w:space="0" w:color="000000"/>
-          <w:left w:val="none" w:sz="0" w:space="0" w:color="000000"/>
-          <w:right w:val="none" w:sz="0" w:space="0" w:color="000000"/>
-        </w:pBdr>
-        <w:spacing w:after="120" w:before="0" w:line="240"/>
-        <w:ind w:left="0" w:right="0" w:firstLine="0" w:firstLineChars="0"/>
-      </w:pPr>
-      <w:r>
-        <w:rPr>
-          <w:rFonts w:ascii="Arial" w:hAnsi="Arial" w:eastAsia="Arial" w:cs="Arial"/>
-          <w:i w:val="false"/>
-          <w:b w:val="false"/>
-          <w:u w:val="none"/>
-          <w:sz w:val="22"/>
-          <w:szCs w:val="22"/>
-          <w:color w:val="B5BEC9"/>
-        </w:rPr>
-        <w:t xml:space="preserve">____________________________________________________________________________</w:t>
-      </w:r>
-    </w:p>
-    <w:p>
-      <w:pPr>
-        <w:pStyle w:val="Normal"/>
-        <w:jc w:val="left"/>
-        <w:pBdr>
-          <w:bottom w:val="none" w:sz="0" w:space="0" w:color="000000"/>
-          <w:top w:val="none" w:sz="0" w:space="0" w:color="000000"/>
-          <w:left w:val="none" w:sz="0" w:space="0" w:color="000000"/>
-          <w:right w:val="none" w:sz="0" w:space="0" w:color="000000"/>
-        </w:pBdr>
-        <w:spacing w:after="120" w:before="0" w:line="240"/>
-        <w:ind w:left="0" w:right="0" w:firstLine="0" w:firstLineChars="0"/>
-      </w:pPr>
-      <w:r>
-        <w:rPr>
-          <w:rFonts w:ascii="Arial" w:hAnsi="Arial" w:eastAsia="Arial" w:cs="Arial"/>
-          <w:i w:val="false"/>
-          <w:b w:val="false"/>
-          <w:u w:val="none"/>
-          <w:sz w:val="22"/>
-          <w:szCs w:val="22"/>
-          <w:color w:val="B5BEC9"/>
-        </w:rPr>
-        <w:t xml:space="preserve">____________________________________________________________________________</w:t>
-      </w:r>
-    </w:p>
-    <w:p>
-      <w:pPr>
-        <w:pStyle w:val="Normal"/>
-        <w:jc w:val="left"/>
-        <w:pBdr>
-          <w:bottom w:val="none" w:sz="0" w:space="0" w:color="000000"/>
-          <w:top w:val="none" w:sz="0" w:space="0" w:color="000000"/>
-          <w:left w:val="none" w:sz="0" w:space="0" w:color="000000"/>
-          <w:right w:val="none" w:sz="0" w:space="0" w:color="000000"/>
-        </w:pBdr>
-        <w:spacing w:after="120" w:before="0" w:line="240"/>
-        <w:ind w:left="0" w:right="0" w:firstLine="0" w:firstLineChars="0"/>
-      </w:pPr>
-      <w:r>
-        <w:rPr>
-          <w:rFonts w:ascii="Arial" w:hAnsi="Arial" w:eastAsia="Arial" w:cs="Arial"/>
-          <w:i w:val="false"/>
-          <w:b w:val="false"/>
-          <w:u w:val="none"/>
+          <w:strike w:val="false"/>
           <w:sz w:val="22"/>
           <w:szCs w:val="22"/>
           <w:color w:val="B5BEC9"/>
@@ -1827,6 +2087,7 @@
           <w:i w:val="false"/>
           <w:b w:val="false"/>
           <w:u w:val="none"/>
+          <w:strike w:val="false"/>
           <w:sz w:val="18"/>
           <w:szCs w:val="18"/>
           <w:color w:val="545860"/>
@@ -1853,6 +2114,7 @@
           <w:i w:val="false"/>
           <w:b w:val="true"/>
           <w:u w:val="none"/>
+          <w:strike w:val="false"/>
           <w:sz w:val="36"/>
           <w:szCs w:val="36"/>
           <w:color w:val="063360"/>
@@ -1879,6 +2141,7 @@
           <w:i w:val="false"/>
           <w:b w:val="false"/>
           <w:u w:val="none"/>
+          <w:strike w:val="false"/>
           <w:sz w:val="22"/>
           <w:szCs w:val="22"/>
           <w:color w:val="000000"/>
@@ -1923,7 +2186,6 @@
           </w:tcPr>
           <w:p>
             <w:pPr>
-              <w:pStyle w:val="Normal"/>
               <w:jc w:val="left"/>
               <w:pBdr>
                 <w:bottom w:val="none" w:sz="0" w:space="0" w:color="000000"/>
@@ -1933,13 +2195,24 @@
               </w:pBdr>
               <w:spacing w:after="80" w:before="80" w:line="240"/>
               <w:ind w:left="80" w:right="80" w:firstLine="0" w:firstLineChars="0"/>
+              <w:rPr>
+                <w:rFonts w:ascii="Arial" w:hAnsi="Arial" w:eastAsia="Arial" w:cs="Arial"/>
+                <w:i w:val="false"/>
+                <w:b w:val="true"/>
+                <w:u w:val="none"/>
+                <w:strike w:val="false"/>
+                <w:sz w:val="21"/>
+                <w:szCs w:val="21"/>
+                <w:color w:val="063360"/>
+              </w:rPr>
             </w:pPr>
             <w:r>
               <w:rPr>
-                <w:rFonts w:ascii="Arial" w:hAnsi="DejaVu Sans" w:eastAsia="DejaVu Sans" w:cs="DejaVu Sans"/>
+                <w:rFonts w:ascii="Arial" w:hAnsi="Arial" w:eastAsia="Arial" w:cs="Arial"/>
                 <w:i w:val="false"/>
                 <w:b w:val="true"/>
                 <w:u w:val="none"/>
+                <w:strike w:val="false"/>
                 <w:sz w:val="21"/>
                 <w:szCs w:val="21"/>
                 <w:color w:val="063360"/>
@@ -1967,7 +2240,6 @@
           </w:tcPr>
           <w:p>
             <w:pPr>
-              <w:pStyle w:val="Normal"/>
               <w:jc w:val="left"/>
               <w:pBdr>
                 <w:bottom w:val="none" w:sz="0" w:space="0" w:color="000000"/>
@@ -1977,13 +2249,24 @@
               </w:pBdr>
               <w:spacing w:after="80" w:before="80" w:line="240"/>
               <w:ind w:left="80" w:right="80" w:firstLine="0" w:firstLineChars="0"/>
+              <w:rPr>
+                <w:rFonts w:ascii="Arial" w:hAnsi="Arial" w:eastAsia="Arial" w:cs="Arial"/>
+                <w:i w:val="false"/>
+                <w:b w:val="true"/>
+                <w:u w:val="none"/>
+                <w:strike w:val="false"/>
+                <w:sz w:val="21"/>
+                <w:szCs w:val="21"/>
+                <w:color w:val="063360"/>
+              </w:rPr>
             </w:pPr>
             <w:r>
               <w:rPr>
-                <w:rFonts w:ascii="Arial" w:hAnsi="DejaVu Sans" w:eastAsia="DejaVu Sans" w:cs="DejaVu Sans"/>
+                <w:rFonts w:ascii="Arial" w:hAnsi="Arial" w:eastAsia="Arial" w:cs="Arial"/>
                 <w:i w:val="false"/>
                 <w:b w:val="true"/>
                 <w:u w:val="none"/>
+                <w:strike w:val="false"/>
                 <w:sz w:val="21"/>
                 <w:szCs w:val="21"/>
                 <w:color w:val="063360"/>
@@ -2011,7 +2294,6 @@
           </w:tcPr>
           <w:p>
             <w:pPr>
-              <w:pStyle w:val="Normal"/>
               <w:jc w:val="left"/>
               <w:pBdr>
                 <w:bottom w:val="none" w:sz="0" w:space="0" w:color="000000"/>
@@ -2021,13 +2303,24 @@
               </w:pBdr>
               <w:spacing w:after="80" w:before="80" w:line="240"/>
               <w:ind w:left="80" w:right="80" w:firstLine="0" w:firstLineChars="0"/>
+              <w:rPr>
+                <w:rFonts w:ascii="Arial" w:hAnsi="Arial" w:eastAsia="Arial" w:cs="Arial"/>
+                <w:i w:val="false"/>
+                <w:b w:val="true"/>
+                <w:u w:val="none"/>
+                <w:strike w:val="false"/>
+                <w:sz w:val="21"/>
+                <w:szCs w:val="21"/>
+                <w:color w:val="063360"/>
+              </w:rPr>
             </w:pPr>
             <w:r>
               <w:rPr>
-                <w:rFonts w:ascii="Arial" w:hAnsi="DejaVu Sans" w:eastAsia="DejaVu Sans" w:cs="DejaVu Sans"/>
+                <w:rFonts w:ascii="Arial" w:hAnsi="Arial" w:eastAsia="Arial" w:cs="Arial"/>
                 <w:i w:val="false"/>
                 <w:b w:val="true"/>
                 <w:u w:val="none"/>
+                <w:strike w:val="false"/>
                 <w:sz w:val="21"/>
                 <w:szCs w:val="21"/>
                 <w:color w:val="063360"/>
@@ -2055,7 +2348,6 @@
           </w:tcPr>
           <w:p>
             <w:pPr>
-              <w:pStyle w:val="Normal"/>
               <w:jc w:val="left"/>
               <w:pBdr>
                 <w:bottom w:val="none" w:sz="0" w:space="0" w:color="000000"/>
@@ -2065,13 +2357,24 @@
               </w:pBdr>
               <w:spacing w:after="80" w:before="80" w:line="240"/>
               <w:ind w:left="80" w:right="80" w:firstLine="0" w:firstLineChars="0"/>
+              <w:rPr>
+                <w:rFonts w:ascii="Arial" w:hAnsi="Arial" w:eastAsia="Arial" w:cs="Arial"/>
+                <w:i w:val="false"/>
+                <w:b w:val="true"/>
+                <w:u w:val="none"/>
+                <w:strike w:val="false"/>
+                <w:sz w:val="21"/>
+                <w:szCs w:val="21"/>
+                <w:color w:val="063360"/>
+              </w:rPr>
             </w:pPr>
             <w:r>
               <w:rPr>
-                <w:rFonts w:ascii="Arial" w:hAnsi="DejaVu Sans" w:eastAsia="DejaVu Sans" w:cs="DejaVu Sans"/>
+                <w:rFonts w:ascii="Arial" w:hAnsi="Arial" w:eastAsia="Arial" w:cs="Arial"/>
                 <w:i w:val="false"/>
                 <w:b w:val="true"/>
                 <w:u w:val="none"/>
+                <w:strike w:val="false"/>
                 <w:sz w:val="21"/>
                 <w:szCs w:val="21"/>
                 <w:color w:val="063360"/>
@@ -2105,7 +2408,6 @@
           </w:tcPr>
           <w:p>
             <w:pPr>
-              <w:pStyle w:val="Normal"/>
               <w:jc w:val="left"/>
               <w:pBdr>
                 <w:bottom w:val="none" w:sz="0" w:space="0" w:color="000000"/>
@@ -2115,13 +2417,24 @@
               </w:pBdr>
               <w:spacing w:after="80" w:before="80" w:line="240"/>
               <w:ind w:left="80" w:right="80" w:firstLine="0" w:firstLineChars="0"/>
+              <w:rPr>
+                <w:rFonts w:ascii="Arial" w:hAnsi="Arial" w:eastAsia="Arial" w:cs="Arial"/>
+                <w:i w:val="false"/>
+                <w:b w:val="false"/>
+                <w:u w:val="none"/>
+                <w:strike w:val="false"/>
+                <w:sz w:val="21"/>
+                <w:szCs w:val="21"/>
+                <w:color w:val="000000"/>
+              </w:rPr>
             </w:pPr>
             <w:r>
               <w:rPr>
-                <w:rFonts w:ascii="Arial" w:hAnsi="DejaVu Sans" w:eastAsia="DejaVu Sans" w:cs="DejaVu Sans"/>
-                <w:i w:val="false"/>
-                <w:b w:val="false"/>
-                <w:u w:val="none"/>
+                <w:rFonts w:ascii="Arial" w:hAnsi="Arial" w:eastAsia="Arial" w:cs="Arial"/>
+                <w:i w:val="false"/>
+                <w:b w:val="false"/>
+                <w:u w:val="none"/>
+                <w:strike w:val="false"/>
                 <w:sz w:val="21"/>
                 <w:szCs w:val="21"/>
                 <w:color w:val="000000"/>
@@ -2149,7 +2462,6 @@
           </w:tcPr>
           <w:p>
             <w:pPr>
-              <w:pStyle w:val="Normal"/>
               <w:jc w:val="left"/>
               <w:pBdr>
                 <w:bottom w:val="none" w:sz="0" w:space="0" w:color="000000"/>
@@ -2159,13 +2471,24 @@
               </w:pBdr>
               <w:spacing w:after="80" w:before="80" w:line="240"/>
               <w:ind w:left="80" w:right="80" w:firstLine="0" w:firstLineChars="0"/>
+              <w:rPr>
+                <w:rFonts w:ascii="Arial" w:hAnsi="Arial" w:eastAsia="Arial" w:cs="Arial"/>
+                <w:i w:val="false"/>
+                <w:b w:val="false"/>
+                <w:u w:val="none"/>
+                <w:strike w:val="false"/>
+                <w:sz w:val="21"/>
+                <w:szCs w:val="21"/>
+                <w:color w:val="000000"/>
+              </w:rPr>
             </w:pPr>
             <w:r>
               <w:rPr>
-                <w:rFonts w:ascii="Arial" w:hAnsi="DejaVu Sans" w:eastAsia="DejaVu Sans" w:cs="DejaVu Sans"/>
-                <w:i w:val="false"/>
-                <w:b w:val="false"/>
-                <w:u w:val="none"/>
+                <w:rFonts w:ascii="Arial" w:hAnsi="Arial" w:eastAsia="Arial" w:cs="Arial"/>
+                <w:i w:val="false"/>
+                <w:b w:val="false"/>
+                <w:u w:val="none"/>
+                <w:strike w:val="false"/>
                 <w:sz w:val="21"/>
                 <w:szCs w:val="21"/>
                 <w:color w:val="000000"/>
@@ -2193,7 +2516,6 @@
           </w:tcPr>
           <w:p>
             <w:pPr>
-              <w:pStyle w:val="Normal"/>
               <w:jc w:val="left"/>
               <w:pBdr>
                 <w:bottom w:val="none" w:sz="0" w:space="0" w:color="000000"/>
@@ -2203,13 +2525,24 @@
               </w:pBdr>
               <w:spacing w:after="80" w:before="80" w:line="240"/>
               <w:ind w:left="80" w:right="80" w:firstLine="0" w:firstLineChars="0"/>
+              <w:rPr>
+                <w:rFonts w:ascii="Arial" w:hAnsi="Arial" w:eastAsia="Arial" w:cs="Arial"/>
+                <w:i w:val="false"/>
+                <w:b w:val="false"/>
+                <w:u w:val="none"/>
+                <w:strike w:val="false"/>
+                <w:sz w:val="21"/>
+                <w:szCs w:val="21"/>
+                <w:color w:val="000000"/>
+              </w:rPr>
             </w:pPr>
             <w:r>
               <w:rPr>
-                <w:rFonts w:ascii="Arial" w:hAnsi="DejaVu Sans" w:eastAsia="DejaVu Sans" w:cs="DejaVu Sans"/>
-                <w:i w:val="false"/>
-                <w:b w:val="false"/>
-                <w:u w:val="none"/>
+                <w:rFonts w:ascii="Arial" w:hAnsi="Arial" w:eastAsia="Arial" w:cs="Arial"/>
+                <w:i w:val="false"/>
+                <w:b w:val="false"/>
+                <w:u w:val="none"/>
+                <w:strike w:val="false"/>
                 <w:sz w:val="21"/>
                 <w:szCs w:val="21"/>
                 <w:color w:val="000000"/>
@@ -2237,7 +2570,6 @@
           </w:tcPr>
           <w:p>
             <w:pPr>
-              <w:pStyle w:val="Normal"/>
               <w:jc w:val="left"/>
               <w:pBdr>
                 <w:bottom w:val="none" w:sz="0" w:space="0" w:color="000000"/>
@@ -2247,13 +2579,24 @@
               </w:pBdr>
               <w:spacing w:after="80" w:before="80" w:line="240"/>
               <w:ind w:left="80" w:right="80" w:firstLine="0" w:firstLineChars="0"/>
+              <w:rPr>
+                <w:rFonts w:ascii="Arial" w:hAnsi="Arial" w:eastAsia="Arial" w:cs="Arial"/>
+                <w:i w:val="false"/>
+                <w:b w:val="false"/>
+                <w:u w:val="none"/>
+                <w:strike w:val="false"/>
+                <w:sz w:val="21"/>
+                <w:szCs w:val="21"/>
+                <w:color w:val="000000"/>
+              </w:rPr>
             </w:pPr>
             <w:r>
               <w:rPr>
-                <w:rFonts w:ascii="Arial" w:hAnsi="DejaVu Sans" w:eastAsia="DejaVu Sans" w:cs="DejaVu Sans"/>
-                <w:i w:val="false"/>
-                <w:b w:val="false"/>
-                <w:u w:val="none"/>
+                <w:rFonts w:ascii="Arial" w:hAnsi="Arial" w:eastAsia="Arial" w:cs="Arial"/>
+                <w:i w:val="false"/>
+                <w:b w:val="false"/>
+                <w:u w:val="none"/>
+                <w:strike w:val="false"/>
                 <w:sz w:val="21"/>
                 <w:szCs w:val="21"/>
                 <w:color w:val="000000"/>
@@ -2287,7 +2630,6 @@
           </w:tcPr>
           <w:p>
             <w:pPr>
-              <w:pStyle w:val="Normal"/>
               <w:jc w:val="left"/>
               <w:pBdr>
                 <w:bottom w:val="none" w:sz="0" w:space="0" w:color="000000"/>
@@ -2297,13 +2639,24 @@
               </w:pBdr>
               <w:spacing w:after="80" w:before="80" w:line="240"/>
               <w:ind w:left="80" w:right="80" w:firstLine="0" w:firstLineChars="0"/>
+              <w:rPr>
+                <w:rFonts w:ascii="Arial" w:hAnsi="Arial" w:eastAsia="Arial" w:cs="Arial"/>
+                <w:i w:val="false"/>
+                <w:b w:val="false"/>
+                <w:u w:val="none"/>
+                <w:strike w:val="false"/>
+                <w:sz w:val="21"/>
+                <w:szCs w:val="21"/>
+                <w:color w:val="000000"/>
+              </w:rPr>
             </w:pPr>
             <w:r>
               <w:rPr>
-                <w:rFonts w:ascii="Arial" w:hAnsi="DejaVu Sans" w:eastAsia="DejaVu Sans" w:cs="DejaVu Sans"/>
-                <w:i w:val="false"/>
-                <w:b w:val="false"/>
-                <w:u w:val="none"/>
+                <w:rFonts w:ascii="Arial" w:hAnsi="Arial" w:eastAsia="Arial" w:cs="Arial"/>
+                <w:i w:val="false"/>
+                <w:b w:val="false"/>
+                <w:u w:val="none"/>
+                <w:strike w:val="false"/>
                 <w:sz w:val="21"/>
                 <w:szCs w:val="21"/>
                 <w:color w:val="000000"/>
@@ -2331,7 +2684,6 @@
           </w:tcPr>
           <w:p>
             <w:pPr>
-              <w:pStyle w:val="Normal"/>
               <w:jc w:val="left"/>
               <w:pBdr>
                 <w:bottom w:val="none" w:sz="0" w:space="0" w:color="000000"/>
@@ -2341,13 +2693,24 @@
               </w:pBdr>
               <w:spacing w:after="80" w:before="80" w:line="240"/>
               <w:ind w:left="80" w:right="80" w:firstLine="0" w:firstLineChars="0"/>
+              <w:rPr>
+                <w:rFonts w:ascii="Arial" w:hAnsi="Arial" w:eastAsia="Arial" w:cs="Arial"/>
+                <w:i w:val="false"/>
+                <w:b w:val="false"/>
+                <w:u w:val="none"/>
+                <w:strike w:val="false"/>
+                <w:sz w:val="21"/>
+                <w:szCs w:val="21"/>
+                <w:color w:val="000000"/>
+              </w:rPr>
             </w:pPr>
             <w:r>
               <w:rPr>
-                <w:rFonts w:ascii="Arial" w:hAnsi="DejaVu Sans" w:eastAsia="DejaVu Sans" w:cs="DejaVu Sans"/>
-                <w:i w:val="false"/>
-                <w:b w:val="false"/>
-                <w:u w:val="none"/>
+                <w:rFonts w:ascii="Arial" w:hAnsi="Arial" w:eastAsia="Arial" w:cs="Arial"/>
+                <w:i w:val="false"/>
+                <w:b w:val="false"/>
+                <w:u w:val="none"/>
+                <w:strike w:val="false"/>
                 <w:sz w:val="21"/>
                 <w:szCs w:val="21"/>
                 <w:color w:val="000000"/>
@@ -2375,7 +2738,6 @@
           </w:tcPr>
           <w:p>
             <w:pPr>
-              <w:pStyle w:val="Normal"/>
               <w:jc w:val="left"/>
               <w:pBdr>
                 <w:bottom w:val="none" w:sz="0" w:space="0" w:color="000000"/>
@@ -2385,13 +2747,24 @@
               </w:pBdr>
               <w:spacing w:after="80" w:before="80" w:line="240"/>
               <w:ind w:left="80" w:right="80" w:firstLine="0" w:firstLineChars="0"/>
+              <w:rPr>
+                <w:rFonts w:ascii="Arial" w:hAnsi="Arial" w:eastAsia="Arial" w:cs="Arial"/>
+                <w:i w:val="false"/>
+                <w:b w:val="false"/>
+                <w:u w:val="none"/>
+                <w:strike w:val="false"/>
+                <w:sz w:val="21"/>
+                <w:szCs w:val="21"/>
+                <w:color w:val="000000"/>
+              </w:rPr>
             </w:pPr>
             <w:r>
               <w:rPr>
-                <w:rFonts w:ascii="Arial" w:hAnsi="DejaVu Sans" w:eastAsia="DejaVu Sans" w:cs="DejaVu Sans"/>
-                <w:i w:val="false"/>
-                <w:b w:val="false"/>
-                <w:u w:val="none"/>
+                <w:rFonts w:ascii="Arial" w:hAnsi="Arial" w:eastAsia="Arial" w:cs="Arial"/>
+                <w:i w:val="false"/>
+                <w:b w:val="false"/>
+                <w:u w:val="none"/>
+                <w:strike w:val="false"/>
                 <w:sz w:val="21"/>
                 <w:szCs w:val="21"/>
                 <w:color w:val="000000"/>
@@ -2419,7 +2792,6 @@
           </w:tcPr>
           <w:p>
             <w:pPr>
-              <w:pStyle w:val="Normal"/>
               <w:jc w:val="left"/>
               <w:pBdr>
                 <w:bottom w:val="none" w:sz="0" w:space="0" w:color="000000"/>
@@ -2429,13 +2801,24 @@
               </w:pBdr>
               <w:spacing w:after="80" w:before="80" w:line="240"/>
               <w:ind w:left="80" w:right="80" w:firstLine="0" w:firstLineChars="0"/>
+              <w:rPr>
+                <w:rFonts w:ascii="Arial" w:hAnsi="Arial" w:eastAsia="Arial" w:cs="Arial"/>
+                <w:i w:val="false"/>
+                <w:b w:val="false"/>
+                <w:u w:val="none"/>
+                <w:strike w:val="false"/>
+                <w:sz w:val="21"/>
+                <w:szCs w:val="21"/>
+                <w:color w:val="000000"/>
+              </w:rPr>
             </w:pPr>
             <w:r>
               <w:rPr>
-                <w:rFonts w:ascii="Arial" w:hAnsi="DejaVu Sans" w:eastAsia="DejaVu Sans" w:cs="DejaVu Sans"/>
-                <w:i w:val="false"/>
-                <w:b w:val="false"/>
-                <w:u w:val="none"/>
+                <w:rFonts w:ascii="Arial" w:hAnsi="Arial" w:eastAsia="Arial" w:cs="Arial"/>
+                <w:i w:val="false"/>
+                <w:b w:val="false"/>
+                <w:u w:val="none"/>
+                <w:strike w:val="false"/>
                 <w:sz w:val="21"/>
                 <w:szCs w:val="21"/>
                 <w:color w:val="000000"/>
@@ -2469,7 +2852,6 @@
           </w:tcPr>
           <w:p>
             <w:pPr>
-              <w:pStyle w:val="Normal"/>
               <w:jc w:val="left"/>
               <w:pBdr>
                 <w:bottom w:val="none" w:sz="0" w:space="0" w:color="000000"/>
@@ -2479,13 +2861,24 @@
               </w:pBdr>
               <w:spacing w:after="80" w:before="80" w:line="240"/>
               <w:ind w:left="80" w:right="80" w:firstLine="0" w:firstLineChars="0"/>
+              <w:rPr>
+                <w:rFonts w:ascii="Arial" w:hAnsi="Arial" w:eastAsia="Arial" w:cs="Arial"/>
+                <w:i w:val="false"/>
+                <w:b w:val="false"/>
+                <w:u w:val="none"/>
+                <w:strike w:val="false"/>
+                <w:sz w:val="21"/>
+                <w:szCs w:val="21"/>
+                <w:color w:val="000000"/>
+              </w:rPr>
             </w:pPr>
             <w:r>
               <w:rPr>
-                <w:rFonts w:ascii="Arial" w:hAnsi="DejaVu Sans" w:eastAsia="DejaVu Sans" w:cs="DejaVu Sans"/>
-                <w:i w:val="false"/>
-                <w:b w:val="false"/>
-                <w:u w:val="none"/>
+                <w:rFonts w:ascii="Arial" w:hAnsi="Arial" w:eastAsia="Arial" w:cs="Arial"/>
+                <w:i w:val="false"/>
+                <w:b w:val="false"/>
+                <w:u w:val="none"/>
+                <w:strike w:val="false"/>
                 <w:sz w:val="21"/>
                 <w:szCs w:val="21"/>
                 <w:color w:val="000000"/>
@@ -2513,7 +2906,6 @@
           </w:tcPr>
           <w:p>
             <w:pPr>
-              <w:pStyle w:val="Normal"/>
               <w:jc w:val="left"/>
               <w:pBdr>
                 <w:bottom w:val="none" w:sz="0" w:space="0" w:color="000000"/>
@@ -2523,13 +2915,24 @@
               </w:pBdr>
               <w:spacing w:after="80" w:before="80" w:line="240"/>
               <w:ind w:left="80" w:right="80" w:firstLine="0" w:firstLineChars="0"/>
+              <w:rPr>
+                <w:rFonts w:ascii="Arial" w:hAnsi="Arial" w:eastAsia="Arial" w:cs="Arial"/>
+                <w:i w:val="false"/>
+                <w:b w:val="false"/>
+                <w:u w:val="none"/>
+                <w:strike w:val="false"/>
+                <w:sz w:val="21"/>
+                <w:szCs w:val="21"/>
+                <w:color w:val="000000"/>
+              </w:rPr>
             </w:pPr>
             <w:r>
               <w:rPr>
-                <w:rFonts w:ascii="Arial" w:hAnsi="DejaVu Sans" w:eastAsia="DejaVu Sans" w:cs="DejaVu Sans"/>
-                <w:i w:val="false"/>
-                <w:b w:val="false"/>
-                <w:u w:val="none"/>
+                <w:rFonts w:ascii="Arial" w:hAnsi="Arial" w:eastAsia="Arial" w:cs="Arial"/>
+                <w:i w:val="false"/>
+                <w:b w:val="false"/>
+                <w:u w:val="none"/>
+                <w:strike w:val="false"/>
                 <w:sz w:val="21"/>
                 <w:szCs w:val="21"/>
                 <w:color w:val="000000"/>
@@ -2557,7 +2960,6 @@
           </w:tcPr>
           <w:p>
             <w:pPr>
-              <w:pStyle w:val="Normal"/>
               <w:jc w:val="left"/>
               <w:pBdr>
                 <w:bottom w:val="none" w:sz="0" w:space="0" w:color="000000"/>
@@ -2567,13 +2969,24 @@
               </w:pBdr>
               <w:spacing w:after="80" w:before="80" w:line="240"/>
               <w:ind w:left="80" w:right="80" w:firstLine="0" w:firstLineChars="0"/>
+              <w:rPr>
+                <w:rFonts w:ascii="Arial" w:hAnsi="Arial" w:eastAsia="Arial" w:cs="Arial"/>
+                <w:i w:val="false"/>
+                <w:b w:val="false"/>
+                <w:u w:val="none"/>
+                <w:strike w:val="false"/>
+                <w:sz w:val="21"/>
+                <w:szCs w:val="21"/>
+                <w:color w:val="000000"/>
+              </w:rPr>
             </w:pPr>
             <w:r>
               <w:rPr>
-                <w:rFonts w:ascii="Arial" w:hAnsi="DejaVu Sans" w:eastAsia="DejaVu Sans" w:cs="DejaVu Sans"/>
-                <w:i w:val="false"/>
-                <w:b w:val="false"/>
-                <w:u w:val="none"/>
+                <w:rFonts w:ascii="Arial" w:hAnsi="Arial" w:eastAsia="Arial" w:cs="Arial"/>
+                <w:i w:val="false"/>
+                <w:b w:val="false"/>
+                <w:u w:val="none"/>
+                <w:strike w:val="false"/>
                 <w:sz w:val="21"/>
                 <w:szCs w:val="21"/>
                 <w:color w:val="000000"/>
@@ -2601,7 +3014,6 @@
           </w:tcPr>
           <w:p>
             <w:pPr>
-              <w:pStyle w:val="Normal"/>
               <w:jc w:val="left"/>
               <w:pBdr>
                 <w:bottom w:val="none" w:sz="0" w:space="0" w:color="000000"/>
@@ -2611,13 +3023,24 @@
               </w:pBdr>
               <w:spacing w:after="80" w:before="80" w:line="240"/>
               <w:ind w:left="80" w:right="80" w:firstLine="0" w:firstLineChars="0"/>
+              <w:rPr>
+                <w:rFonts w:ascii="Arial" w:hAnsi="Arial" w:eastAsia="Arial" w:cs="Arial"/>
+                <w:i w:val="false"/>
+                <w:b w:val="false"/>
+                <w:u w:val="none"/>
+                <w:strike w:val="false"/>
+                <w:sz w:val="21"/>
+                <w:szCs w:val="21"/>
+                <w:color w:val="000000"/>
+              </w:rPr>
             </w:pPr>
             <w:r>
               <w:rPr>
-                <w:rFonts w:ascii="Arial" w:hAnsi="DejaVu Sans" w:eastAsia="DejaVu Sans" w:cs="DejaVu Sans"/>
-                <w:i w:val="false"/>
-                <w:b w:val="false"/>
-                <w:u w:val="none"/>
+                <w:rFonts w:ascii="Arial" w:hAnsi="Arial" w:eastAsia="Arial" w:cs="Arial"/>
+                <w:i w:val="false"/>
+                <w:b w:val="false"/>
+                <w:u w:val="none"/>
+                <w:strike w:val="false"/>
                 <w:sz w:val="21"/>
                 <w:szCs w:val="21"/>
                 <w:color w:val="000000"/>
@@ -2651,7 +3074,6 @@
           </w:tcPr>
           <w:p>
             <w:pPr>
-              <w:pStyle w:val="Normal"/>
               <w:jc w:val="left"/>
               <w:pBdr>
                 <w:bottom w:val="none" w:sz="0" w:space="0" w:color="000000"/>
@@ -2661,13 +3083,24 @@
               </w:pBdr>
               <w:spacing w:after="80" w:before="80" w:line="240"/>
               <w:ind w:left="80" w:right="80" w:firstLine="0" w:firstLineChars="0"/>
+              <w:rPr>
+                <w:rFonts w:ascii="Arial" w:hAnsi="Arial" w:eastAsia="Arial" w:cs="Arial"/>
+                <w:i w:val="false"/>
+                <w:b w:val="false"/>
+                <w:u w:val="none"/>
+                <w:strike w:val="false"/>
+                <w:sz w:val="21"/>
+                <w:szCs w:val="21"/>
+                <w:color w:val="000000"/>
+              </w:rPr>
             </w:pPr>
             <w:r>
               <w:rPr>
-                <w:rFonts w:ascii="Arial" w:hAnsi="DejaVu Sans" w:eastAsia="DejaVu Sans" w:cs="DejaVu Sans"/>
-                <w:i w:val="false"/>
-                <w:b w:val="false"/>
-                <w:u w:val="none"/>
+                <w:rFonts w:ascii="Arial" w:hAnsi="Arial" w:eastAsia="Arial" w:cs="Arial"/>
+                <w:i w:val="false"/>
+                <w:b w:val="false"/>
+                <w:u w:val="none"/>
+                <w:strike w:val="false"/>
                 <w:sz w:val="21"/>
                 <w:szCs w:val="21"/>
                 <w:color w:val="000000"/>
@@ -2695,7 +3128,6 @@
           </w:tcPr>
           <w:p>
             <w:pPr>
-              <w:pStyle w:val="Normal"/>
               <w:jc w:val="left"/>
               <w:pBdr>
                 <w:bottom w:val="none" w:sz="0" w:space="0" w:color="000000"/>
@@ -2705,13 +3137,24 @@
               </w:pBdr>
               <w:spacing w:after="80" w:before="80" w:line="240"/>
               <w:ind w:left="80" w:right="80" w:firstLine="0" w:firstLineChars="0"/>
+              <w:rPr>
+                <w:rFonts w:ascii="Arial" w:hAnsi="Arial" w:eastAsia="Arial" w:cs="Arial"/>
+                <w:i w:val="false"/>
+                <w:b w:val="false"/>
+                <w:u w:val="none"/>
+                <w:strike w:val="false"/>
+                <w:sz w:val="21"/>
+                <w:szCs w:val="21"/>
+                <w:color w:val="000000"/>
+              </w:rPr>
             </w:pPr>
             <w:r>
               <w:rPr>
-                <w:rFonts w:ascii="Arial" w:hAnsi="DejaVu Sans" w:eastAsia="DejaVu Sans" w:cs="DejaVu Sans"/>
-                <w:i w:val="false"/>
-                <w:b w:val="false"/>
-                <w:u w:val="none"/>
+                <w:rFonts w:ascii="Arial" w:hAnsi="Arial" w:eastAsia="Arial" w:cs="Arial"/>
+                <w:i w:val="false"/>
+                <w:b w:val="false"/>
+                <w:u w:val="none"/>
+                <w:strike w:val="false"/>
                 <w:sz w:val="21"/>
                 <w:szCs w:val="21"/>
                 <w:color w:val="000000"/>
@@ -2739,7 +3182,6 @@
           </w:tcPr>
           <w:p>
             <w:pPr>
-              <w:pStyle w:val="Normal"/>
               <w:jc w:val="left"/>
               <w:pBdr>
                 <w:bottom w:val="none" w:sz="0" w:space="0" w:color="000000"/>
@@ -2749,18 +3191,29 @@
               </w:pBdr>
               <w:spacing w:after="80" w:before="80" w:line="240"/>
               <w:ind w:left="80" w:right="80" w:firstLine="0" w:firstLineChars="0"/>
+              <w:rPr>
+                <w:rFonts w:ascii="Arial" w:hAnsi="Arial" w:eastAsia="Arial" w:cs="Arial"/>
+                <w:i w:val="false"/>
+                <w:b w:val="false"/>
+                <w:u w:val="none"/>
+                <w:strike w:val="false"/>
+                <w:sz w:val="21"/>
+                <w:szCs w:val="21"/>
+                <w:color w:val="000000"/>
+              </w:rPr>
             </w:pPr>
             <w:r>
               <w:rPr>
-                <w:rFonts w:ascii="Arial" w:hAnsi="DejaVu Sans" w:eastAsia="DejaVu Sans" w:cs="DejaVu Sans"/>
-                <w:i w:val="false"/>
-                <w:b w:val="false"/>
-                <w:u w:val="none"/>
-                <w:sz w:val="21"/>
-                <w:szCs w:val="21"/>
-                <w:color w:val="000000"/>
-              </w:rPr>
-              <w:t xml:space="preserve">What your design cannot establish, said first rather than last.</w:t>
+                <w:rFonts w:ascii="Arial" w:hAnsi="Arial" w:eastAsia="Arial" w:cs="Arial"/>
+                <w:i w:val="false"/>
+                <w:b w:val="false"/>
+                <w:u w:val="none"/>
+                <w:strike w:val="false"/>
+                <w:sz w:val="21"/>
+                <w:szCs w:val="21"/>
+                <w:color w:val="000000"/>
+              </w:rPr>
+              <w:t xml:space="preserve">What your design cannot establish, said before the ask.</w:t>
             </w:r>
           </w:p>
         </w:tc>
@@ -2783,7 +3236,6 @@
           </w:tcPr>
           <w:p>
             <w:pPr>
-              <w:pStyle w:val="Normal"/>
               <w:jc w:val="left"/>
               <w:pBdr>
                 <w:bottom w:val="none" w:sz="0" w:space="0" w:color="000000"/>
@@ -2793,13 +3245,24 @@
               </w:pBdr>
               <w:spacing w:after="80" w:before="80" w:line="240"/>
               <w:ind w:left="80" w:right="80" w:firstLine="0" w:firstLineChars="0"/>
+              <w:rPr>
+                <w:rFonts w:ascii="Arial" w:hAnsi="Arial" w:eastAsia="Arial" w:cs="Arial"/>
+                <w:i w:val="false"/>
+                <w:b w:val="false"/>
+                <w:u w:val="none"/>
+                <w:strike w:val="false"/>
+                <w:sz w:val="21"/>
+                <w:szCs w:val="21"/>
+                <w:color w:val="000000"/>
+              </w:rPr>
             </w:pPr>
             <w:r>
               <w:rPr>
-                <w:rFonts w:ascii="Arial" w:hAnsi="DejaVu Sans" w:eastAsia="DejaVu Sans" w:cs="DejaVu Sans"/>
-                <w:i w:val="false"/>
-                <w:b w:val="false"/>
-                <w:u w:val="none"/>
+                <w:rFonts w:ascii="Arial" w:hAnsi="Arial" w:eastAsia="Arial" w:cs="Arial"/>
+                <w:i w:val="false"/>
+                <w:b w:val="false"/>
+                <w:u w:val="none"/>
+                <w:strike w:val="false"/>
                 <w:sz w:val="21"/>
                 <w:szCs w:val="21"/>
                 <w:color w:val="000000"/>
@@ -2833,7 +3296,6 @@
           </w:tcPr>
           <w:p>
             <w:pPr>
-              <w:pStyle w:val="Normal"/>
               <w:jc w:val="left"/>
               <w:pBdr>
                 <w:bottom w:val="none" w:sz="0" w:space="0" w:color="000000"/>
@@ -2843,13 +3305,24 @@
               </w:pBdr>
               <w:spacing w:after="80" w:before="80" w:line="240"/>
               <w:ind w:left="80" w:right="80" w:firstLine="0" w:firstLineChars="0"/>
+              <w:rPr>
+                <w:rFonts w:ascii="Arial" w:hAnsi="Arial" w:eastAsia="Arial" w:cs="Arial"/>
+                <w:i w:val="false"/>
+                <w:b w:val="false"/>
+                <w:u w:val="none"/>
+                <w:strike w:val="false"/>
+                <w:sz w:val="21"/>
+                <w:szCs w:val="21"/>
+                <w:color w:val="000000"/>
+              </w:rPr>
             </w:pPr>
             <w:r>
               <w:rPr>
-                <w:rFonts w:ascii="Arial" w:hAnsi="DejaVu Sans" w:eastAsia="DejaVu Sans" w:cs="DejaVu Sans"/>
-                <w:i w:val="false"/>
-                <w:b w:val="false"/>
-                <w:u w:val="none"/>
+                <w:rFonts w:ascii="Arial" w:hAnsi="Arial" w:eastAsia="Arial" w:cs="Arial"/>
+                <w:i w:val="false"/>
+                <w:b w:val="false"/>
+                <w:u w:val="none"/>
+                <w:strike w:val="false"/>
                 <w:sz w:val="21"/>
                 <w:szCs w:val="21"/>
                 <w:color w:val="000000"/>
@@ -2877,7 +3350,6 @@
           </w:tcPr>
           <w:p>
             <w:pPr>
-              <w:pStyle w:val="Normal"/>
               <w:jc w:val="left"/>
               <w:pBdr>
                 <w:bottom w:val="none" w:sz="0" w:space="0" w:color="000000"/>
@@ -2887,13 +3359,24 @@
               </w:pBdr>
               <w:spacing w:after="80" w:before="80" w:line="240"/>
               <w:ind w:left="80" w:right="80" w:firstLine="0" w:firstLineChars="0"/>
+              <w:rPr>
+                <w:rFonts w:ascii="Arial" w:hAnsi="Arial" w:eastAsia="Arial" w:cs="Arial"/>
+                <w:i w:val="false"/>
+                <w:b w:val="false"/>
+                <w:u w:val="none"/>
+                <w:strike w:val="false"/>
+                <w:sz w:val="21"/>
+                <w:szCs w:val="21"/>
+                <w:color w:val="000000"/>
+              </w:rPr>
             </w:pPr>
             <w:r>
               <w:rPr>
-                <w:rFonts w:ascii="Arial" w:hAnsi="DejaVu Sans" w:eastAsia="DejaVu Sans" w:cs="DejaVu Sans"/>
-                <w:i w:val="false"/>
-                <w:b w:val="false"/>
-                <w:u w:val="none"/>
+                <w:rFonts w:ascii="Arial" w:hAnsi="Arial" w:eastAsia="Arial" w:cs="Arial"/>
+                <w:i w:val="false"/>
+                <w:b w:val="false"/>
+                <w:u w:val="none"/>
+                <w:strike w:val="false"/>
                 <w:sz w:val="21"/>
                 <w:szCs w:val="21"/>
                 <w:color w:val="000000"/>
@@ -2921,7 +3404,6 @@
           </w:tcPr>
           <w:p>
             <w:pPr>
-              <w:pStyle w:val="Normal"/>
               <w:jc w:val="left"/>
               <w:pBdr>
                 <w:bottom w:val="none" w:sz="0" w:space="0" w:color="000000"/>
@@ -2931,13 +3413,24 @@
               </w:pBdr>
               <w:spacing w:after="80" w:before="80" w:line="240"/>
               <w:ind w:left="80" w:right="80" w:firstLine="0" w:firstLineChars="0"/>
+              <w:rPr>
+                <w:rFonts w:ascii="Arial" w:hAnsi="Arial" w:eastAsia="Arial" w:cs="Arial"/>
+                <w:i w:val="false"/>
+                <w:b w:val="false"/>
+                <w:u w:val="none"/>
+                <w:strike w:val="false"/>
+                <w:sz w:val="21"/>
+                <w:szCs w:val="21"/>
+                <w:color w:val="000000"/>
+              </w:rPr>
             </w:pPr>
             <w:r>
               <w:rPr>
-                <w:rFonts w:ascii="Arial" w:hAnsi="DejaVu Sans" w:eastAsia="DejaVu Sans" w:cs="DejaVu Sans"/>
-                <w:i w:val="false"/>
-                <w:b w:val="false"/>
-                <w:u w:val="none"/>
+                <w:rFonts w:ascii="Arial" w:hAnsi="Arial" w:eastAsia="Arial" w:cs="Arial"/>
+                <w:i w:val="false"/>
+                <w:b w:val="false"/>
+                <w:u w:val="none"/>
+                <w:strike w:val="false"/>
                 <w:sz w:val="21"/>
                 <w:szCs w:val="21"/>
                 <w:color w:val="000000"/>
@@ -2965,7 +3458,6 @@
           </w:tcPr>
           <w:p>
             <w:pPr>
-              <w:pStyle w:val="Normal"/>
               <w:jc w:val="left"/>
               <w:pBdr>
                 <w:bottom w:val="none" w:sz="0" w:space="0" w:color="000000"/>
@@ -2975,13 +3467,24 @@
               </w:pBdr>
               <w:spacing w:after="80" w:before="80" w:line="240"/>
               <w:ind w:left="80" w:right="80" w:firstLine="0" w:firstLineChars="0"/>
+              <w:rPr>
+                <w:rFonts w:ascii="Arial" w:hAnsi="Arial" w:eastAsia="Arial" w:cs="Arial"/>
+                <w:i w:val="false"/>
+                <w:b w:val="false"/>
+                <w:u w:val="none"/>
+                <w:strike w:val="false"/>
+                <w:sz w:val="21"/>
+                <w:szCs w:val="21"/>
+                <w:color w:val="000000"/>
+              </w:rPr>
             </w:pPr>
             <w:r>
               <w:rPr>
-                <w:rFonts w:ascii="Arial" w:hAnsi="DejaVu Sans" w:eastAsia="DejaVu Sans" w:cs="DejaVu Sans"/>
-                <w:i w:val="false"/>
-                <w:b w:val="false"/>
-                <w:u w:val="none"/>
+                <w:rFonts w:ascii="Arial" w:hAnsi="Arial" w:eastAsia="Arial" w:cs="Arial"/>
+                <w:i w:val="false"/>
+                <w:b w:val="false"/>
+                <w:u w:val="none"/>
+                <w:strike w:val="false"/>
                 <w:sz w:val="21"/>
                 <w:szCs w:val="21"/>
                 <w:color w:val="000000"/>
@@ -3017,6 +3520,7 @@
           <w:i w:val="false"/>
           <w:b w:val="false"/>
           <w:u w:val="none"/>
+          <w:strike w:val="false"/>
           <w:sz w:val="18"/>
           <w:szCs w:val="18"/>
           <w:color w:val="545860"/>
@@ -3043,6 +3547,670 @@
           <w:i w:val="false"/>
           <w:b w:val="true"/>
           <w:u w:val="none"/>
+          <w:strike w:val="false"/>
+          <w:sz w:val="36"/>
+          <w:szCs w:val="36"/>
+          <w:color w:val="063360"/>
+        </w:rPr>
+        <w:t xml:space="preserve">AI prompt card: stress-test your design</w:t>
+      </w:r>
+    </w:p>
+    <w:tbl xmlns:a="http://schemas.openxmlformats.org/drawingml/2006/main" xmlns:pic="http://schemas.openxmlformats.org/drawingml/2006/picture">
+      <w:tblPr>
+        <w:tblLayout w:type="fixed"/>
+        <w:jc w:val="center"/>
+        <w:tblLook w:firstRow="1" w:lastRow="0" w:firstColumn="0" w:lastColumn="0" w:noHBand="0" w:noVBand="1"/>
+      </w:tblPr>
+      <w:tblGrid>
+        <w:gridCol w:w="4896"/>
+        <w:gridCol w:w="4896"/>
+      </w:tblGrid>
+      <w:tr>
+        <w:trPr>
+          <w:trHeight w:val="4320" w:hRule="atLeast"/>
+        </w:trPr>
+        body1
+        <w:tc>
+          <w:tcPr>
+            <w:tcBorders>
+              <w:bottom w:val="dashed" w:sz="8" w:space="0" w:color="9AA8B8"/>
+              <w:top w:val="dashed" w:sz="8" w:space="0" w:color="9AA8B8"/>
+              <w:left w:val="dashed" w:sz="8" w:space="0" w:color="9AA8B8"/>
+              <w:right w:val="dashed" w:sz="8" w:space="0" w:color="9AA8B8"/>
+            </w:tcBorders>
+            <w:shd w:val="clear" w:color="auto" w:fill="FFFFFF"/>
+            <w:tcMar>
+              <w:top w:w="0" w:type="dxa"/>
+              <w:bottom w:w="0" w:type="dxa"/>
+              <w:left w:w="0" w:type="dxa"/>
+              <w:right w:w="0" w:type="dxa"/>
+            </w:tcMar>
+            <w:vAlign w:val="top"/>
+          </w:tcPr>
+          <w:p>
+            <w:pPr>
+              <w:jc w:val="left"/>
+              <w:pBdr>
+                <w:bottom w:val="none" w:sz="0" w:space="0" w:color="000000"/>
+                <w:top w:val="none" w:sz="0" w:space="0" w:color="000000"/>
+                <w:left w:val="none" w:sz="0" w:space="0" w:color="000000"/>
+                <w:right w:val="none" w:sz="0" w:space="0" w:color="000000"/>
+              </w:pBdr>
+              <w:spacing w:after="200" w:before="200" w:line="240"/>
+              <w:ind w:left="200" w:right="200" w:firstLine="0" w:firstLineChars="0"/>
+              <w:rPr>
+                <w:rFonts w:ascii="Arial" w:hAnsi="Arial" w:eastAsia="Arial" w:cs="Arial"/>
+                <w:i w:val="false"/>
+                <w:b w:val="false"/>
+                <w:u w:val="none"/>
+                <w:strike w:val="false"/>
+                <w:sz w:val="21"/>
+                <w:szCs w:val="21"/>
+                <w:color w:val="000000"/>
+              </w:rPr>
+            </w:pPr>
+            <w:r>
+              <w:rPr>
+                <w:rFonts w:ascii="Arial" w:hAnsi="Arial" w:eastAsia="Arial" w:cs="Arial"/>
+                <w:i w:val="false"/>
+                <w:b w:val="true"/>
+                <w:u w:val="none"/>
+                <w:strike w:val="false"/>
+                <w:sz w:val="22"/>
+                <w:szCs w:val="22"/>
+                <w:color w:val="063360"/>
+              </w:rPr>
+              <w:t xml:space="preserve">Stress-test your design with AI</w:t>
+            </w:r>
+            <w:r>
+              <w:rPr>
+                <w:rFonts w:ascii="Arial" w:hAnsi="Arial" w:eastAsia="Arial" w:cs="Arial"/>
+                <w:i w:val="false"/>
+                <w:b w:val="false"/>
+                <w:u w:val="none"/>
+                <w:strike w:val="false"/>
+                <w:sz w:val="21"/>
+                <w:szCs w:val="21"/>
+                <w:color w:val="000000"/>
+              </w:rPr>
+              <w:br/>
+            </w:r>
+            <w:r>
+              <w:rPr>
+                <w:rFonts w:ascii="Arial" w:hAnsi="Arial" w:eastAsia="Arial" w:cs="Arial"/>
+                <w:i w:val="false"/>
+                <w:b w:val="false"/>
+                <w:u w:val="none"/>
+                <w:strike w:val="false"/>
+                <w:sz w:val="21"/>
+                <w:szCs w:val="21"/>
+                <w:color w:val="000000"/>
+              </w:rPr>
+              <w:t xml:space="preserve">Type your Part 1 answers and your counterfactual sentence into the AI tool. Prompt:</w:t>
+            </w:r>
+            <w:r>
+              <w:rPr>
+                <w:rFonts w:ascii="Arial" w:hAnsi="Arial" w:eastAsia="Arial" w:cs="Arial"/>
+                <w:i w:val="false"/>
+                <w:b w:val="false"/>
+                <w:u w:val="none"/>
+                <w:strike w:val="false"/>
+                <w:sz w:val="21"/>
+                <w:szCs w:val="21"/>
+                <w:color w:val="000000"/>
+              </w:rPr>
+              <w:br/>
+            </w:r>
+            <w:r>
+              <w:rPr>
+                <w:rFonts w:ascii="Arial" w:hAnsi="Arial" w:eastAsia="Arial" w:cs="Arial"/>
+                <w:i w:val="false"/>
+                <w:b w:val="false"/>
+                <w:u w:val="none"/>
+                <w:strike w:val="false"/>
+                <w:sz w:val="21"/>
+                <w:szCs w:val="21"/>
+                <w:color w:val="000000"/>
+              </w:rPr>
+              <w:t xml:space="preserve">"You are a sceptical commissioner. Ask me three questions about this design before you comment. Then name the one assumption that, if it broke, would make the estimate wrong."</w:t>
+            </w:r>
+            <w:r>
+              <w:rPr>
+                <w:rFonts w:ascii="Arial" w:hAnsi="Arial" w:eastAsia="Arial" w:cs="Arial"/>
+                <w:i w:val="false"/>
+                <w:b w:val="false"/>
+                <w:u w:val="none"/>
+                <w:strike w:val="false"/>
+                <w:sz w:val="21"/>
+                <w:szCs w:val="21"/>
+                <w:color w:val="000000"/>
+              </w:rPr>
+              <w:br/>
+            </w:r>
+            <w:r>
+              <w:rPr>
+                <w:rFonts w:ascii="Arial" w:hAnsi="Arial" w:eastAsia="Arial" w:cs="Arial"/>
+                <w:i w:val="false"/>
+                <w:b w:val="false"/>
+                <w:u w:val="none"/>
+                <w:strike w:val="false"/>
+                <w:sz w:val="21"/>
+                <w:szCs w:val="21"/>
+                <w:color w:val="000000"/>
+              </w:rPr>
+              <w:br/>
+            </w:r>
+            <w:r>
+              <w:rPr>
+                <w:rFonts w:ascii="Arial" w:hAnsi="Arial" w:eastAsia="Arial" w:cs="Arial"/>
+                <w:i w:val="false"/>
+                <w:b w:val="false"/>
+                <w:u w:val="none"/>
+                <w:strike w:val="false"/>
+                <w:sz w:val="21"/>
+                <w:szCs w:val="21"/>
+                <w:color w:val="000000"/>
+              </w:rPr>
+              <w:t xml:space="preserve">Check its answer in a fresh chat.</w:t>
+            </w:r>
+          </w:p>
+        </w:tc>
+        <w:tc>
+          <w:tcPr>
+            <w:tcBorders>
+              <w:bottom w:val="dashed" w:sz="8" w:space="0" w:color="9AA8B8"/>
+              <w:top w:val="dashed" w:sz="8" w:space="0" w:color="9AA8B8"/>
+              <w:left w:val="dashed" w:sz="8" w:space="0" w:color="9AA8B8"/>
+              <w:right w:val="dashed" w:sz="8" w:space="0" w:color="9AA8B8"/>
+            </w:tcBorders>
+            <w:shd w:val="clear" w:color="auto" w:fill="FFFFFF"/>
+            <w:tcMar>
+              <w:top w:w="0" w:type="dxa"/>
+              <w:bottom w:w="0" w:type="dxa"/>
+              <w:left w:w="0" w:type="dxa"/>
+              <w:right w:w="0" w:type="dxa"/>
+            </w:tcMar>
+            <w:vAlign w:val="top"/>
+          </w:tcPr>
+          <w:p>
+            <w:pPr>
+              <w:jc w:val="left"/>
+              <w:pBdr>
+                <w:bottom w:val="none" w:sz="0" w:space="0" w:color="000000"/>
+                <w:top w:val="none" w:sz="0" w:space="0" w:color="000000"/>
+                <w:left w:val="none" w:sz="0" w:space="0" w:color="000000"/>
+                <w:right w:val="none" w:sz="0" w:space="0" w:color="000000"/>
+              </w:pBdr>
+              <w:spacing w:after="200" w:before="200" w:line="240"/>
+              <w:ind w:left="200" w:right="200" w:firstLine="0" w:firstLineChars="0"/>
+              <w:rPr>
+                <w:rFonts w:ascii="Arial" w:hAnsi="Arial" w:eastAsia="Arial" w:cs="Arial"/>
+                <w:i w:val="false"/>
+                <w:b w:val="false"/>
+                <w:u w:val="none"/>
+                <w:strike w:val="false"/>
+                <w:sz w:val="21"/>
+                <w:szCs w:val="21"/>
+                <w:color w:val="000000"/>
+              </w:rPr>
+            </w:pPr>
+            <w:r>
+              <w:rPr>
+                <w:rFonts w:ascii="Arial" w:hAnsi="Arial" w:eastAsia="Arial" w:cs="Arial"/>
+                <w:i w:val="false"/>
+                <w:b w:val="true"/>
+                <w:u w:val="none"/>
+                <w:strike w:val="false"/>
+                <w:sz w:val="22"/>
+                <w:szCs w:val="22"/>
+                <w:color w:val="063360"/>
+              </w:rPr>
+              <w:t xml:space="preserve">Stress-test your design with AI</w:t>
+            </w:r>
+            <w:r>
+              <w:rPr>
+                <w:rFonts w:ascii="Arial" w:hAnsi="Arial" w:eastAsia="Arial" w:cs="Arial"/>
+                <w:i w:val="false"/>
+                <w:b w:val="false"/>
+                <w:u w:val="none"/>
+                <w:strike w:val="false"/>
+                <w:sz w:val="21"/>
+                <w:szCs w:val="21"/>
+                <w:color w:val="000000"/>
+              </w:rPr>
+              <w:br/>
+            </w:r>
+            <w:r>
+              <w:rPr>
+                <w:rFonts w:ascii="Arial" w:hAnsi="Arial" w:eastAsia="Arial" w:cs="Arial"/>
+                <w:i w:val="false"/>
+                <w:b w:val="false"/>
+                <w:u w:val="none"/>
+                <w:strike w:val="false"/>
+                <w:sz w:val="21"/>
+                <w:szCs w:val="21"/>
+                <w:color w:val="000000"/>
+              </w:rPr>
+              <w:t xml:space="preserve">Type your Part 1 answers and your counterfactual sentence into the AI tool. Prompt:</w:t>
+            </w:r>
+            <w:r>
+              <w:rPr>
+                <w:rFonts w:ascii="Arial" w:hAnsi="Arial" w:eastAsia="Arial" w:cs="Arial"/>
+                <w:i w:val="false"/>
+                <w:b w:val="false"/>
+                <w:u w:val="none"/>
+                <w:strike w:val="false"/>
+                <w:sz w:val="21"/>
+                <w:szCs w:val="21"/>
+                <w:color w:val="000000"/>
+              </w:rPr>
+              <w:br/>
+            </w:r>
+            <w:r>
+              <w:rPr>
+                <w:rFonts w:ascii="Arial" w:hAnsi="Arial" w:eastAsia="Arial" w:cs="Arial"/>
+                <w:i w:val="false"/>
+                <w:b w:val="false"/>
+                <w:u w:val="none"/>
+                <w:strike w:val="false"/>
+                <w:sz w:val="21"/>
+                <w:szCs w:val="21"/>
+                <w:color w:val="000000"/>
+              </w:rPr>
+              <w:t xml:space="preserve">"You are a sceptical commissioner. Ask me three questions about this design before you comment. Then name the one assumption that, if it broke, would make the estimate wrong."</w:t>
+            </w:r>
+            <w:r>
+              <w:rPr>
+                <w:rFonts w:ascii="Arial" w:hAnsi="Arial" w:eastAsia="Arial" w:cs="Arial"/>
+                <w:i w:val="false"/>
+                <w:b w:val="false"/>
+                <w:u w:val="none"/>
+                <w:strike w:val="false"/>
+                <w:sz w:val="21"/>
+                <w:szCs w:val="21"/>
+                <w:color w:val="000000"/>
+              </w:rPr>
+              <w:br/>
+            </w:r>
+            <w:r>
+              <w:rPr>
+                <w:rFonts w:ascii="Arial" w:hAnsi="Arial" w:eastAsia="Arial" w:cs="Arial"/>
+                <w:i w:val="false"/>
+                <w:b w:val="false"/>
+                <w:u w:val="none"/>
+                <w:strike w:val="false"/>
+                <w:sz w:val="21"/>
+                <w:szCs w:val="21"/>
+                <w:color w:val="000000"/>
+              </w:rPr>
+              <w:br/>
+            </w:r>
+            <w:r>
+              <w:rPr>
+                <w:rFonts w:ascii="Arial" w:hAnsi="Arial" w:eastAsia="Arial" w:cs="Arial"/>
+                <w:i w:val="false"/>
+                <w:b w:val="false"/>
+                <w:u w:val="none"/>
+                <w:strike w:val="false"/>
+                <w:sz w:val="21"/>
+                <w:szCs w:val="21"/>
+                <w:color w:val="000000"/>
+              </w:rPr>
+              <w:t xml:space="preserve">Check its answer in a fresh chat.</w:t>
+            </w:r>
+          </w:p>
+        </w:tc>
+      </w:tr>
+      <w:tr>
+        <w:trPr>
+          <w:trHeight w:val="4320" w:hRule="atLeast"/>
+        </w:trPr>
+        body2
+        <w:tc>
+          <w:tcPr>
+            <w:tcBorders>
+              <w:bottom w:val="dashed" w:sz="8" w:space="0" w:color="9AA8B8"/>
+              <w:top w:val="dashed" w:sz="8" w:space="0" w:color="9AA8B8"/>
+              <w:left w:val="dashed" w:sz="8" w:space="0" w:color="9AA8B8"/>
+              <w:right w:val="dashed" w:sz="8" w:space="0" w:color="9AA8B8"/>
+            </w:tcBorders>
+            <w:shd w:val="clear" w:color="auto" w:fill="FFFFFF"/>
+            <w:tcMar>
+              <w:top w:w="0" w:type="dxa"/>
+              <w:bottom w:w="0" w:type="dxa"/>
+              <w:left w:w="0" w:type="dxa"/>
+              <w:right w:w="0" w:type="dxa"/>
+            </w:tcMar>
+            <w:vAlign w:val="top"/>
+          </w:tcPr>
+          <w:p>
+            <w:pPr>
+              <w:jc w:val="left"/>
+              <w:pBdr>
+                <w:bottom w:val="none" w:sz="0" w:space="0" w:color="000000"/>
+                <w:top w:val="none" w:sz="0" w:space="0" w:color="000000"/>
+                <w:left w:val="none" w:sz="0" w:space="0" w:color="000000"/>
+                <w:right w:val="none" w:sz="0" w:space="0" w:color="000000"/>
+              </w:pBdr>
+              <w:spacing w:after="200" w:before="200" w:line="240"/>
+              <w:ind w:left="200" w:right="200" w:firstLine="0" w:firstLineChars="0"/>
+              <w:rPr>
+                <w:rFonts w:ascii="Arial" w:hAnsi="Arial" w:eastAsia="Arial" w:cs="Arial"/>
+                <w:i w:val="false"/>
+                <w:b w:val="false"/>
+                <w:u w:val="none"/>
+                <w:strike w:val="false"/>
+                <w:sz w:val="21"/>
+                <w:szCs w:val="21"/>
+                <w:color w:val="000000"/>
+              </w:rPr>
+            </w:pPr>
+            <w:r>
+              <w:rPr>
+                <w:rFonts w:ascii="Arial" w:hAnsi="Arial" w:eastAsia="Arial" w:cs="Arial"/>
+                <w:i w:val="false"/>
+                <w:b w:val="true"/>
+                <w:u w:val="none"/>
+                <w:strike w:val="false"/>
+                <w:sz w:val="22"/>
+                <w:szCs w:val="22"/>
+                <w:color w:val="063360"/>
+              </w:rPr>
+              <w:t xml:space="preserve">Stress-test your design with AI</w:t>
+            </w:r>
+            <w:r>
+              <w:rPr>
+                <w:rFonts w:ascii="Arial" w:hAnsi="Arial" w:eastAsia="Arial" w:cs="Arial"/>
+                <w:i w:val="false"/>
+                <w:b w:val="false"/>
+                <w:u w:val="none"/>
+                <w:strike w:val="false"/>
+                <w:sz w:val="21"/>
+                <w:szCs w:val="21"/>
+                <w:color w:val="000000"/>
+              </w:rPr>
+              <w:br/>
+            </w:r>
+            <w:r>
+              <w:rPr>
+                <w:rFonts w:ascii="Arial" w:hAnsi="Arial" w:eastAsia="Arial" w:cs="Arial"/>
+                <w:i w:val="false"/>
+                <w:b w:val="false"/>
+                <w:u w:val="none"/>
+                <w:strike w:val="false"/>
+                <w:sz w:val="21"/>
+                <w:szCs w:val="21"/>
+                <w:color w:val="000000"/>
+              </w:rPr>
+              <w:t xml:space="preserve">Type your Part 1 answers and your counterfactual sentence into the AI tool. Prompt:</w:t>
+            </w:r>
+            <w:r>
+              <w:rPr>
+                <w:rFonts w:ascii="Arial" w:hAnsi="Arial" w:eastAsia="Arial" w:cs="Arial"/>
+                <w:i w:val="false"/>
+                <w:b w:val="false"/>
+                <w:u w:val="none"/>
+                <w:strike w:val="false"/>
+                <w:sz w:val="21"/>
+                <w:szCs w:val="21"/>
+                <w:color w:val="000000"/>
+              </w:rPr>
+              <w:br/>
+            </w:r>
+            <w:r>
+              <w:rPr>
+                <w:rFonts w:ascii="Arial" w:hAnsi="Arial" w:eastAsia="Arial" w:cs="Arial"/>
+                <w:i w:val="false"/>
+                <w:b w:val="false"/>
+                <w:u w:val="none"/>
+                <w:strike w:val="false"/>
+                <w:sz w:val="21"/>
+                <w:szCs w:val="21"/>
+                <w:color w:val="000000"/>
+              </w:rPr>
+              <w:t xml:space="preserve">"You are a sceptical commissioner. Ask me three questions about this design before you comment. Then name the one assumption that, if it broke, would make the estimate wrong."</w:t>
+            </w:r>
+            <w:r>
+              <w:rPr>
+                <w:rFonts w:ascii="Arial" w:hAnsi="Arial" w:eastAsia="Arial" w:cs="Arial"/>
+                <w:i w:val="false"/>
+                <w:b w:val="false"/>
+                <w:u w:val="none"/>
+                <w:strike w:val="false"/>
+                <w:sz w:val="21"/>
+                <w:szCs w:val="21"/>
+                <w:color w:val="000000"/>
+              </w:rPr>
+              <w:br/>
+            </w:r>
+            <w:r>
+              <w:rPr>
+                <w:rFonts w:ascii="Arial" w:hAnsi="Arial" w:eastAsia="Arial" w:cs="Arial"/>
+                <w:i w:val="false"/>
+                <w:b w:val="false"/>
+                <w:u w:val="none"/>
+                <w:strike w:val="false"/>
+                <w:sz w:val="21"/>
+                <w:szCs w:val="21"/>
+                <w:color w:val="000000"/>
+              </w:rPr>
+              <w:br/>
+            </w:r>
+            <w:r>
+              <w:rPr>
+                <w:rFonts w:ascii="Arial" w:hAnsi="Arial" w:eastAsia="Arial" w:cs="Arial"/>
+                <w:i w:val="false"/>
+                <w:b w:val="false"/>
+                <w:u w:val="none"/>
+                <w:strike w:val="false"/>
+                <w:sz w:val="21"/>
+                <w:szCs w:val="21"/>
+                <w:color w:val="000000"/>
+              </w:rPr>
+              <w:t xml:space="preserve">Check its answer in a fresh chat.</w:t>
+            </w:r>
+          </w:p>
+        </w:tc>
+        <w:tc>
+          <w:tcPr>
+            <w:tcBorders>
+              <w:bottom w:val="dashed" w:sz="8" w:space="0" w:color="9AA8B8"/>
+              <w:top w:val="dashed" w:sz="8" w:space="0" w:color="9AA8B8"/>
+              <w:left w:val="dashed" w:sz="8" w:space="0" w:color="9AA8B8"/>
+              <w:right w:val="dashed" w:sz="8" w:space="0" w:color="9AA8B8"/>
+            </w:tcBorders>
+            <w:shd w:val="clear" w:color="auto" w:fill="FFFFFF"/>
+            <w:tcMar>
+              <w:top w:w="0" w:type="dxa"/>
+              <w:bottom w:w="0" w:type="dxa"/>
+              <w:left w:w="0" w:type="dxa"/>
+              <w:right w:w="0" w:type="dxa"/>
+            </w:tcMar>
+            <w:vAlign w:val="top"/>
+          </w:tcPr>
+          <w:p>
+            <w:pPr>
+              <w:jc w:val="left"/>
+              <w:pBdr>
+                <w:bottom w:val="none" w:sz="0" w:space="0" w:color="000000"/>
+                <w:top w:val="none" w:sz="0" w:space="0" w:color="000000"/>
+                <w:left w:val="none" w:sz="0" w:space="0" w:color="000000"/>
+                <w:right w:val="none" w:sz="0" w:space="0" w:color="000000"/>
+              </w:pBdr>
+              <w:spacing w:after="200" w:before="200" w:line="240"/>
+              <w:ind w:left="200" w:right="200" w:firstLine="0" w:firstLineChars="0"/>
+              <w:rPr>
+                <w:rFonts w:ascii="Arial" w:hAnsi="Arial" w:eastAsia="Arial" w:cs="Arial"/>
+                <w:i w:val="false"/>
+                <w:b w:val="false"/>
+                <w:u w:val="none"/>
+                <w:strike w:val="false"/>
+                <w:sz w:val="21"/>
+                <w:szCs w:val="21"/>
+                <w:color w:val="000000"/>
+              </w:rPr>
+            </w:pPr>
+            <w:r>
+              <w:rPr>
+                <w:rFonts w:ascii="Arial" w:hAnsi="Arial" w:eastAsia="Arial" w:cs="Arial"/>
+                <w:i w:val="false"/>
+                <w:b w:val="true"/>
+                <w:u w:val="none"/>
+                <w:strike w:val="false"/>
+                <w:sz w:val="22"/>
+                <w:szCs w:val="22"/>
+                <w:color w:val="063360"/>
+              </w:rPr>
+              <w:t xml:space="preserve">Stress-test your design with AI</w:t>
+            </w:r>
+            <w:r>
+              <w:rPr>
+                <w:rFonts w:ascii="Arial" w:hAnsi="Arial" w:eastAsia="Arial" w:cs="Arial"/>
+                <w:i w:val="false"/>
+                <w:b w:val="false"/>
+                <w:u w:val="none"/>
+                <w:strike w:val="false"/>
+                <w:sz w:val="21"/>
+                <w:szCs w:val="21"/>
+                <w:color w:val="000000"/>
+              </w:rPr>
+              <w:br/>
+            </w:r>
+            <w:r>
+              <w:rPr>
+                <w:rFonts w:ascii="Arial" w:hAnsi="Arial" w:eastAsia="Arial" w:cs="Arial"/>
+                <w:i w:val="false"/>
+                <w:b w:val="false"/>
+                <w:u w:val="none"/>
+                <w:strike w:val="false"/>
+                <w:sz w:val="21"/>
+                <w:szCs w:val="21"/>
+                <w:color w:val="000000"/>
+              </w:rPr>
+              <w:t xml:space="preserve">Type your Part 1 answers and your counterfactual sentence into the AI tool. Prompt:</w:t>
+            </w:r>
+            <w:r>
+              <w:rPr>
+                <w:rFonts w:ascii="Arial" w:hAnsi="Arial" w:eastAsia="Arial" w:cs="Arial"/>
+                <w:i w:val="false"/>
+                <w:b w:val="false"/>
+                <w:u w:val="none"/>
+                <w:strike w:val="false"/>
+                <w:sz w:val="21"/>
+                <w:szCs w:val="21"/>
+                <w:color w:val="000000"/>
+              </w:rPr>
+              <w:br/>
+            </w:r>
+            <w:r>
+              <w:rPr>
+                <w:rFonts w:ascii="Arial" w:hAnsi="Arial" w:eastAsia="Arial" w:cs="Arial"/>
+                <w:i w:val="false"/>
+                <w:b w:val="false"/>
+                <w:u w:val="none"/>
+                <w:strike w:val="false"/>
+                <w:sz w:val="21"/>
+                <w:szCs w:val="21"/>
+                <w:color w:val="000000"/>
+              </w:rPr>
+              <w:t xml:space="preserve">"You are a sceptical commissioner. Ask me three questions about this design before you comment. Then name the one assumption that, if it broke, would make the estimate wrong."</w:t>
+            </w:r>
+            <w:r>
+              <w:rPr>
+                <w:rFonts w:ascii="Arial" w:hAnsi="Arial" w:eastAsia="Arial" w:cs="Arial"/>
+                <w:i w:val="false"/>
+                <w:b w:val="false"/>
+                <w:u w:val="none"/>
+                <w:strike w:val="false"/>
+                <w:sz w:val="21"/>
+                <w:szCs w:val="21"/>
+                <w:color w:val="000000"/>
+              </w:rPr>
+              <w:br/>
+            </w:r>
+            <w:r>
+              <w:rPr>
+                <w:rFonts w:ascii="Arial" w:hAnsi="Arial" w:eastAsia="Arial" w:cs="Arial"/>
+                <w:i w:val="false"/>
+                <w:b w:val="false"/>
+                <w:u w:val="none"/>
+                <w:strike w:val="false"/>
+                <w:sz w:val="21"/>
+                <w:szCs w:val="21"/>
+                <w:color w:val="000000"/>
+              </w:rPr>
+              <w:br/>
+            </w:r>
+            <w:r>
+              <w:rPr>
+                <w:rFonts w:ascii="Arial" w:hAnsi="Arial" w:eastAsia="Arial" w:cs="Arial"/>
+                <w:i w:val="false"/>
+                <w:b w:val="false"/>
+                <w:u w:val="none"/>
+                <w:strike w:val="false"/>
+                <w:sz w:val="21"/>
+                <w:szCs w:val="21"/>
+                <w:color w:val="000000"/>
+              </w:rPr>
+              <w:t xml:space="preserve">Check its answer in a fresh chat.</w:t>
+            </w:r>
+          </w:p>
+        </w:tc>
+      </w:tr>
+    </w:tbl>
+    <w:p>
+      <w:pPr/>
+      <w:r>
+        <w:br w:type="page"/>
+      </w:r>
+    </w:p>
+    <w:p>
+      <w:pPr>
+        <w:pStyle w:val="Normal"/>
+        <w:jc w:val="left"/>
+        <w:pBdr>
+          <w:bottom w:val="none" w:sz="0" w:space="0" w:color="000000"/>
+          <w:top w:val="none" w:sz="0" w:space="0" w:color="000000"/>
+          <w:left w:val="none" w:sz="0" w:space="0" w:color="000000"/>
+          <w:right w:val="none" w:sz="0" w:space="0" w:color="000000"/>
+        </w:pBdr>
+        <w:spacing w:after="0" w:before="0" w:line="240"/>
+        <w:ind w:left="0" w:right="0" w:firstLine="0" w:firstLineChars="0"/>
+      </w:pPr>
+      <w:r>
+        <w:rPr>
+          <w:rFonts w:ascii="Arial" w:hAnsi="Arial" w:eastAsia="Arial" w:cs="Arial"/>
+          <w:i w:val="false"/>
+          <w:b w:val="false"/>
+          <w:u w:val="none"/>
+          <w:strike w:val="false"/>
+          <w:sz w:val="18"/>
+          <w:szCs w:val="18"/>
+          <w:color w:val="545860"/>
+        </w:rPr>
+        <w:t xml:space="preserve">Module 2 · Day 4, Session 3 · Plan Your Own Evaluation</w:t>
+      </w:r>
+    </w:p>
+    <w:p>
+      <w:pPr>
+        <w:pStyle w:val="Normal"/>
+        <w:jc w:val="left"/>
+        <w:pBdr>
+          <w:bottom w:val="none" w:sz="0" w:space="0" w:color="000000"/>
+          <w:top w:val="none" w:sz="0" w:space="0" w:color="000000"/>
+          <w:left w:val="none" w:sz="0" w:space="0" w:color="000000"/>
+          <w:right w:val="none" w:sz="0" w:space="0" w:color="000000"/>
+        </w:pBdr>
+        <w:spacing w:after="40" w:before="0" w:line="240"/>
+        <w:ind w:left="0" w:right="0" w:firstLine="0" w:firstLineChars="0"/>
+      </w:pPr>
+      <w:r>
+        <w:rPr>
+          <w:rFonts w:ascii="Arial" w:hAnsi="Arial" w:eastAsia="Arial" w:cs="Arial"/>
+          <w:i w:val="false"/>
+          <w:b w:val="true"/>
+          <w:u w:val="none"/>
+          <w:strike w:val="false"/>
           <w:sz w:val="36"/>
           <w:szCs w:val="36"/>
           <w:color w:val="063360"/>
@@ -3084,7 +4252,6 @@
           </w:tcPr>
           <w:p>
             <w:pPr>
-              <w:pStyle w:val="Normal"/>
               <w:jc w:val="left"/>
               <w:pBdr>
                 <w:bottom w:val="none" w:sz="0" w:space="0" w:color="000000"/>
@@ -3094,6 +4261,16 @@
               </w:pBdr>
               <w:spacing w:after="200" w:before="200" w:line="240"/>
               <w:ind w:left="200" w:right="200" w:firstLine="0" w:firstLineChars="0"/>
+              <w:rPr>
+                <w:rFonts w:ascii="Arial" w:hAnsi="Arial" w:eastAsia="Arial" w:cs="Arial"/>
+                <w:i w:val="false"/>
+                <w:b w:val="false"/>
+                <w:u w:val="none"/>
+                <w:strike w:val="false"/>
+                <w:sz w:val="21"/>
+                <w:szCs w:val="21"/>
+                <w:color w:val="000000"/>
+              </w:rPr>
             </w:pPr>
             <w:r>
               <w:rPr>
@@ -3101,6 +4278,7 @@
                 <w:i w:val="false"/>
                 <w:b w:val="true"/>
                 <w:u w:val="none"/>
+                <w:strike w:val="false"/>
                 <w:sz w:val="22"/>
                 <w:szCs w:val="22"/>
                 <w:color w:val="063360"/>
@@ -3113,18 +4291,20 @@
                 <w:i w:val="false"/>
                 <w:b w:val="false"/>
                 <w:u w:val="none"/>
-                <w:sz w:val="21"/>
-                <w:szCs w:val="21"/>
-                <w:color w:val="000000"/>
-              </w:rPr>
-              <w:br/>
-            </w:r>
-            <w:r>
-              <w:rPr>
-                <w:rFonts w:ascii="Arial" w:hAnsi="Arial" w:eastAsia="Arial" w:cs="Arial"/>
-                <w:i w:val="false"/>
-                <w:b w:val="false"/>
-                <w:u w:val="none"/>
+                <w:strike w:val="false"/>
+                <w:sz w:val="21"/>
+                <w:szCs w:val="21"/>
+                <w:color w:val="000000"/>
+              </w:rPr>
+              <w:br/>
+            </w:r>
+            <w:r>
+              <w:rPr>
+                <w:rFonts w:ascii="Arial" w:hAnsi="Arial" w:eastAsia="Arial" w:cs="Arial"/>
+                <w:i w:val="false"/>
+                <w:b w:val="false"/>
+                <w:u w:val="none"/>
+                <w:strike w:val="false"/>
                 <w:sz w:val="21"/>
                 <w:szCs w:val="21"/>
                 <w:color w:val="000000"/>
@@ -3137,42 +4317,46 @@
                 <w:i w:val="false"/>
                 <w:b w:val="false"/>
                 <w:u w:val="none"/>
-                <w:sz w:val="21"/>
-                <w:szCs w:val="21"/>
-                <w:color w:val="000000"/>
-              </w:rPr>
-              <w:br/>
-            </w:r>
-            <w:r>
-              <w:rPr>
-                <w:rFonts w:ascii="Arial" w:hAnsi="Arial" w:eastAsia="Arial" w:cs="Arial"/>
-                <w:i w:val="false"/>
-                <w:b w:val="false"/>
-                <w:u w:val="none"/>
-                <w:sz w:val="21"/>
-                <w:szCs w:val="21"/>
-                <w:color w:val="000000"/>
-              </w:rPr>
-              <w:br/>
-            </w:r>
-            <w:r>
-              <w:rPr>
-                <w:rFonts w:ascii="Arial" w:hAnsi="Arial" w:eastAsia="Arial" w:cs="Arial"/>
-                <w:i w:val="false"/>
-                <w:b w:val="false"/>
-                <w:u w:val="none"/>
-                <w:sz w:val="21"/>
-                <w:szCs w:val="21"/>
-                <w:color w:val="000000"/>
-              </w:rPr>
-              <w:br/>
-            </w:r>
-            <w:r>
-              <w:rPr>
-                <w:rFonts w:ascii="Arial" w:hAnsi="Arial" w:eastAsia="Arial" w:cs="Arial"/>
-                <w:i w:val="false"/>
-                <w:b w:val="false"/>
-                <w:u w:val="none"/>
+                <w:strike w:val="false"/>
+                <w:sz w:val="21"/>
+                <w:szCs w:val="21"/>
+                <w:color w:val="000000"/>
+              </w:rPr>
+              <w:br/>
+            </w:r>
+            <w:r>
+              <w:rPr>
+                <w:rFonts w:ascii="Arial" w:hAnsi="Arial" w:eastAsia="Arial" w:cs="Arial"/>
+                <w:i w:val="false"/>
+                <w:b w:val="false"/>
+                <w:u w:val="none"/>
+                <w:strike w:val="false"/>
+                <w:sz w:val="21"/>
+                <w:szCs w:val="21"/>
+                <w:color w:val="000000"/>
+              </w:rPr>
+              <w:br/>
+            </w:r>
+            <w:r>
+              <w:rPr>
+                <w:rFonts w:ascii="Arial" w:hAnsi="Arial" w:eastAsia="Arial" w:cs="Arial"/>
+                <w:i w:val="false"/>
+                <w:b w:val="false"/>
+                <w:u w:val="none"/>
+                <w:strike w:val="false"/>
+                <w:sz w:val="21"/>
+                <w:szCs w:val="21"/>
+                <w:color w:val="000000"/>
+              </w:rPr>
+              <w:br/>
+            </w:r>
+            <w:r>
+              <w:rPr>
+                <w:rFonts w:ascii="Arial" w:hAnsi="Arial" w:eastAsia="Arial" w:cs="Arial"/>
+                <w:i w:val="false"/>
+                <w:b w:val="false"/>
+                <w:u w:val="none"/>
+                <w:strike w:val="false"/>
                 <w:sz w:val="21"/>
                 <w:szCs w:val="21"/>
                 <w:color w:val="000000"/>
@@ -3185,42 +4369,46 @@
                 <w:i w:val="false"/>
                 <w:b w:val="false"/>
                 <w:u w:val="none"/>
-                <w:sz w:val="21"/>
-                <w:szCs w:val="21"/>
-                <w:color w:val="000000"/>
-              </w:rPr>
-              <w:br/>
-            </w:r>
-            <w:r>
-              <w:rPr>
-                <w:rFonts w:ascii="Arial" w:hAnsi="Arial" w:eastAsia="Arial" w:cs="Arial"/>
-                <w:i w:val="false"/>
-                <w:b w:val="false"/>
-                <w:u w:val="none"/>
-                <w:sz w:val="21"/>
-                <w:szCs w:val="21"/>
-                <w:color w:val="000000"/>
-              </w:rPr>
-              <w:br/>
-            </w:r>
-            <w:r>
-              <w:rPr>
-                <w:rFonts w:ascii="Arial" w:hAnsi="Arial" w:eastAsia="Arial" w:cs="Arial"/>
-                <w:i w:val="false"/>
-                <w:b w:val="false"/>
-                <w:u w:val="none"/>
-                <w:sz w:val="21"/>
-                <w:szCs w:val="21"/>
-                <w:color w:val="000000"/>
-              </w:rPr>
-              <w:br/>
-            </w:r>
-            <w:r>
-              <w:rPr>
-                <w:rFonts w:ascii="Arial" w:hAnsi="Arial" w:eastAsia="Arial" w:cs="Arial"/>
-                <w:i w:val="false"/>
-                <w:b w:val="false"/>
-                <w:u w:val="none"/>
+                <w:strike w:val="false"/>
+                <w:sz w:val="21"/>
+                <w:szCs w:val="21"/>
+                <w:color w:val="000000"/>
+              </w:rPr>
+              <w:br/>
+            </w:r>
+            <w:r>
+              <w:rPr>
+                <w:rFonts w:ascii="Arial" w:hAnsi="Arial" w:eastAsia="Arial" w:cs="Arial"/>
+                <w:i w:val="false"/>
+                <w:b w:val="false"/>
+                <w:u w:val="none"/>
+                <w:strike w:val="false"/>
+                <w:sz w:val="21"/>
+                <w:szCs w:val="21"/>
+                <w:color w:val="000000"/>
+              </w:rPr>
+              <w:br/>
+            </w:r>
+            <w:r>
+              <w:rPr>
+                <w:rFonts w:ascii="Arial" w:hAnsi="Arial" w:eastAsia="Arial" w:cs="Arial"/>
+                <w:i w:val="false"/>
+                <w:b w:val="false"/>
+                <w:u w:val="none"/>
+                <w:strike w:val="false"/>
+                <w:sz w:val="21"/>
+                <w:szCs w:val="21"/>
+                <w:color w:val="000000"/>
+              </w:rPr>
+              <w:br/>
+            </w:r>
+            <w:r>
+              <w:rPr>
+                <w:rFonts w:ascii="Arial" w:hAnsi="Arial" w:eastAsia="Arial" w:cs="Arial"/>
+                <w:i w:val="false"/>
+                <w:b w:val="false"/>
+                <w:u w:val="none"/>
+                <w:strike w:val="false"/>
                 <w:sz w:val="21"/>
                 <w:szCs w:val="21"/>
                 <w:color w:val="000000"/>
@@ -3233,42 +4421,98 @@
                 <w:i w:val="false"/>
                 <w:b w:val="false"/>
                 <w:u w:val="none"/>
-                <w:sz w:val="21"/>
-                <w:szCs w:val="21"/>
-                <w:color w:val="000000"/>
-              </w:rPr>
-              <w:br/>
-            </w:r>
-            <w:r>
-              <w:rPr>
-                <w:rFonts w:ascii="Arial" w:hAnsi="Arial" w:eastAsia="Arial" w:cs="Arial"/>
-                <w:i w:val="false"/>
-                <w:b w:val="false"/>
-                <w:u w:val="none"/>
-                <w:sz w:val="21"/>
-                <w:szCs w:val="21"/>
-                <w:color w:val="000000"/>
-              </w:rPr>
-              <w:br/>
-            </w:r>
-            <w:r>
-              <w:rPr>
-                <w:rFonts w:ascii="Arial" w:hAnsi="Arial" w:eastAsia="Arial" w:cs="Arial"/>
-                <w:i w:val="false"/>
-                <w:b w:val="false"/>
-                <w:u w:val="none"/>
-                <w:sz w:val="21"/>
-                <w:szCs w:val="21"/>
-                <w:color w:val="000000"/>
-              </w:rPr>
-              <w:br/>
-            </w:r>
-            <w:r>
-              <w:rPr>
-                <w:rFonts w:ascii="Arial" w:hAnsi="Arial" w:eastAsia="Arial" w:cs="Arial"/>
-                <w:i w:val="false"/>
-                <w:b w:val="false"/>
-                <w:u w:val="none"/>
+                <w:strike w:val="false"/>
+                <w:sz w:val="21"/>
+                <w:szCs w:val="21"/>
+                <w:color w:val="000000"/>
+              </w:rPr>
+              <w:br/>
+            </w:r>
+            <w:r>
+              <w:rPr>
+                <w:rFonts w:ascii="Arial" w:hAnsi="Arial" w:eastAsia="Arial" w:cs="Arial"/>
+                <w:i w:val="false"/>
+                <w:b w:val="false"/>
+                <w:u w:val="none"/>
+                <w:strike w:val="false"/>
+                <w:sz w:val="21"/>
+                <w:szCs w:val="21"/>
+                <w:color w:val="000000"/>
+              </w:rPr>
+              <w:br/>
+            </w:r>
+            <w:r>
+              <w:rPr>
+                <w:rFonts w:ascii="Arial" w:hAnsi="Arial" w:eastAsia="Arial" w:cs="Arial"/>
+                <w:i w:val="false"/>
+                <w:b w:val="false"/>
+                <w:u w:val="none"/>
+                <w:strike w:val="false"/>
+                <w:sz w:val="21"/>
+                <w:szCs w:val="21"/>
+                <w:color w:val="000000"/>
+              </w:rPr>
+              <w:br/>
+            </w:r>
+            <w:r>
+              <w:rPr>
+                <w:rFonts w:ascii="Arial" w:hAnsi="Arial" w:eastAsia="Arial" w:cs="Arial"/>
+                <w:i w:val="false"/>
+                <w:b w:val="false"/>
+                <w:u w:val="none"/>
+                <w:strike w:val="false"/>
+                <w:sz w:val="21"/>
+                <w:szCs w:val="21"/>
+                <w:color w:val="000000"/>
+              </w:rPr>
+              <w:t xml:space="preserve">4. Which trap from this week could hit it? (headline vs preferred estimate, horizon, truncated axis, missing threshold)</w:t>
+            </w:r>
+            <w:r>
+              <w:rPr>
+                <w:rFonts w:ascii="Arial" w:hAnsi="Arial" w:eastAsia="Arial" w:cs="Arial"/>
+                <w:i w:val="false"/>
+                <w:b w:val="false"/>
+                <w:u w:val="none"/>
+                <w:strike w:val="false"/>
+                <w:sz w:val="21"/>
+                <w:szCs w:val="21"/>
+                <w:color w:val="000000"/>
+              </w:rPr>
+              <w:br/>
+            </w:r>
+            <w:r>
+              <w:rPr>
+                <w:rFonts w:ascii="Arial" w:hAnsi="Arial" w:eastAsia="Arial" w:cs="Arial"/>
+                <w:i w:val="false"/>
+                <w:b w:val="false"/>
+                <w:u w:val="none"/>
+                <w:strike w:val="false"/>
+                <w:sz w:val="21"/>
+                <w:szCs w:val="21"/>
+                <w:color w:val="000000"/>
+              </w:rPr>
+              <w:br/>
+            </w:r>
+            <w:r>
+              <w:rPr>
+                <w:rFonts w:ascii="Arial" w:hAnsi="Arial" w:eastAsia="Arial" w:cs="Arial"/>
+                <w:i w:val="false"/>
+                <w:b w:val="false"/>
+                <w:u w:val="none"/>
+                <w:strike w:val="false"/>
+                <w:sz w:val="21"/>
+                <w:szCs w:val="21"/>
+                <w:color w:val="000000"/>
+              </w:rPr>
+              <w:br/>
+            </w:r>
+            <w:r>
+              <w:rPr>
+                <w:rFonts w:ascii="Arial" w:hAnsi="Arial" w:eastAsia="Arial" w:cs="Arial"/>
+                <w:i w:val="false"/>
+                <w:b w:val="false"/>
+                <w:u w:val="none"/>
+                <w:strike w:val="false"/>
                 <w:sz w:val="21"/>
                 <w:szCs w:val="21"/>
                 <w:color w:val="000000"/>
@@ -3296,7 +4540,6 @@
           </w:tcPr>
           <w:p>
             <w:pPr>
-              <w:pStyle w:val="Normal"/>
               <w:jc w:val="left"/>
               <w:pBdr>
                 <w:bottom w:val="none" w:sz="0" w:space="0" w:color="000000"/>
@@ -3306,6 +4549,16 @@
               </w:pBdr>
               <w:spacing w:after="200" w:before="200" w:line="240"/>
               <w:ind w:left="200" w:right="200" w:firstLine="0" w:firstLineChars="0"/>
+              <w:rPr>
+                <w:rFonts w:ascii="Arial" w:hAnsi="Arial" w:eastAsia="Arial" w:cs="Arial"/>
+                <w:i w:val="false"/>
+                <w:b w:val="false"/>
+                <w:u w:val="none"/>
+                <w:strike w:val="false"/>
+                <w:sz w:val="21"/>
+                <w:szCs w:val="21"/>
+                <w:color w:val="000000"/>
+              </w:rPr>
             </w:pPr>
             <w:r>
               <w:rPr>
@@ -3313,6 +4566,7 @@
                 <w:i w:val="false"/>
                 <w:b w:val="true"/>
                 <w:u w:val="none"/>
+                <w:strike w:val="false"/>
                 <w:sz w:val="22"/>
                 <w:szCs w:val="22"/>
                 <w:color w:val="063360"/>
@@ -3325,18 +4579,20 @@
                 <w:i w:val="false"/>
                 <w:b w:val="false"/>
                 <w:u w:val="none"/>
-                <w:sz w:val="21"/>
-                <w:szCs w:val="21"/>
-                <w:color w:val="000000"/>
-              </w:rPr>
-              <w:br/>
-            </w:r>
-            <w:r>
-              <w:rPr>
-                <w:rFonts w:ascii="Arial" w:hAnsi="Arial" w:eastAsia="Arial" w:cs="Arial"/>
-                <w:i w:val="false"/>
-                <w:b w:val="false"/>
-                <w:u w:val="none"/>
+                <w:strike w:val="false"/>
+                <w:sz w:val="21"/>
+                <w:szCs w:val="21"/>
+                <w:color w:val="000000"/>
+              </w:rPr>
+              <w:br/>
+            </w:r>
+            <w:r>
+              <w:rPr>
+                <w:rFonts w:ascii="Arial" w:hAnsi="Arial" w:eastAsia="Arial" w:cs="Arial"/>
+                <w:i w:val="false"/>
+                <w:b w:val="false"/>
+                <w:u w:val="none"/>
+                <w:strike w:val="false"/>
                 <w:sz w:val="21"/>
                 <w:szCs w:val="21"/>
                 <w:color w:val="000000"/>
@@ -3349,42 +4605,46 @@
                 <w:i w:val="false"/>
                 <w:b w:val="false"/>
                 <w:u w:val="none"/>
-                <w:sz w:val="21"/>
-                <w:szCs w:val="21"/>
-                <w:color w:val="000000"/>
-              </w:rPr>
-              <w:br/>
-            </w:r>
-            <w:r>
-              <w:rPr>
-                <w:rFonts w:ascii="Arial" w:hAnsi="Arial" w:eastAsia="Arial" w:cs="Arial"/>
-                <w:i w:val="false"/>
-                <w:b w:val="false"/>
-                <w:u w:val="none"/>
-                <w:sz w:val="21"/>
-                <w:szCs w:val="21"/>
-                <w:color w:val="000000"/>
-              </w:rPr>
-              <w:br/>
-            </w:r>
-            <w:r>
-              <w:rPr>
-                <w:rFonts w:ascii="Arial" w:hAnsi="Arial" w:eastAsia="Arial" w:cs="Arial"/>
-                <w:i w:val="false"/>
-                <w:b w:val="false"/>
-                <w:u w:val="none"/>
-                <w:sz w:val="21"/>
-                <w:szCs w:val="21"/>
-                <w:color w:val="000000"/>
-              </w:rPr>
-              <w:br/>
-            </w:r>
-            <w:r>
-              <w:rPr>
-                <w:rFonts w:ascii="Arial" w:hAnsi="Arial" w:eastAsia="Arial" w:cs="Arial"/>
-                <w:i w:val="false"/>
-                <w:b w:val="false"/>
-                <w:u w:val="none"/>
+                <w:strike w:val="false"/>
+                <w:sz w:val="21"/>
+                <w:szCs w:val="21"/>
+                <w:color w:val="000000"/>
+              </w:rPr>
+              <w:br/>
+            </w:r>
+            <w:r>
+              <w:rPr>
+                <w:rFonts w:ascii="Arial" w:hAnsi="Arial" w:eastAsia="Arial" w:cs="Arial"/>
+                <w:i w:val="false"/>
+                <w:b w:val="false"/>
+                <w:u w:val="none"/>
+                <w:strike w:val="false"/>
+                <w:sz w:val="21"/>
+                <w:szCs w:val="21"/>
+                <w:color w:val="000000"/>
+              </w:rPr>
+              <w:br/>
+            </w:r>
+            <w:r>
+              <w:rPr>
+                <w:rFonts w:ascii="Arial" w:hAnsi="Arial" w:eastAsia="Arial" w:cs="Arial"/>
+                <w:i w:val="false"/>
+                <w:b w:val="false"/>
+                <w:u w:val="none"/>
+                <w:strike w:val="false"/>
+                <w:sz w:val="21"/>
+                <w:szCs w:val="21"/>
+                <w:color w:val="000000"/>
+              </w:rPr>
+              <w:br/>
+            </w:r>
+            <w:r>
+              <w:rPr>
+                <w:rFonts w:ascii="Arial" w:hAnsi="Arial" w:eastAsia="Arial" w:cs="Arial"/>
+                <w:i w:val="false"/>
+                <w:b w:val="false"/>
+                <w:u w:val="none"/>
+                <w:strike w:val="false"/>
                 <w:sz w:val="21"/>
                 <w:szCs w:val="21"/>
                 <w:color w:val="000000"/>
@@ -3397,42 +4657,46 @@
                 <w:i w:val="false"/>
                 <w:b w:val="false"/>
                 <w:u w:val="none"/>
-                <w:sz w:val="21"/>
-                <w:szCs w:val="21"/>
-                <w:color w:val="000000"/>
-              </w:rPr>
-              <w:br/>
-            </w:r>
-            <w:r>
-              <w:rPr>
-                <w:rFonts w:ascii="Arial" w:hAnsi="Arial" w:eastAsia="Arial" w:cs="Arial"/>
-                <w:i w:val="false"/>
-                <w:b w:val="false"/>
-                <w:u w:val="none"/>
-                <w:sz w:val="21"/>
-                <w:szCs w:val="21"/>
-                <w:color w:val="000000"/>
-              </w:rPr>
-              <w:br/>
-            </w:r>
-            <w:r>
-              <w:rPr>
-                <w:rFonts w:ascii="Arial" w:hAnsi="Arial" w:eastAsia="Arial" w:cs="Arial"/>
-                <w:i w:val="false"/>
-                <w:b w:val="false"/>
-                <w:u w:val="none"/>
-                <w:sz w:val="21"/>
-                <w:szCs w:val="21"/>
-                <w:color w:val="000000"/>
-              </w:rPr>
-              <w:br/>
-            </w:r>
-            <w:r>
-              <w:rPr>
-                <w:rFonts w:ascii="Arial" w:hAnsi="Arial" w:eastAsia="Arial" w:cs="Arial"/>
-                <w:i w:val="false"/>
-                <w:b w:val="false"/>
-                <w:u w:val="none"/>
+                <w:strike w:val="false"/>
+                <w:sz w:val="21"/>
+                <w:szCs w:val="21"/>
+                <w:color w:val="000000"/>
+              </w:rPr>
+              <w:br/>
+            </w:r>
+            <w:r>
+              <w:rPr>
+                <w:rFonts w:ascii="Arial" w:hAnsi="Arial" w:eastAsia="Arial" w:cs="Arial"/>
+                <w:i w:val="false"/>
+                <w:b w:val="false"/>
+                <w:u w:val="none"/>
+                <w:strike w:val="false"/>
+                <w:sz w:val="21"/>
+                <w:szCs w:val="21"/>
+                <w:color w:val="000000"/>
+              </w:rPr>
+              <w:br/>
+            </w:r>
+            <w:r>
+              <w:rPr>
+                <w:rFonts w:ascii="Arial" w:hAnsi="Arial" w:eastAsia="Arial" w:cs="Arial"/>
+                <w:i w:val="false"/>
+                <w:b w:val="false"/>
+                <w:u w:val="none"/>
+                <w:strike w:val="false"/>
+                <w:sz w:val="21"/>
+                <w:szCs w:val="21"/>
+                <w:color w:val="000000"/>
+              </w:rPr>
+              <w:br/>
+            </w:r>
+            <w:r>
+              <w:rPr>
+                <w:rFonts w:ascii="Arial" w:hAnsi="Arial" w:eastAsia="Arial" w:cs="Arial"/>
+                <w:i w:val="false"/>
+                <w:b w:val="false"/>
+                <w:u w:val="none"/>
+                <w:strike w:val="false"/>
                 <w:sz w:val="21"/>
                 <w:szCs w:val="21"/>
                 <w:color w:val="000000"/>
@@ -3445,42 +4709,98 @@
                 <w:i w:val="false"/>
                 <w:b w:val="false"/>
                 <w:u w:val="none"/>
-                <w:sz w:val="21"/>
-                <w:szCs w:val="21"/>
-                <w:color w:val="000000"/>
-              </w:rPr>
-              <w:br/>
-            </w:r>
-            <w:r>
-              <w:rPr>
-                <w:rFonts w:ascii="Arial" w:hAnsi="Arial" w:eastAsia="Arial" w:cs="Arial"/>
-                <w:i w:val="false"/>
-                <w:b w:val="false"/>
-                <w:u w:val="none"/>
-                <w:sz w:val="21"/>
-                <w:szCs w:val="21"/>
-                <w:color w:val="000000"/>
-              </w:rPr>
-              <w:br/>
-            </w:r>
-            <w:r>
-              <w:rPr>
-                <w:rFonts w:ascii="Arial" w:hAnsi="Arial" w:eastAsia="Arial" w:cs="Arial"/>
-                <w:i w:val="false"/>
-                <w:b w:val="false"/>
-                <w:u w:val="none"/>
-                <w:sz w:val="21"/>
-                <w:szCs w:val="21"/>
-                <w:color w:val="000000"/>
-              </w:rPr>
-              <w:br/>
-            </w:r>
-            <w:r>
-              <w:rPr>
-                <w:rFonts w:ascii="Arial" w:hAnsi="Arial" w:eastAsia="Arial" w:cs="Arial"/>
-                <w:i w:val="false"/>
-                <w:b w:val="false"/>
-                <w:u w:val="none"/>
+                <w:strike w:val="false"/>
+                <w:sz w:val="21"/>
+                <w:szCs w:val="21"/>
+                <w:color w:val="000000"/>
+              </w:rPr>
+              <w:br/>
+            </w:r>
+            <w:r>
+              <w:rPr>
+                <w:rFonts w:ascii="Arial" w:hAnsi="Arial" w:eastAsia="Arial" w:cs="Arial"/>
+                <w:i w:val="false"/>
+                <w:b w:val="false"/>
+                <w:u w:val="none"/>
+                <w:strike w:val="false"/>
+                <w:sz w:val="21"/>
+                <w:szCs w:val="21"/>
+                <w:color w:val="000000"/>
+              </w:rPr>
+              <w:br/>
+            </w:r>
+            <w:r>
+              <w:rPr>
+                <w:rFonts w:ascii="Arial" w:hAnsi="Arial" w:eastAsia="Arial" w:cs="Arial"/>
+                <w:i w:val="false"/>
+                <w:b w:val="false"/>
+                <w:u w:val="none"/>
+                <w:strike w:val="false"/>
+                <w:sz w:val="21"/>
+                <w:szCs w:val="21"/>
+                <w:color w:val="000000"/>
+              </w:rPr>
+              <w:br/>
+            </w:r>
+            <w:r>
+              <w:rPr>
+                <w:rFonts w:ascii="Arial" w:hAnsi="Arial" w:eastAsia="Arial" w:cs="Arial"/>
+                <w:i w:val="false"/>
+                <w:b w:val="false"/>
+                <w:u w:val="none"/>
+                <w:strike w:val="false"/>
+                <w:sz w:val="21"/>
+                <w:szCs w:val="21"/>
+                <w:color w:val="000000"/>
+              </w:rPr>
+              <w:t xml:space="preserve">4. Which trap from this week could hit it? (headline vs preferred estimate, horizon, truncated axis, missing threshold)</w:t>
+            </w:r>
+            <w:r>
+              <w:rPr>
+                <w:rFonts w:ascii="Arial" w:hAnsi="Arial" w:eastAsia="Arial" w:cs="Arial"/>
+                <w:i w:val="false"/>
+                <w:b w:val="false"/>
+                <w:u w:val="none"/>
+                <w:strike w:val="false"/>
+                <w:sz w:val="21"/>
+                <w:szCs w:val="21"/>
+                <w:color w:val="000000"/>
+              </w:rPr>
+              <w:br/>
+            </w:r>
+            <w:r>
+              <w:rPr>
+                <w:rFonts w:ascii="Arial" w:hAnsi="Arial" w:eastAsia="Arial" w:cs="Arial"/>
+                <w:i w:val="false"/>
+                <w:b w:val="false"/>
+                <w:u w:val="none"/>
+                <w:strike w:val="false"/>
+                <w:sz w:val="21"/>
+                <w:szCs w:val="21"/>
+                <w:color w:val="000000"/>
+              </w:rPr>
+              <w:br/>
+            </w:r>
+            <w:r>
+              <w:rPr>
+                <w:rFonts w:ascii="Arial" w:hAnsi="Arial" w:eastAsia="Arial" w:cs="Arial"/>
+                <w:i w:val="false"/>
+                <w:b w:val="false"/>
+                <w:u w:val="none"/>
+                <w:strike w:val="false"/>
+                <w:sz w:val="21"/>
+                <w:szCs w:val="21"/>
+                <w:color w:val="000000"/>
+              </w:rPr>
+              <w:br/>
+            </w:r>
+            <w:r>
+              <w:rPr>
+                <w:rFonts w:ascii="Arial" w:hAnsi="Arial" w:eastAsia="Arial" w:cs="Arial"/>
+                <w:i w:val="false"/>
+                <w:b w:val="false"/>
+                <w:u w:val="none"/>
+                <w:strike w:val="false"/>
                 <w:sz w:val="21"/>
                 <w:szCs w:val="21"/>
                 <w:color w:val="000000"/>
@@ -3514,7 +4834,6 @@
           </w:tcPr>
           <w:p>
             <w:pPr>
-              <w:pStyle w:val="Normal"/>
               <w:jc w:val="left"/>
               <w:pBdr>
                 <w:bottom w:val="none" w:sz="0" w:space="0" w:color="000000"/>
@@ -3524,6 +4843,16 @@
               </w:pBdr>
               <w:spacing w:after="200" w:before="200" w:line="240"/>
               <w:ind w:left="200" w:right="200" w:firstLine="0" w:firstLineChars="0"/>
+              <w:rPr>
+                <w:rFonts w:ascii="Arial" w:hAnsi="Arial" w:eastAsia="Arial" w:cs="Arial"/>
+                <w:i w:val="false"/>
+                <w:b w:val="false"/>
+                <w:u w:val="none"/>
+                <w:strike w:val="false"/>
+                <w:sz w:val="21"/>
+                <w:szCs w:val="21"/>
+                <w:color w:val="000000"/>
+              </w:rPr>
             </w:pPr>
             <w:r>
               <w:rPr>
@@ -3531,6 +4860,7 @@
                 <w:i w:val="false"/>
                 <w:b w:val="true"/>
                 <w:u w:val="none"/>
+                <w:strike w:val="false"/>
                 <w:sz w:val="22"/>
                 <w:szCs w:val="22"/>
                 <w:color w:val="063360"/>
@@ -3543,18 +4873,20 @@
                 <w:i w:val="false"/>
                 <w:b w:val="false"/>
                 <w:u w:val="none"/>
-                <w:sz w:val="21"/>
-                <w:szCs w:val="21"/>
-                <w:color w:val="000000"/>
-              </w:rPr>
-              <w:br/>
-            </w:r>
-            <w:r>
-              <w:rPr>
-                <w:rFonts w:ascii="Arial" w:hAnsi="Arial" w:eastAsia="Arial" w:cs="Arial"/>
-                <w:i w:val="false"/>
-                <w:b w:val="false"/>
-                <w:u w:val="none"/>
+                <w:strike w:val="false"/>
+                <w:sz w:val="21"/>
+                <w:szCs w:val="21"/>
+                <w:color w:val="000000"/>
+              </w:rPr>
+              <w:br/>
+            </w:r>
+            <w:r>
+              <w:rPr>
+                <w:rFonts w:ascii="Arial" w:hAnsi="Arial" w:eastAsia="Arial" w:cs="Arial"/>
+                <w:i w:val="false"/>
+                <w:b w:val="false"/>
+                <w:u w:val="none"/>
+                <w:strike w:val="false"/>
                 <w:sz w:val="21"/>
                 <w:szCs w:val="21"/>
                 <w:color w:val="000000"/>
@@ -3567,42 +4899,46 @@
                 <w:i w:val="false"/>
                 <w:b w:val="false"/>
                 <w:u w:val="none"/>
-                <w:sz w:val="21"/>
-                <w:szCs w:val="21"/>
-                <w:color w:val="000000"/>
-              </w:rPr>
-              <w:br/>
-            </w:r>
-            <w:r>
-              <w:rPr>
-                <w:rFonts w:ascii="Arial" w:hAnsi="Arial" w:eastAsia="Arial" w:cs="Arial"/>
-                <w:i w:val="false"/>
-                <w:b w:val="false"/>
-                <w:u w:val="none"/>
-                <w:sz w:val="21"/>
-                <w:szCs w:val="21"/>
-                <w:color w:val="000000"/>
-              </w:rPr>
-              <w:br/>
-            </w:r>
-            <w:r>
-              <w:rPr>
-                <w:rFonts w:ascii="Arial" w:hAnsi="Arial" w:eastAsia="Arial" w:cs="Arial"/>
-                <w:i w:val="false"/>
-                <w:b w:val="false"/>
-                <w:u w:val="none"/>
-                <w:sz w:val="21"/>
-                <w:szCs w:val="21"/>
-                <w:color w:val="000000"/>
-              </w:rPr>
-              <w:br/>
-            </w:r>
-            <w:r>
-              <w:rPr>
-                <w:rFonts w:ascii="Arial" w:hAnsi="Arial" w:eastAsia="Arial" w:cs="Arial"/>
-                <w:i w:val="false"/>
-                <w:b w:val="false"/>
-                <w:u w:val="none"/>
+                <w:strike w:val="false"/>
+                <w:sz w:val="21"/>
+                <w:szCs w:val="21"/>
+                <w:color w:val="000000"/>
+              </w:rPr>
+              <w:br/>
+            </w:r>
+            <w:r>
+              <w:rPr>
+                <w:rFonts w:ascii="Arial" w:hAnsi="Arial" w:eastAsia="Arial" w:cs="Arial"/>
+                <w:i w:val="false"/>
+                <w:b w:val="false"/>
+                <w:u w:val="none"/>
+                <w:strike w:val="false"/>
+                <w:sz w:val="21"/>
+                <w:szCs w:val="21"/>
+                <w:color w:val="000000"/>
+              </w:rPr>
+              <w:br/>
+            </w:r>
+            <w:r>
+              <w:rPr>
+                <w:rFonts w:ascii="Arial" w:hAnsi="Arial" w:eastAsia="Arial" w:cs="Arial"/>
+                <w:i w:val="false"/>
+                <w:b w:val="false"/>
+                <w:u w:val="none"/>
+                <w:strike w:val="false"/>
+                <w:sz w:val="21"/>
+                <w:szCs w:val="21"/>
+                <w:color w:val="000000"/>
+              </w:rPr>
+              <w:br/>
+            </w:r>
+            <w:r>
+              <w:rPr>
+                <w:rFonts w:ascii="Arial" w:hAnsi="Arial" w:eastAsia="Arial" w:cs="Arial"/>
+                <w:i w:val="false"/>
+                <w:b w:val="false"/>
+                <w:u w:val="none"/>
+                <w:strike w:val="false"/>
                 <w:sz w:val="21"/>
                 <w:szCs w:val="21"/>
                 <w:color w:val="000000"/>
@@ -3615,42 +4951,46 @@
                 <w:i w:val="false"/>
                 <w:b w:val="false"/>
                 <w:u w:val="none"/>
-                <w:sz w:val="21"/>
-                <w:szCs w:val="21"/>
-                <w:color w:val="000000"/>
-              </w:rPr>
-              <w:br/>
-            </w:r>
-            <w:r>
-              <w:rPr>
-                <w:rFonts w:ascii="Arial" w:hAnsi="Arial" w:eastAsia="Arial" w:cs="Arial"/>
-                <w:i w:val="false"/>
-                <w:b w:val="false"/>
-                <w:u w:val="none"/>
-                <w:sz w:val="21"/>
-                <w:szCs w:val="21"/>
-                <w:color w:val="000000"/>
-              </w:rPr>
-              <w:br/>
-            </w:r>
-            <w:r>
-              <w:rPr>
-                <w:rFonts w:ascii="Arial" w:hAnsi="Arial" w:eastAsia="Arial" w:cs="Arial"/>
-                <w:i w:val="false"/>
-                <w:b w:val="false"/>
-                <w:u w:val="none"/>
-                <w:sz w:val="21"/>
-                <w:szCs w:val="21"/>
-                <w:color w:val="000000"/>
-              </w:rPr>
-              <w:br/>
-            </w:r>
-            <w:r>
-              <w:rPr>
-                <w:rFonts w:ascii="Arial" w:hAnsi="Arial" w:eastAsia="Arial" w:cs="Arial"/>
-                <w:i w:val="false"/>
-                <w:b w:val="false"/>
-                <w:u w:val="none"/>
+                <w:strike w:val="false"/>
+                <w:sz w:val="21"/>
+                <w:szCs w:val="21"/>
+                <w:color w:val="000000"/>
+              </w:rPr>
+              <w:br/>
+            </w:r>
+            <w:r>
+              <w:rPr>
+                <w:rFonts w:ascii="Arial" w:hAnsi="Arial" w:eastAsia="Arial" w:cs="Arial"/>
+                <w:i w:val="false"/>
+                <w:b w:val="false"/>
+                <w:u w:val="none"/>
+                <w:strike w:val="false"/>
+                <w:sz w:val="21"/>
+                <w:szCs w:val="21"/>
+                <w:color w:val="000000"/>
+              </w:rPr>
+              <w:br/>
+            </w:r>
+            <w:r>
+              <w:rPr>
+                <w:rFonts w:ascii="Arial" w:hAnsi="Arial" w:eastAsia="Arial" w:cs="Arial"/>
+                <w:i w:val="false"/>
+                <w:b w:val="false"/>
+                <w:u w:val="none"/>
+                <w:strike w:val="false"/>
+                <w:sz w:val="21"/>
+                <w:szCs w:val="21"/>
+                <w:color w:val="000000"/>
+              </w:rPr>
+              <w:br/>
+            </w:r>
+            <w:r>
+              <w:rPr>
+                <w:rFonts w:ascii="Arial" w:hAnsi="Arial" w:eastAsia="Arial" w:cs="Arial"/>
+                <w:i w:val="false"/>
+                <w:b w:val="false"/>
+                <w:u w:val="none"/>
+                <w:strike w:val="false"/>
                 <w:sz w:val="21"/>
                 <w:szCs w:val="21"/>
                 <w:color w:val="000000"/>
@@ -3663,42 +5003,98 @@
                 <w:i w:val="false"/>
                 <w:b w:val="false"/>
                 <w:u w:val="none"/>
-                <w:sz w:val="21"/>
-                <w:szCs w:val="21"/>
-                <w:color w:val="000000"/>
-              </w:rPr>
-              <w:br/>
-            </w:r>
-            <w:r>
-              <w:rPr>
-                <w:rFonts w:ascii="Arial" w:hAnsi="Arial" w:eastAsia="Arial" w:cs="Arial"/>
-                <w:i w:val="false"/>
-                <w:b w:val="false"/>
-                <w:u w:val="none"/>
-                <w:sz w:val="21"/>
-                <w:szCs w:val="21"/>
-                <w:color w:val="000000"/>
-              </w:rPr>
-              <w:br/>
-            </w:r>
-            <w:r>
-              <w:rPr>
-                <w:rFonts w:ascii="Arial" w:hAnsi="Arial" w:eastAsia="Arial" w:cs="Arial"/>
-                <w:i w:val="false"/>
-                <w:b w:val="false"/>
-                <w:u w:val="none"/>
-                <w:sz w:val="21"/>
-                <w:szCs w:val="21"/>
-                <w:color w:val="000000"/>
-              </w:rPr>
-              <w:br/>
-            </w:r>
-            <w:r>
-              <w:rPr>
-                <w:rFonts w:ascii="Arial" w:hAnsi="Arial" w:eastAsia="Arial" w:cs="Arial"/>
-                <w:i w:val="false"/>
-                <w:b w:val="false"/>
-                <w:u w:val="none"/>
+                <w:strike w:val="false"/>
+                <w:sz w:val="21"/>
+                <w:szCs w:val="21"/>
+                <w:color w:val="000000"/>
+              </w:rPr>
+              <w:br/>
+            </w:r>
+            <w:r>
+              <w:rPr>
+                <w:rFonts w:ascii="Arial" w:hAnsi="Arial" w:eastAsia="Arial" w:cs="Arial"/>
+                <w:i w:val="false"/>
+                <w:b w:val="false"/>
+                <w:u w:val="none"/>
+                <w:strike w:val="false"/>
+                <w:sz w:val="21"/>
+                <w:szCs w:val="21"/>
+                <w:color w:val="000000"/>
+              </w:rPr>
+              <w:br/>
+            </w:r>
+            <w:r>
+              <w:rPr>
+                <w:rFonts w:ascii="Arial" w:hAnsi="Arial" w:eastAsia="Arial" w:cs="Arial"/>
+                <w:i w:val="false"/>
+                <w:b w:val="false"/>
+                <w:u w:val="none"/>
+                <w:strike w:val="false"/>
+                <w:sz w:val="21"/>
+                <w:szCs w:val="21"/>
+                <w:color w:val="000000"/>
+              </w:rPr>
+              <w:br/>
+            </w:r>
+            <w:r>
+              <w:rPr>
+                <w:rFonts w:ascii="Arial" w:hAnsi="Arial" w:eastAsia="Arial" w:cs="Arial"/>
+                <w:i w:val="false"/>
+                <w:b w:val="false"/>
+                <w:u w:val="none"/>
+                <w:strike w:val="false"/>
+                <w:sz w:val="21"/>
+                <w:szCs w:val="21"/>
+                <w:color w:val="000000"/>
+              </w:rPr>
+              <w:t xml:space="preserve">4. Which trap from this week could hit it? (headline vs preferred estimate, horizon, truncated axis, missing threshold)</w:t>
+            </w:r>
+            <w:r>
+              <w:rPr>
+                <w:rFonts w:ascii="Arial" w:hAnsi="Arial" w:eastAsia="Arial" w:cs="Arial"/>
+                <w:i w:val="false"/>
+                <w:b w:val="false"/>
+                <w:u w:val="none"/>
+                <w:strike w:val="false"/>
+                <w:sz w:val="21"/>
+                <w:szCs w:val="21"/>
+                <w:color w:val="000000"/>
+              </w:rPr>
+              <w:br/>
+            </w:r>
+            <w:r>
+              <w:rPr>
+                <w:rFonts w:ascii="Arial" w:hAnsi="Arial" w:eastAsia="Arial" w:cs="Arial"/>
+                <w:i w:val="false"/>
+                <w:b w:val="false"/>
+                <w:u w:val="none"/>
+                <w:strike w:val="false"/>
+                <w:sz w:val="21"/>
+                <w:szCs w:val="21"/>
+                <w:color w:val="000000"/>
+              </w:rPr>
+              <w:br/>
+            </w:r>
+            <w:r>
+              <w:rPr>
+                <w:rFonts w:ascii="Arial" w:hAnsi="Arial" w:eastAsia="Arial" w:cs="Arial"/>
+                <w:i w:val="false"/>
+                <w:b w:val="false"/>
+                <w:u w:val="none"/>
+                <w:strike w:val="false"/>
+                <w:sz w:val="21"/>
+                <w:szCs w:val="21"/>
+                <w:color w:val="000000"/>
+              </w:rPr>
+              <w:br/>
+            </w:r>
+            <w:r>
+              <w:rPr>
+                <w:rFonts w:ascii="Arial" w:hAnsi="Arial" w:eastAsia="Arial" w:cs="Arial"/>
+                <w:i w:val="false"/>
+                <w:b w:val="false"/>
+                <w:u w:val="none"/>
+                <w:strike w:val="false"/>
                 <w:sz w:val="21"/>
                 <w:szCs w:val="21"/>
                 <w:color w:val="000000"/>
@@ -3726,7 +5122,6 @@
           </w:tcPr>
           <w:p>
             <w:pPr>
-              <w:pStyle w:val="Normal"/>
               <w:jc w:val="left"/>
               <w:pBdr>
                 <w:bottom w:val="none" w:sz="0" w:space="0" w:color="000000"/>
@@ -3736,6 +5131,16 @@
               </w:pBdr>
               <w:spacing w:after="200" w:before="200" w:line="240"/>
               <w:ind w:left="200" w:right="200" w:firstLine="0" w:firstLineChars="0"/>
+              <w:rPr>
+                <w:rFonts w:ascii="Arial" w:hAnsi="Arial" w:eastAsia="Arial" w:cs="Arial"/>
+                <w:i w:val="false"/>
+                <w:b w:val="false"/>
+                <w:u w:val="none"/>
+                <w:strike w:val="false"/>
+                <w:sz w:val="21"/>
+                <w:szCs w:val="21"/>
+                <w:color w:val="000000"/>
+              </w:rPr>
             </w:pPr>
             <w:r>
               <w:rPr>
@@ -3743,6 +5148,7 @@
                 <w:i w:val="false"/>
                 <w:b w:val="true"/>
                 <w:u w:val="none"/>
+                <w:strike w:val="false"/>
                 <w:sz w:val="22"/>
                 <w:szCs w:val="22"/>
                 <w:color w:val="063360"/>
@@ -3755,18 +5161,20 @@
                 <w:i w:val="false"/>
                 <w:b w:val="false"/>
                 <w:u w:val="none"/>
-                <w:sz w:val="21"/>
-                <w:szCs w:val="21"/>
-                <w:color w:val="000000"/>
-              </w:rPr>
-              <w:br/>
-            </w:r>
-            <w:r>
-              <w:rPr>
-                <w:rFonts w:ascii="Arial" w:hAnsi="Arial" w:eastAsia="Arial" w:cs="Arial"/>
-                <w:i w:val="false"/>
-                <w:b w:val="false"/>
-                <w:u w:val="none"/>
+                <w:strike w:val="false"/>
+                <w:sz w:val="21"/>
+                <w:szCs w:val="21"/>
+                <w:color w:val="000000"/>
+              </w:rPr>
+              <w:br/>
+            </w:r>
+            <w:r>
+              <w:rPr>
+                <w:rFonts w:ascii="Arial" w:hAnsi="Arial" w:eastAsia="Arial" w:cs="Arial"/>
+                <w:i w:val="false"/>
+                <w:b w:val="false"/>
+                <w:u w:val="none"/>
+                <w:strike w:val="false"/>
                 <w:sz w:val="21"/>
                 <w:szCs w:val="21"/>
                 <w:color w:val="000000"/>
@@ -3779,42 +5187,46 @@
                 <w:i w:val="false"/>
                 <w:b w:val="false"/>
                 <w:u w:val="none"/>
-                <w:sz w:val="21"/>
-                <w:szCs w:val="21"/>
-                <w:color w:val="000000"/>
-              </w:rPr>
-              <w:br/>
-            </w:r>
-            <w:r>
-              <w:rPr>
-                <w:rFonts w:ascii="Arial" w:hAnsi="Arial" w:eastAsia="Arial" w:cs="Arial"/>
-                <w:i w:val="false"/>
-                <w:b w:val="false"/>
-                <w:u w:val="none"/>
-                <w:sz w:val="21"/>
-                <w:szCs w:val="21"/>
-                <w:color w:val="000000"/>
-              </w:rPr>
-              <w:br/>
-            </w:r>
-            <w:r>
-              <w:rPr>
-                <w:rFonts w:ascii="Arial" w:hAnsi="Arial" w:eastAsia="Arial" w:cs="Arial"/>
-                <w:i w:val="false"/>
-                <w:b w:val="false"/>
-                <w:u w:val="none"/>
-                <w:sz w:val="21"/>
-                <w:szCs w:val="21"/>
-                <w:color w:val="000000"/>
-              </w:rPr>
-              <w:br/>
-            </w:r>
-            <w:r>
-              <w:rPr>
-                <w:rFonts w:ascii="Arial" w:hAnsi="Arial" w:eastAsia="Arial" w:cs="Arial"/>
-                <w:i w:val="false"/>
-                <w:b w:val="false"/>
-                <w:u w:val="none"/>
+                <w:strike w:val="false"/>
+                <w:sz w:val="21"/>
+                <w:szCs w:val="21"/>
+                <w:color w:val="000000"/>
+              </w:rPr>
+              <w:br/>
+            </w:r>
+            <w:r>
+              <w:rPr>
+                <w:rFonts w:ascii="Arial" w:hAnsi="Arial" w:eastAsia="Arial" w:cs="Arial"/>
+                <w:i w:val="false"/>
+                <w:b w:val="false"/>
+                <w:u w:val="none"/>
+                <w:strike w:val="false"/>
+                <w:sz w:val="21"/>
+                <w:szCs w:val="21"/>
+                <w:color w:val="000000"/>
+              </w:rPr>
+              <w:br/>
+            </w:r>
+            <w:r>
+              <w:rPr>
+                <w:rFonts w:ascii="Arial" w:hAnsi="Arial" w:eastAsia="Arial" w:cs="Arial"/>
+                <w:i w:val="false"/>
+                <w:b w:val="false"/>
+                <w:u w:val="none"/>
+                <w:strike w:val="false"/>
+                <w:sz w:val="21"/>
+                <w:szCs w:val="21"/>
+                <w:color w:val="000000"/>
+              </w:rPr>
+              <w:br/>
+            </w:r>
+            <w:r>
+              <w:rPr>
+                <w:rFonts w:ascii="Arial" w:hAnsi="Arial" w:eastAsia="Arial" w:cs="Arial"/>
+                <w:i w:val="false"/>
+                <w:b w:val="false"/>
+                <w:u w:val="none"/>
+                <w:strike w:val="false"/>
                 <w:sz w:val="21"/>
                 <w:szCs w:val="21"/>
                 <w:color w:val="000000"/>
@@ -3827,42 +5239,46 @@
                 <w:i w:val="false"/>
                 <w:b w:val="false"/>
                 <w:u w:val="none"/>
-                <w:sz w:val="21"/>
-                <w:szCs w:val="21"/>
-                <w:color w:val="000000"/>
-              </w:rPr>
-              <w:br/>
-            </w:r>
-            <w:r>
-              <w:rPr>
-                <w:rFonts w:ascii="Arial" w:hAnsi="Arial" w:eastAsia="Arial" w:cs="Arial"/>
-                <w:i w:val="false"/>
-                <w:b w:val="false"/>
-                <w:u w:val="none"/>
-                <w:sz w:val="21"/>
-                <w:szCs w:val="21"/>
-                <w:color w:val="000000"/>
-              </w:rPr>
-              <w:br/>
-            </w:r>
-            <w:r>
-              <w:rPr>
-                <w:rFonts w:ascii="Arial" w:hAnsi="Arial" w:eastAsia="Arial" w:cs="Arial"/>
-                <w:i w:val="false"/>
-                <w:b w:val="false"/>
-                <w:u w:val="none"/>
-                <w:sz w:val="21"/>
-                <w:szCs w:val="21"/>
-                <w:color w:val="000000"/>
-              </w:rPr>
-              <w:br/>
-            </w:r>
-            <w:r>
-              <w:rPr>
-                <w:rFonts w:ascii="Arial" w:hAnsi="Arial" w:eastAsia="Arial" w:cs="Arial"/>
-                <w:i w:val="false"/>
-                <w:b w:val="false"/>
-                <w:u w:val="none"/>
+                <w:strike w:val="false"/>
+                <w:sz w:val="21"/>
+                <w:szCs w:val="21"/>
+                <w:color w:val="000000"/>
+              </w:rPr>
+              <w:br/>
+            </w:r>
+            <w:r>
+              <w:rPr>
+                <w:rFonts w:ascii="Arial" w:hAnsi="Arial" w:eastAsia="Arial" w:cs="Arial"/>
+                <w:i w:val="false"/>
+                <w:b w:val="false"/>
+                <w:u w:val="none"/>
+                <w:strike w:val="false"/>
+                <w:sz w:val="21"/>
+                <w:szCs w:val="21"/>
+                <w:color w:val="000000"/>
+              </w:rPr>
+              <w:br/>
+            </w:r>
+            <w:r>
+              <w:rPr>
+                <w:rFonts w:ascii="Arial" w:hAnsi="Arial" w:eastAsia="Arial" w:cs="Arial"/>
+                <w:i w:val="false"/>
+                <w:b w:val="false"/>
+                <w:u w:val="none"/>
+                <w:strike w:val="false"/>
+                <w:sz w:val="21"/>
+                <w:szCs w:val="21"/>
+                <w:color w:val="000000"/>
+              </w:rPr>
+              <w:br/>
+            </w:r>
+            <w:r>
+              <w:rPr>
+                <w:rFonts w:ascii="Arial" w:hAnsi="Arial" w:eastAsia="Arial" w:cs="Arial"/>
+                <w:i w:val="false"/>
+                <w:b w:val="false"/>
+                <w:u w:val="none"/>
+                <w:strike w:val="false"/>
                 <w:sz w:val="21"/>
                 <w:szCs w:val="21"/>
                 <w:color w:val="000000"/>
@@ -3875,42 +5291,98 @@
                 <w:i w:val="false"/>
                 <w:b w:val="false"/>
                 <w:u w:val="none"/>
-                <w:sz w:val="21"/>
-                <w:szCs w:val="21"/>
-                <w:color w:val="000000"/>
-              </w:rPr>
-              <w:br/>
-            </w:r>
-            <w:r>
-              <w:rPr>
-                <w:rFonts w:ascii="Arial" w:hAnsi="Arial" w:eastAsia="Arial" w:cs="Arial"/>
-                <w:i w:val="false"/>
-                <w:b w:val="false"/>
-                <w:u w:val="none"/>
-                <w:sz w:val="21"/>
-                <w:szCs w:val="21"/>
-                <w:color w:val="000000"/>
-              </w:rPr>
-              <w:br/>
-            </w:r>
-            <w:r>
-              <w:rPr>
-                <w:rFonts w:ascii="Arial" w:hAnsi="Arial" w:eastAsia="Arial" w:cs="Arial"/>
-                <w:i w:val="false"/>
-                <w:b w:val="false"/>
-                <w:u w:val="none"/>
-                <w:sz w:val="21"/>
-                <w:szCs w:val="21"/>
-                <w:color w:val="000000"/>
-              </w:rPr>
-              <w:br/>
-            </w:r>
-            <w:r>
-              <w:rPr>
-                <w:rFonts w:ascii="Arial" w:hAnsi="Arial" w:eastAsia="Arial" w:cs="Arial"/>
-                <w:i w:val="false"/>
-                <w:b w:val="false"/>
-                <w:u w:val="none"/>
+                <w:strike w:val="false"/>
+                <w:sz w:val="21"/>
+                <w:szCs w:val="21"/>
+                <w:color w:val="000000"/>
+              </w:rPr>
+              <w:br/>
+            </w:r>
+            <w:r>
+              <w:rPr>
+                <w:rFonts w:ascii="Arial" w:hAnsi="Arial" w:eastAsia="Arial" w:cs="Arial"/>
+                <w:i w:val="false"/>
+                <w:b w:val="false"/>
+                <w:u w:val="none"/>
+                <w:strike w:val="false"/>
+                <w:sz w:val="21"/>
+                <w:szCs w:val="21"/>
+                <w:color w:val="000000"/>
+              </w:rPr>
+              <w:br/>
+            </w:r>
+            <w:r>
+              <w:rPr>
+                <w:rFonts w:ascii="Arial" w:hAnsi="Arial" w:eastAsia="Arial" w:cs="Arial"/>
+                <w:i w:val="false"/>
+                <w:b w:val="false"/>
+                <w:u w:val="none"/>
+                <w:strike w:val="false"/>
+                <w:sz w:val="21"/>
+                <w:szCs w:val="21"/>
+                <w:color w:val="000000"/>
+              </w:rPr>
+              <w:br/>
+            </w:r>
+            <w:r>
+              <w:rPr>
+                <w:rFonts w:ascii="Arial" w:hAnsi="Arial" w:eastAsia="Arial" w:cs="Arial"/>
+                <w:i w:val="false"/>
+                <w:b w:val="false"/>
+                <w:u w:val="none"/>
+                <w:strike w:val="false"/>
+                <w:sz w:val="21"/>
+                <w:szCs w:val="21"/>
+                <w:color w:val="000000"/>
+              </w:rPr>
+              <w:t xml:space="preserve">4. Which trap from this week could hit it? (headline vs preferred estimate, horizon, truncated axis, missing threshold)</w:t>
+            </w:r>
+            <w:r>
+              <w:rPr>
+                <w:rFonts w:ascii="Arial" w:hAnsi="Arial" w:eastAsia="Arial" w:cs="Arial"/>
+                <w:i w:val="false"/>
+                <w:b w:val="false"/>
+                <w:u w:val="none"/>
+                <w:strike w:val="false"/>
+                <w:sz w:val="21"/>
+                <w:szCs w:val="21"/>
+                <w:color w:val="000000"/>
+              </w:rPr>
+              <w:br/>
+            </w:r>
+            <w:r>
+              <w:rPr>
+                <w:rFonts w:ascii="Arial" w:hAnsi="Arial" w:eastAsia="Arial" w:cs="Arial"/>
+                <w:i w:val="false"/>
+                <w:b w:val="false"/>
+                <w:u w:val="none"/>
+                <w:strike w:val="false"/>
+                <w:sz w:val="21"/>
+                <w:szCs w:val="21"/>
+                <w:color w:val="000000"/>
+              </w:rPr>
+              <w:br/>
+            </w:r>
+            <w:r>
+              <w:rPr>
+                <w:rFonts w:ascii="Arial" w:hAnsi="Arial" w:eastAsia="Arial" w:cs="Arial"/>
+                <w:i w:val="false"/>
+                <w:b w:val="false"/>
+                <w:u w:val="none"/>
+                <w:strike w:val="false"/>
+                <w:sz w:val="21"/>
+                <w:szCs w:val="21"/>
+                <w:color w:val="000000"/>
+              </w:rPr>
+              <w:br/>
+            </w:r>
+            <w:r>
+              <w:rPr>
+                <w:rFonts w:ascii="Arial" w:hAnsi="Arial" w:eastAsia="Arial" w:cs="Arial"/>
+                <w:i w:val="false"/>
+                <w:b w:val="false"/>
+                <w:u w:val="none"/>
+                <w:strike w:val="false"/>
                 <w:sz w:val="21"/>
                 <w:szCs w:val="21"/>
                 <w:color w:val="000000"/>
@@ -3946,6 +5418,7 @@
           <w:i w:val="false"/>
           <w:b w:val="false"/>
           <w:u w:val="none"/>
+          <w:strike w:val="false"/>
           <w:sz w:val="18"/>
           <w:szCs w:val="18"/>
           <w:color w:val="545860"/>
@@ -3972,6 +5445,7 @@
           <w:i w:val="false"/>
           <w:b w:val="true"/>
           <w:u w:val="none"/>
+          <w:strike w:val="false"/>
           <w:sz w:val="36"/>
           <w:szCs w:val="36"/>
           <w:color w:val="063360"/>
@@ -4013,7 +5487,6 @@
           </w:tcPr>
           <w:p>
             <w:pPr>
-              <w:pStyle w:val="Normal"/>
               <w:jc w:val="left"/>
               <w:pBdr>
                 <w:bottom w:val="none" w:sz="0" w:space="0" w:color="000000"/>
@@ -4023,6 +5496,16 @@
               </w:pBdr>
               <w:spacing w:after="200" w:before="200" w:line="240"/>
               <w:ind w:left="200" w:right="200" w:firstLine="0" w:firstLineChars="0"/>
+              <w:rPr>
+                <w:rFonts w:ascii="Arial" w:hAnsi="Arial" w:eastAsia="Arial" w:cs="Arial"/>
+                <w:i w:val="false"/>
+                <w:b w:val="false"/>
+                <w:u w:val="none"/>
+                <w:strike w:val="false"/>
+                <w:sz w:val="21"/>
+                <w:szCs w:val="21"/>
+                <w:color w:val="000000"/>
+              </w:rPr>
             </w:pPr>
             <w:r>
               <w:rPr>
@@ -4030,6 +5513,7 @@
                 <w:i w:val="false"/>
                 <w:b w:val="true"/>
                 <w:u w:val="none"/>
+                <w:strike w:val="false"/>
                 <w:sz w:val="22"/>
                 <w:szCs w:val="22"/>
                 <w:color w:val="063360"/>
@@ -4042,18 +5526,20 @@
                 <w:i w:val="false"/>
                 <w:b w:val="false"/>
                 <w:u w:val="none"/>
-                <w:sz w:val="21"/>
-                <w:szCs w:val="21"/>
-                <w:color w:val="000000"/>
-              </w:rPr>
-              <w:br/>
-            </w:r>
-            <w:r>
-              <w:rPr>
-                <w:rFonts w:ascii="Arial" w:hAnsi="Arial" w:eastAsia="Arial" w:cs="Arial"/>
-                <w:i w:val="false"/>
-                <w:b w:val="false"/>
-                <w:u w:val="none"/>
+                <w:strike w:val="false"/>
+                <w:sz w:val="21"/>
+                <w:szCs w:val="21"/>
+                <w:color w:val="000000"/>
+              </w:rPr>
+              <w:br/>
+            </w:r>
+            <w:r>
+              <w:rPr>
+                <w:rFonts w:ascii="Arial" w:hAnsi="Arial" w:eastAsia="Arial" w:cs="Arial"/>
+                <w:i w:val="false"/>
+                <w:b w:val="false"/>
+                <w:u w:val="none"/>
+                <w:strike w:val="false"/>
                 <w:sz w:val="21"/>
                 <w:szCs w:val="21"/>
                 <w:color w:val="000000"/>
@@ -4066,30 +5552,33 @@
                 <w:i w:val="false"/>
                 <w:b w:val="false"/>
                 <w:u w:val="none"/>
-                <w:sz w:val="21"/>
-                <w:szCs w:val="21"/>
-                <w:color w:val="000000"/>
-              </w:rPr>
-              <w:br/>
-            </w:r>
-            <w:r>
-              <w:rPr>
-                <w:rFonts w:ascii="Arial" w:hAnsi="Arial" w:eastAsia="Arial" w:cs="Arial"/>
-                <w:i w:val="false"/>
-                <w:b w:val="false"/>
-                <w:u w:val="none"/>
-                <w:sz w:val="21"/>
-                <w:szCs w:val="21"/>
-                <w:color w:val="000000"/>
-              </w:rPr>
-              <w:br/>
-            </w:r>
-            <w:r>
-              <w:rPr>
-                <w:rFonts w:ascii="Arial" w:hAnsi="Arial" w:eastAsia="Arial" w:cs="Arial"/>
-                <w:i w:val="false"/>
-                <w:b w:val="false"/>
-                <w:u w:val="none"/>
+                <w:strike w:val="false"/>
+                <w:sz w:val="21"/>
+                <w:szCs w:val="21"/>
+                <w:color w:val="000000"/>
+              </w:rPr>
+              <w:br/>
+            </w:r>
+            <w:r>
+              <w:rPr>
+                <w:rFonts w:ascii="Arial" w:hAnsi="Arial" w:eastAsia="Arial" w:cs="Arial"/>
+                <w:i w:val="false"/>
+                <w:b w:val="false"/>
+                <w:u w:val="none"/>
+                <w:strike w:val="false"/>
+                <w:sz w:val="21"/>
+                <w:szCs w:val="21"/>
+                <w:color w:val="000000"/>
+              </w:rPr>
+              <w:br/>
+            </w:r>
+            <w:r>
+              <w:rPr>
+                <w:rFonts w:ascii="Arial" w:hAnsi="Arial" w:eastAsia="Arial" w:cs="Arial"/>
+                <w:i w:val="false"/>
+                <w:b w:val="false"/>
+                <w:u w:val="none"/>
+                <w:strike w:val="false"/>
                 <w:sz w:val="21"/>
                 <w:szCs w:val="21"/>
                 <w:color w:val="000000"/>
@@ -4102,18 +5591,20 @@
                 <w:i w:val="false"/>
                 <w:b w:val="false"/>
                 <w:u w:val="none"/>
-                <w:sz w:val="21"/>
-                <w:szCs w:val="21"/>
-                <w:color w:val="000000"/>
-              </w:rPr>
-              <w:br/>
-            </w:r>
-            <w:r>
-              <w:rPr>
-                <w:rFonts w:ascii="Arial" w:hAnsi="Arial" w:eastAsia="Arial" w:cs="Arial"/>
-                <w:i w:val="false"/>
-                <w:b w:val="false"/>
-                <w:u w:val="none"/>
+                <w:strike w:val="false"/>
+                <w:sz w:val="21"/>
+                <w:szCs w:val="21"/>
+                <w:color w:val="000000"/>
+              </w:rPr>
+              <w:br/>
+            </w:r>
+            <w:r>
+              <w:rPr>
+                <w:rFonts w:ascii="Arial" w:hAnsi="Arial" w:eastAsia="Arial" w:cs="Arial"/>
+                <w:i w:val="false"/>
+                <w:b w:val="false"/>
+                <w:u w:val="none"/>
+                <w:strike w:val="false"/>
                 <w:sz w:val="21"/>
                 <w:szCs w:val="21"/>
                 <w:color w:val="000000"/>
@@ -4126,18 +5617,20 @@
                 <w:i w:val="false"/>
                 <w:b w:val="false"/>
                 <w:u w:val="none"/>
-                <w:sz w:val="21"/>
-                <w:szCs w:val="21"/>
-                <w:color w:val="000000"/>
-              </w:rPr>
-              <w:br/>
-            </w:r>
-            <w:r>
-              <w:rPr>
-                <w:rFonts w:ascii="Arial" w:hAnsi="Arial" w:eastAsia="Arial" w:cs="Arial"/>
-                <w:i w:val="false"/>
-                <w:b w:val="false"/>
-                <w:u w:val="none"/>
+                <w:strike w:val="false"/>
+                <w:sz w:val="21"/>
+                <w:szCs w:val="21"/>
+                <w:color w:val="000000"/>
+              </w:rPr>
+              <w:br/>
+            </w:r>
+            <w:r>
+              <w:rPr>
+                <w:rFonts w:ascii="Arial" w:hAnsi="Arial" w:eastAsia="Arial" w:cs="Arial"/>
+                <w:i w:val="false"/>
+                <w:b w:val="false"/>
+                <w:u w:val="none"/>
+                <w:strike w:val="false"/>
                 <w:sz w:val="21"/>
                 <w:szCs w:val="21"/>
                 <w:color w:val="000000"/>
@@ -4165,7 +5658,6 @@
           </w:tcPr>
           <w:p>
             <w:pPr>
-              <w:pStyle w:val="Normal"/>
               <w:jc w:val="left"/>
               <w:pBdr>
                 <w:bottom w:val="none" w:sz="0" w:space="0" w:color="000000"/>
@@ -4175,6 +5667,16 @@
               </w:pBdr>
               <w:spacing w:after="200" w:before="200" w:line="240"/>
               <w:ind w:left="200" w:right="200" w:firstLine="0" w:firstLineChars="0"/>
+              <w:rPr>
+                <w:rFonts w:ascii="Arial" w:hAnsi="Arial" w:eastAsia="Arial" w:cs="Arial"/>
+                <w:i w:val="false"/>
+                <w:b w:val="false"/>
+                <w:u w:val="none"/>
+                <w:strike w:val="false"/>
+                <w:sz w:val="21"/>
+                <w:szCs w:val="21"/>
+                <w:color w:val="000000"/>
+              </w:rPr>
             </w:pPr>
             <w:r>
               <w:rPr>
@@ -4182,6 +5684,7 @@
                 <w:i w:val="false"/>
                 <w:b w:val="true"/>
                 <w:u w:val="none"/>
+                <w:strike w:val="false"/>
                 <w:sz w:val="22"/>
                 <w:szCs w:val="22"/>
                 <w:color w:val="063360"/>
@@ -4194,18 +5697,20 @@
                 <w:i w:val="false"/>
                 <w:b w:val="false"/>
                 <w:u w:val="none"/>
-                <w:sz w:val="21"/>
-                <w:szCs w:val="21"/>
-                <w:color w:val="000000"/>
-              </w:rPr>
-              <w:br/>
-            </w:r>
-            <w:r>
-              <w:rPr>
-                <w:rFonts w:ascii="Arial" w:hAnsi="Arial" w:eastAsia="Arial" w:cs="Arial"/>
-                <w:i w:val="false"/>
-                <w:b w:val="false"/>
-                <w:u w:val="none"/>
+                <w:strike w:val="false"/>
+                <w:sz w:val="21"/>
+                <w:szCs w:val="21"/>
+                <w:color w:val="000000"/>
+              </w:rPr>
+              <w:br/>
+            </w:r>
+            <w:r>
+              <w:rPr>
+                <w:rFonts w:ascii="Arial" w:hAnsi="Arial" w:eastAsia="Arial" w:cs="Arial"/>
+                <w:i w:val="false"/>
+                <w:b w:val="false"/>
+                <w:u w:val="none"/>
+                <w:strike w:val="false"/>
                 <w:sz w:val="21"/>
                 <w:szCs w:val="21"/>
                 <w:color w:val="000000"/>
@@ -4218,30 +5723,33 @@
                 <w:i w:val="false"/>
                 <w:b w:val="false"/>
                 <w:u w:val="none"/>
-                <w:sz w:val="21"/>
-                <w:szCs w:val="21"/>
-                <w:color w:val="000000"/>
-              </w:rPr>
-              <w:br/>
-            </w:r>
-            <w:r>
-              <w:rPr>
-                <w:rFonts w:ascii="Arial" w:hAnsi="Arial" w:eastAsia="Arial" w:cs="Arial"/>
-                <w:i w:val="false"/>
-                <w:b w:val="false"/>
-                <w:u w:val="none"/>
-                <w:sz w:val="21"/>
-                <w:szCs w:val="21"/>
-                <w:color w:val="000000"/>
-              </w:rPr>
-              <w:br/>
-            </w:r>
-            <w:r>
-              <w:rPr>
-                <w:rFonts w:ascii="Arial" w:hAnsi="Arial" w:eastAsia="Arial" w:cs="Arial"/>
-                <w:i w:val="false"/>
-                <w:b w:val="false"/>
-                <w:u w:val="none"/>
+                <w:strike w:val="false"/>
+                <w:sz w:val="21"/>
+                <w:szCs w:val="21"/>
+                <w:color w:val="000000"/>
+              </w:rPr>
+              <w:br/>
+            </w:r>
+            <w:r>
+              <w:rPr>
+                <w:rFonts w:ascii="Arial" w:hAnsi="Arial" w:eastAsia="Arial" w:cs="Arial"/>
+                <w:i w:val="false"/>
+                <w:b w:val="false"/>
+                <w:u w:val="none"/>
+                <w:strike w:val="false"/>
+                <w:sz w:val="21"/>
+                <w:szCs w:val="21"/>
+                <w:color w:val="000000"/>
+              </w:rPr>
+              <w:br/>
+            </w:r>
+            <w:r>
+              <w:rPr>
+                <w:rFonts w:ascii="Arial" w:hAnsi="Arial" w:eastAsia="Arial" w:cs="Arial"/>
+                <w:i w:val="false"/>
+                <w:b w:val="false"/>
+                <w:u w:val="none"/>
+                <w:strike w:val="false"/>
                 <w:sz w:val="21"/>
                 <w:szCs w:val="21"/>
                 <w:color w:val="000000"/>
@@ -4254,18 +5762,20 @@
                 <w:i w:val="false"/>
                 <w:b w:val="false"/>
                 <w:u w:val="none"/>
-                <w:sz w:val="21"/>
-                <w:szCs w:val="21"/>
-                <w:color w:val="000000"/>
-              </w:rPr>
-              <w:br/>
-            </w:r>
-            <w:r>
-              <w:rPr>
-                <w:rFonts w:ascii="Arial" w:hAnsi="Arial" w:eastAsia="Arial" w:cs="Arial"/>
-                <w:i w:val="false"/>
-                <w:b w:val="false"/>
-                <w:u w:val="none"/>
+                <w:strike w:val="false"/>
+                <w:sz w:val="21"/>
+                <w:szCs w:val="21"/>
+                <w:color w:val="000000"/>
+              </w:rPr>
+              <w:br/>
+            </w:r>
+            <w:r>
+              <w:rPr>
+                <w:rFonts w:ascii="Arial" w:hAnsi="Arial" w:eastAsia="Arial" w:cs="Arial"/>
+                <w:i w:val="false"/>
+                <w:b w:val="false"/>
+                <w:u w:val="none"/>
+                <w:strike w:val="false"/>
                 <w:sz w:val="21"/>
                 <w:szCs w:val="21"/>
                 <w:color w:val="000000"/>
@@ -4278,18 +5788,20 @@
                 <w:i w:val="false"/>
                 <w:b w:val="false"/>
                 <w:u w:val="none"/>
-                <w:sz w:val="21"/>
-                <w:szCs w:val="21"/>
-                <w:color w:val="000000"/>
-              </w:rPr>
-              <w:br/>
-            </w:r>
-            <w:r>
-              <w:rPr>
-                <w:rFonts w:ascii="Arial" w:hAnsi="Arial" w:eastAsia="Arial" w:cs="Arial"/>
-                <w:i w:val="false"/>
-                <w:b w:val="false"/>
-                <w:u w:val="none"/>
+                <w:strike w:val="false"/>
+                <w:sz w:val="21"/>
+                <w:szCs w:val="21"/>
+                <w:color w:val="000000"/>
+              </w:rPr>
+              <w:br/>
+            </w:r>
+            <w:r>
+              <w:rPr>
+                <w:rFonts w:ascii="Arial" w:hAnsi="Arial" w:eastAsia="Arial" w:cs="Arial"/>
+                <w:i w:val="false"/>
+                <w:b w:val="false"/>
+                <w:u w:val="none"/>
+                <w:strike w:val="false"/>
                 <w:sz w:val="21"/>
                 <w:szCs w:val="21"/>
                 <w:color w:val="000000"/>
@@ -4323,7 +5835,6 @@
           </w:tcPr>
           <w:p>
             <w:pPr>
-              <w:pStyle w:val="Normal"/>
               <w:jc w:val="left"/>
               <w:pBdr>
                 <w:bottom w:val="none" w:sz="0" w:space="0" w:color="000000"/>
@@ -4333,6 +5844,16 @@
               </w:pBdr>
               <w:spacing w:after="200" w:before="200" w:line="240"/>
               <w:ind w:left="200" w:right="200" w:firstLine="0" w:firstLineChars="0"/>
+              <w:rPr>
+                <w:rFonts w:ascii="Arial" w:hAnsi="Arial" w:eastAsia="Arial" w:cs="Arial"/>
+                <w:i w:val="false"/>
+                <w:b w:val="false"/>
+                <w:u w:val="none"/>
+                <w:strike w:val="false"/>
+                <w:sz w:val="21"/>
+                <w:szCs w:val="21"/>
+                <w:color w:val="000000"/>
+              </w:rPr>
             </w:pPr>
             <w:r>
               <w:rPr>
@@ -4340,6 +5861,7 @@
                 <w:i w:val="false"/>
                 <w:b w:val="true"/>
                 <w:u w:val="none"/>
+                <w:strike w:val="false"/>
                 <w:sz w:val="22"/>
                 <w:szCs w:val="22"/>
                 <w:color w:val="063360"/>
@@ -4352,18 +5874,20 @@
                 <w:i w:val="false"/>
                 <w:b w:val="false"/>
                 <w:u w:val="none"/>
-                <w:sz w:val="21"/>
-                <w:szCs w:val="21"/>
-                <w:color w:val="000000"/>
-              </w:rPr>
-              <w:br/>
-            </w:r>
-            <w:r>
-              <w:rPr>
-                <w:rFonts w:ascii="Arial" w:hAnsi="Arial" w:eastAsia="Arial" w:cs="Arial"/>
-                <w:i w:val="false"/>
-                <w:b w:val="false"/>
-                <w:u w:val="none"/>
+                <w:strike w:val="false"/>
+                <w:sz w:val="21"/>
+                <w:szCs w:val="21"/>
+                <w:color w:val="000000"/>
+              </w:rPr>
+              <w:br/>
+            </w:r>
+            <w:r>
+              <w:rPr>
+                <w:rFonts w:ascii="Arial" w:hAnsi="Arial" w:eastAsia="Arial" w:cs="Arial"/>
+                <w:i w:val="false"/>
+                <w:b w:val="false"/>
+                <w:u w:val="none"/>
+                <w:strike w:val="false"/>
                 <w:sz w:val="21"/>
                 <w:szCs w:val="21"/>
                 <w:color w:val="000000"/>
@@ -4376,30 +5900,33 @@
                 <w:i w:val="false"/>
                 <w:b w:val="false"/>
                 <w:u w:val="none"/>
-                <w:sz w:val="21"/>
-                <w:szCs w:val="21"/>
-                <w:color w:val="000000"/>
-              </w:rPr>
-              <w:br/>
-            </w:r>
-            <w:r>
-              <w:rPr>
-                <w:rFonts w:ascii="Arial" w:hAnsi="Arial" w:eastAsia="Arial" w:cs="Arial"/>
-                <w:i w:val="false"/>
-                <w:b w:val="false"/>
-                <w:u w:val="none"/>
-                <w:sz w:val="21"/>
-                <w:szCs w:val="21"/>
-                <w:color w:val="000000"/>
-              </w:rPr>
-              <w:br/>
-            </w:r>
-            <w:r>
-              <w:rPr>
-                <w:rFonts w:ascii="Arial" w:hAnsi="Arial" w:eastAsia="Arial" w:cs="Arial"/>
-                <w:i w:val="false"/>
-                <w:b w:val="false"/>
-                <w:u w:val="none"/>
+                <w:strike w:val="false"/>
+                <w:sz w:val="21"/>
+                <w:szCs w:val="21"/>
+                <w:color w:val="000000"/>
+              </w:rPr>
+              <w:br/>
+            </w:r>
+            <w:r>
+              <w:rPr>
+                <w:rFonts w:ascii="Arial" w:hAnsi="Arial" w:eastAsia="Arial" w:cs="Arial"/>
+                <w:i w:val="false"/>
+                <w:b w:val="false"/>
+                <w:u w:val="none"/>
+                <w:strike w:val="false"/>
+                <w:sz w:val="21"/>
+                <w:szCs w:val="21"/>
+                <w:color w:val="000000"/>
+              </w:rPr>
+              <w:br/>
+            </w:r>
+            <w:r>
+              <w:rPr>
+                <w:rFonts w:ascii="Arial" w:hAnsi="Arial" w:eastAsia="Arial" w:cs="Arial"/>
+                <w:i w:val="false"/>
+                <w:b w:val="false"/>
+                <w:u w:val="none"/>
+                <w:strike w:val="false"/>
                 <w:sz w:val="21"/>
                 <w:szCs w:val="21"/>
                 <w:color w:val="000000"/>
@@ -4412,18 +5939,20 @@
                 <w:i w:val="false"/>
                 <w:b w:val="false"/>
                 <w:u w:val="none"/>
-                <w:sz w:val="21"/>
-                <w:szCs w:val="21"/>
-                <w:color w:val="000000"/>
-              </w:rPr>
-              <w:br/>
-            </w:r>
-            <w:r>
-              <w:rPr>
-                <w:rFonts w:ascii="Arial" w:hAnsi="Arial" w:eastAsia="Arial" w:cs="Arial"/>
-                <w:i w:val="false"/>
-                <w:b w:val="false"/>
-                <w:u w:val="none"/>
+                <w:strike w:val="false"/>
+                <w:sz w:val="21"/>
+                <w:szCs w:val="21"/>
+                <w:color w:val="000000"/>
+              </w:rPr>
+              <w:br/>
+            </w:r>
+            <w:r>
+              <w:rPr>
+                <w:rFonts w:ascii="Arial" w:hAnsi="Arial" w:eastAsia="Arial" w:cs="Arial"/>
+                <w:i w:val="false"/>
+                <w:b w:val="false"/>
+                <w:u w:val="none"/>
+                <w:strike w:val="false"/>
                 <w:sz w:val="21"/>
                 <w:szCs w:val="21"/>
                 <w:color w:val="000000"/>
@@ -4436,18 +5965,20 @@
                 <w:i w:val="false"/>
                 <w:b w:val="false"/>
                 <w:u w:val="none"/>
-                <w:sz w:val="21"/>
-                <w:szCs w:val="21"/>
-                <w:color w:val="000000"/>
-              </w:rPr>
-              <w:br/>
-            </w:r>
-            <w:r>
-              <w:rPr>
-                <w:rFonts w:ascii="Arial" w:hAnsi="Arial" w:eastAsia="Arial" w:cs="Arial"/>
-                <w:i w:val="false"/>
-                <w:b w:val="false"/>
-                <w:u w:val="none"/>
+                <w:strike w:val="false"/>
+                <w:sz w:val="21"/>
+                <w:szCs w:val="21"/>
+                <w:color w:val="000000"/>
+              </w:rPr>
+              <w:br/>
+            </w:r>
+            <w:r>
+              <w:rPr>
+                <w:rFonts w:ascii="Arial" w:hAnsi="Arial" w:eastAsia="Arial" w:cs="Arial"/>
+                <w:i w:val="false"/>
+                <w:b w:val="false"/>
+                <w:u w:val="none"/>
+                <w:strike w:val="false"/>
                 <w:sz w:val="21"/>
                 <w:szCs w:val="21"/>
                 <w:color w:val="000000"/>
@@ -4475,7 +6006,6 @@
           </w:tcPr>
           <w:p>
             <w:pPr>
-              <w:pStyle w:val="Normal"/>
               <w:jc w:val="left"/>
               <w:pBdr>
                 <w:bottom w:val="none" w:sz="0" w:space="0" w:color="000000"/>
@@ -4485,6 +6015,16 @@
               </w:pBdr>
               <w:spacing w:after="200" w:before="200" w:line="240"/>
               <w:ind w:left="200" w:right="200" w:firstLine="0" w:firstLineChars="0"/>
+              <w:rPr>
+                <w:rFonts w:ascii="Arial" w:hAnsi="Arial" w:eastAsia="Arial" w:cs="Arial"/>
+                <w:i w:val="false"/>
+                <w:b w:val="false"/>
+                <w:u w:val="none"/>
+                <w:strike w:val="false"/>
+                <w:sz w:val="21"/>
+                <w:szCs w:val="21"/>
+                <w:color w:val="000000"/>
+              </w:rPr>
             </w:pPr>
             <w:r>
               <w:rPr>
@@ -4492,6 +6032,7 @@
                 <w:i w:val="false"/>
                 <w:b w:val="true"/>
                 <w:u w:val="none"/>
+                <w:strike w:val="false"/>
                 <w:sz w:val="22"/>
                 <w:szCs w:val="22"/>
                 <w:color w:val="063360"/>
@@ -4504,18 +6045,20 @@
                 <w:i w:val="false"/>
                 <w:b w:val="false"/>
                 <w:u w:val="none"/>
-                <w:sz w:val="21"/>
-                <w:szCs w:val="21"/>
-                <w:color w:val="000000"/>
-              </w:rPr>
-              <w:br/>
-            </w:r>
-            <w:r>
-              <w:rPr>
-                <w:rFonts w:ascii="Arial" w:hAnsi="Arial" w:eastAsia="Arial" w:cs="Arial"/>
-                <w:i w:val="false"/>
-                <w:b w:val="false"/>
-                <w:u w:val="none"/>
+                <w:strike w:val="false"/>
+                <w:sz w:val="21"/>
+                <w:szCs w:val="21"/>
+                <w:color w:val="000000"/>
+              </w:rPr>
+              <w:br/>
+            </w:r>
+            <w:r>
+              <w:rPr>
+                <w:rFonts w:ascii="Arial" w:hAnsi="Arial" w:eastAsia="Arial" w:cs="Arial"/>
+                <w:i w:val="false"/>
+                <w:b w:val="false"/>
+                <w:u w:val="none"/>
+                <w:strike w:val="false"/>
                 <w:sz w:val="21"/>
                 <w:szCs w:val="21"/>
                 <w:color w:val="000000"/>
@@ -4528,30 +6071,33 @@
                 <w:i w:val="false"/>
                 <w:b w:val="false"/>
                 <w:u w:val="none"/>
-                <w:sz w:val="21"/>
-                <w:szCs w:val="21"/>
-                <w:color w:val="000000"/>
-              </w:rPr>
-              <w:br/>
-            </w:r>
-            <w:r>
-              <w:rPr>
-                <w:rFonts w:ascii="Arial" w:hAnsi="Arial" w:eastAsia="Arial" w:cs="Arial"/>
-                <w:i w:val="false"/>
-                <w:b w:val="false"/>
-                <w:u w:val="none"/>
-                <w:sz w:val="21"/>
-                <w:szCs w:val="21"/>
-                <w:color w:val="000000"/>
-              </w:rPr>
-              <w:br/>
-            </w:r>
-            <w:r>
-              <w:rPr>
-                <w:rFonts w:ascii="Arial" w:hAnsi="Arial" w:eastAsia="Arial" w:cs="Arial"/>
-                <w:i w:val="false"/>
-                <w:b w:val="false"/>
-                <w:u w:val="none"/>
+                <w:strike w:val="false"/>
+                <w:sz w:val="21"/>
+                <w:szCs w:val="21"/>
+                <w:color w:val="000000"/>
+              </w:rPr>
+              <w:br/>
+            </w:r>
+            <w:r>
+              <w:rPr>
+                <w:rFonts w:ascii="Arial" w:hAnsi="Arial" w:eastAsia="Arial" w:cs="Arial"/>
+                <w:i w:val="false"/>
+                <w:b w:val="false"/>
+                <w:u w:val="none"/>
+                <w:strike w:val="false"/>
+                <w:sz w:val="21"/>
+                <w:szCs w:val="21"/>
+                <w:color w:val="000000"/>
+              </w:rPr>
+              <w:br/>
+            </w:r>
+            <w:r>
+              <w:rPr>
+                <w:rFonts w:ascii="Arial" w:hAnsi="Arial" w:eastAsia="Arial" w:cs="Arial"/>
+                <w:i w:val="false"/>
+                <w:b w:val="false"/>
+                <w:u w:val="none"/>
+                <w:strike w:val="false"/>
                 <w:sz w:val="21"/>
                 <w:szCs w:val="21"/>
                 <w:color w:val="000000"/>
@@ -4564,18 +6110,20 @@
                 <w:i w:val="false"/>
                 <w:b w:val="false"/>
                 <w:u w:val="none"/>
-                <w:sz w:val="21"/>
-                <w:szCs w:val="21"/>
-                <w:color w:val="000000"/>
-              </w:rPr>
-              <w:br/>
-            </w:r>
-            <w:r>
-              <w:rPr>
-                <w:rFonts w:ascii="Arial" w:hAnsi="Arial" w:eastAsia="Arial" w:cs="Arial"/>
-                <w:i w:val="false"/>
-                <w:b w:val="false"/>
-                <w:u w:val="none"/>
+                <w:strike w:val="false"/>
+                <w:sz w:val="21"/>
+                <w:szCs w:val="21"/>
+                <w:color w:val="000000"/>
+              </w:rPr>
+              <w:br/>
+            </w:r>
+            <w:r>
+              <w:rPr>
+                <w:rFonts w:ascii="Arial" w:hAnsi="Arial" w:eastAsia="Arial" w:cs="Arial"/>
+                <w:i w:val="false"/>
+                <w:b w:val="false"/>
+                <w:u w:val="none"/>
+                <w:strike w:val="false"/>
                 <w:sz w:val="21"/>
                 <w:szCs w:val="21"/>
                 <w:color w:val="000000"/>
@@ -4588,18 +6136,20 @@
                 <w:i w:val="false"/>
                 <w:b w:val="false"/>
                 <w:u w:val="none"/>
-                <w:sz w:val="21"/>
-                <w:szCs w:val="21"/>
-                <w:color w:val="000000"/>
-              </w:rPr>
-              <w:br/>
-            </w:r>
-            <w:r>
-              <w:rPr>
-                <w:rFonts w:ascii="Arial" w:hAnsi="Arial" w:eastAsia="Arial" w:cs="Arial"/>
-                <w:i w:val="false"/>
-                <w:b w:val="false"/>
-                <w:u w:val="none"/>
+                <w:strike w:val="false"/>
+                <w:sz w:val="21"/>
+                <w:szCs w:val="21"/>
+                <w:color w:val="000000"/>
+              </w:rPr>
+              <w:br/>
+            </w:r>
+            <w:r>
+              <w:rPr>
+                <w:rFonts w:ascii="Arial" w:hAnsi="Arial" w:eastAsia="Arial" w:cs="Arial"/>
+                <w:i w:val="false"/>
+                <w:b w:val="false"/>
+                <w:u w:val="none"/>
+                <w:strike w:val="false"/>
                 <w:sz w:val="21"/>
                 <w:szCs w:val="21"/>
                 <w:color w:val="000000"/>
@@ -4633,7 +6183,6 @@
           </w:tcPr>
           <w:p>
             <w:pPr>
-              <w:pStyle w:val="Normal"/>
               <w:jc w:val="left"/>
               <w:pBdr>
                 <w:bottom w:val="none" w:sz="0" w:space="0" w:color="000000"/>
@@ -4643,6 +6192,16 @@
               </w:pBdr>
               <w:spacing w:after="200" w:before="200" w:line="240"/>
               <w:ind w:left="200" w:right="200" w:firstLine="0" w:firstLineChars="0"/>
+              <w:rPr>
+                <w:rFonts w:ascii="Arial" w:hAnsi="Arial" w:eastAsia="Arial" w:cs="Arial"/>
+                <w:i w:val="false"/>
+                <w:b w:val="false"/>
+                <w:u w:val="none"/>
+                <w:strike w:val="false"/>
+                <w:sz w:val="21"/>
+                <w:szCs w:val="21"/>
+                <w:color w:val="000000"/>
+              </w:rPr>
             </w:pPr>
             <w:r>
               <w:rPr>
@@ -4650,6 +6209,7 @@
                 <w:i w:val="false"/>
                 <w:b w:val="true"/>
                 <w:u w:val="none"/>
+                <w:strike w:val="false"/>
                 <w:sz w:val="22"/>
                 <w:szCs w:val="22"/>
                 <w:color w:val="063360"/>
@@ -4662,18 +6222,20 @@
                 <w:i w:val="false"/>
                 <w:b w:val="false"/>
                 <w:u w:val="none"/>
-                <w:sz w:val="21"/>
-                <w:szCs w:val="21"/>
-                <w:color w:val="000000"/>
-              </w:rPr>
-              <w:br/>
-            </w:r>
-            <w:r>
-              <w:rPr>
-                <w:rFonts w:ascii="Arial" w:hAnsi="Arial" w:eastAsia="Arial" w:cs="Arial"/>
-                <w:i w:val="false"/>
-                <w:b w:val="false"/>
-                <w:u w:val="none"/>
+                <w:strike w:val="false"/>
+                <w:sz w:val="21"/>
+                <w:szCs w:val="21"/>
+                <w:color w:val="000000"/>
+              </w:rPr>
+              <w:br/>
+            </w:r>
+            <w:r>
+              <w:rPr>
+                <w:rFonts w:ascii="Arial" w:hAnsi="Arial" w:eastAsia="Arial" w:cs="Arial"/>
+                <w:i w:val="false"/>
+                <w:b w:val="false"/>
+                <w:u w:val="none"/>
+                <w:strike w:val="false"/>
                 <w:sz w:val="21"/>
                 <w:szCs w:val="21"/>
                 <w:color w:val="000000"/>
@@ -4686,30 +6248,33 @@
                 <w:i w:val="false"/>
                 <w:b w:val="false"/>
                 <w:u w:val="none"/>
-                <w:sz w:val="21"/>
-                <w:szCs w:val="21"/>
-                <w:color w:val="000000"/>
-              </w:rPr>
-              <w:br/>
-            </w:r>
-            <w:r>
-              <w:rPr>
-                <w:rFonts w:ascii="Arial" w:hAnsi="Arial" w:eastAsia="Arial" w:cs="Arial"/>
-                <w:i w:val="false"/>
-                <w:b w:val="false"/>
-                <w:u w:val="none"/>
-                <w:sz w:val="21"/>
-                <w:szCs w:val="21"/>
-                <w:color w:val="000000"/>
-              </w:rPr>
-              <w:br/>
-            </w:r>
-            <w:r>
-              <w:rPr>
-                <w:rFonts w:ascii="Arial" w:hAnsi="Arial" w:eastAsia="Arial" w:cs="Arial"/>
-                <w:i w:val="false"/>
-                <w:b w:val="false"/>
-                <w:u w:val="none"/>
+                <w:strike w:val="false"/>
+                <w:sz w:val="21"/>
+                <w:szCs w:val="21"/>
+                <w:color w:val="000000"/>
+              </w:rPr>
+              <w:br/>
+            </w:r>
+            <w:r>
+              <w:rPr>
+                <w:rFonts w:ascii="Arial" w:hAnsi="Arial" w:eastAsia="Arial" w:cs="Arial"/>
+                <w:i w:val="false"/>
+                <w:b w:val="false"/>
+                <w:u w:val="none"/>
+                <w:strike w:val="false"/>
+                <w:sz w:val="21"/>
+                <w:szCs w:val="21"/>
+                <w:color w:val="000000"/>
+              </w:rPr>
+              <w:br/>
+            </w:r>
+            <w:r>
+              <w:rPr>
+                <w:rFonts w:ascii="Arial" w:hAnsi="Arial" w:eastAsia="Arial" w:cs="Arial"/>
+                <w:i w:val="false"/>
+                <w:b w:val="false"/>
+                <w:u w:val="none"/>
+                <w:strike w:val="false"/>
                 <w:sz w:val="21"/>
                 <w:szCs w:val="21"/>
                 <w:color w:val="000000"/>
@@ -4722,18 +6287,20 @@
                 <w:i w:val="false"/>
                 <w:b w:val="false"/>
                 <w:u w:val="none"/>
-                <w:sz w:val="21"/>
-                <w:szCs w:val="21"/>
-                <w:color w:val="000000"/>
-              </w:rPr>
-              <w:br/>
-            </w:r>
-            <w:r>
-              <w:rPr>
-                <w:rFonts w:ascii="Arial" w:hAnsi="Arial" w:eastAsia="Arial" w:cs="Arial"/>
-                <w:i w:val="false"/>
-                <w:b w:val="false"/>
-                <w:u w:val="none"/>
+                <w:strike w:val="false"/>
+                <w:sz w:val="21"/>
+                <w:szCs w:val="21"/>
+                <w:color w:val="000000"/>
+              </w:rPr>
+              <w:br/>
+            </w:r>
+            <w:r>
+              <w:rPr>
+                <w:rFonts w:ascii="Arial" w:hAnsi="Arial" w:eastAsia="Arial" w:cs="Arial"/>
+                <w:i w:val="false"/>
+                <w:b w:val="false"/>
+                <w:u w:val="none"/>
+                <w:strike w:val="false"/>
                 <w:sz w:val="21"/>
                 <w:szCs w:val="21"/>
                 <w:color w:val="000000"/>
@@ -4746,18 +6313,20 @@
                 <w:i w:val="false"/>
                 <w:b w:val="false"/>
                 <w:u w:val="none"/>
-                <w:sz w:val="21"/>
-                <w:szCs w:val="21"/>
-                <w:color w:val="000000"/>
-              </w:rPr>
-              <w:br/>
-            </w:r>
-            <w:r>
-              <w:rPr>
-                <w:rFonts w:ascii="Arial" w:hAnsi="Arial" w:eastAsia="Arial" w:cs="Arial"/>
-                <w:i w:val="false"/>
-                <w:b w:val="false"/>
-                <w:u w:val="none"/>
+                <w:strike w:val="false"/>
+                <w:sz w:val="21"/>
+                <w:szCs w:val="21"/>
+                <w:color w:val="000000"/>
+              </w:rPr>
+              <w:br/>
+            </w:r>
+            <w:r>
+              <w:rPr>
+                <w:rFonts w:ascii="Arial" w:hAnsi="Arial" w:eastAsia="Arial" w:cs="Arial"/>
+                <w:i w:val="false"/>
+                <w:b w:val="false"/>
+                <w:u w:val="none"/>
+                <w:strike w:val="false"/>
                 <w:sz w:val="21"/>
                 <w:szCs w:val="21"/>
                 <w:color w:val="000000"/>
@@ -4785,7 +6354,6 @@
           </w:tcPr>
           <w:p>
             <w:pPr>
-              <w:pStyle w:val="Normal"/>
               <w:jc w:val="left"/>
               <w:pBdr>
                 <w:bottom w:val="none" w:sz="0" w:space="0" w:color="000000"/>
@@ -4795,6 +6363,16 @@
               </w:pBdr>
               <w:spacing w:after="200" w:before="200" w:line="240"/>
               <w:ind w:left="200" w:right="200" w:firstLine="0" w:firstLineChars="0"/>
+              <w:rPr>
+                <w:rFonts w:ascii="Arial" w:hAnsi="Arial" w:eastAsia="Arial" w:cs="Arial"/>
+                <w:i w:val="false"/>
+                <w:b w:val="false"/>
+                <w:u w:val="none"/>
+                <w:strike w:val="false"/>
+                <w:sz w:val="21"/>
+                <w:szCs w:val="21"/>
+                <w:color w:val="000000"/>
+              </w:rPr>
             </w:pPr>
             <w:r>
               <w:rPr>
@@ -4802,6 +6380,7 @@
                 <w:i w:val="false"/>
                 <w:b w:val="true"/>
                 <w:u w:val="none"/>
+                <w:strike w:val="false"/>
                 <w:sz w:val="22"/>
                 <w:szCs w:val="22"/>
                 <w:color w:val="063360"/>
@@ -4814,18 +6393,20 @@
                 <w:i w:val="false"/>
                 <w:b w:val="false"/>
                 <w:u w:val="none"/>
-                <w:sz w:val="21"/>
-                <w:szCs w:val="21"/>
-                <w:color w:val="000000"/>
-              </w:rPr>
-              <w:br/>
-            </w:r>
-            <w:r>
-              <w:rPr>
-                <w:rFonts w:ascii="Arial" w:hAnsi="Arial" w:eastAsia="Arial" w:cs="Arial"/>
-                <w:i w:val="false"/>
-                <w:b w:val="false"/>
-                <w:u w:val="none"/>
+                <w:strike w:val="false"/>
+                <w:sz w:val="21"/>
+                <w:szCs w:val="21"/>
+                <w:color w:val="000000"/>
+              </w:rPr>
+              <w:br/>
+            </w:r>
+            <w:r>
+              <w:rPr>
+                <w:rFonts w:ascii="Arial" w:hAnsi="Arial" w:eastAsia="Arial" w:cs="Arial"/>
+                <w:i w:val="false"/>
+                <w:b w:val="false"/>
+                <w:u w:val="none"/>
+                <w:strike w:val="false"/>
                 <w:sz w:val="21"/>
                 <w:szCs w:val="21"/>
                 <w:color w:val="000000"/>
@@ -4838,30 +6419,33 @@
                 <w:i w:val="false"/>
                 <w:b w:val="false"/>
                 <w:u w:val="none"/>
-                <w:sz w:val="21"/>
-                <w:szCs w:val="21"/>
-                <w:color w:val="000000"/>
-              </w:rPr>
-              <w:br/>
-            </w:r>
-            <w:r>
-              <w:rPr>
-                <w:rFonts w:ascii="Arial" w:hAnsi="Arial" w:eastAsia="Arial" w:cs="Arial"/>
-                <w:i w:val="false"/>
-                <w:b w:val="false"/>
-                <w:u w:val="none"/>
-                <w:sz w:val="21"/>
-                <w:szCs w:val="21"/>
-                <w:color w:val="000000"/>
-              </w:rPr>
-              <w:br/>
-            </w:r>
-            <w:r>
-              <w:rPr>
-                <w:rFonts w:ascii="Arial" w:hAnsi="Arial" w:eastAsia="Arial" w:cs="Arial"/>
-                <w:i w:val="false"/>
-                <w:b w:val="false"/>
-                <w:u w:val="none"/>
+                <w:strike w:val="false"/>
+                <w:sz w:val="21"/>
+                <w:szCs w:val="21"/>
+                <w:color w:val="000000"/>
+              </w:rPr>
+              <w:br/>
+            </w:r>
+            <w:r>
+              <w:rPr>
+                <w:rFonts w:ascii="Arial" w:hAnsi="Arial" w:eastAsia="Arial" w:cs="Arial"/>
+                <w:i w:val="false"/>
+                <w:b w:val="false"/>
+                <w:u w:val="none"/>
+                <w:strike w:val="false"/>
+                <w:sz w:val="21"/>
+                <w:szCs w:val="21"/>
+                <w:color w:val="000000"/>
+              </w:rPr>
+              <w:br/>
+            </w:r>
+            <w:r>
+              <w:rPr>
+                <w:rFonts w:ascii="Arial" w:hAnsi="Arial" w:eastAsia="Arial" w:cs="Arial"/>
+                <w:i w:val="false"/>
+                <w:b w:val="false"/>
+                <w:u w:val="none"/>
+                <w:strike w:val="false"/>
                 <w:sz w:val="21"/>
                 <w:szCs w:val="21"/>
                 <w:color w:val="000000"/>
@@ -4874,18 +6458,20 @@
                 <w:i w:val="false"/>
                 <w:b w:val="false"/>
                 <w:u w:val="none"/>
-                <w:sz w:val="21"/>
-                <w:szCs w:val="21"/>
-                <w:color w:val="000000"/>
-              </w:rPr>
-              <w:br/>
-            </w:r>
-            <w:r>
-              <w:rPr>
-                <w:rFonts w:ascii="Arial" w:hAnsi="Arial" w:eastAsia="Arial" w:cs="Arial"/>
-                <w:i w:val="false"/>
-                <w:b w:val="false"/>
-                <w:u w:val="none"/>
+                <w:strike w:val="false"/>
+                <w:sz w:val="21"/>
+                <w:szCs w:val="21"/>
+                <w:color w:val="000000"/>
+              </w:rPr>
+              <w:br/>
+            </w:r>
+            <w:r>
+              <w:rPr>
+                <w:rFonts w:ascii="Arial" w:hAnsi="Arial" w:eastAsia="Arial" w:cs="Arial"/>
+                <w:i w:val="false"/>
+                <w:b w:val="false"/>
+                <w:u w:val="none"/>
+                <w:strike w:val="false"/>
                 <w:sz w:val="21"/>
                 <w:szCs w:val="21"/>
                 <w:color w:val="000000"/>
@@ -4898,18 +6484,20 @@
                 <w:i w:val="false"/>
                 <w:b w:val="false"/>
                 <w:u w:val="none"/>
-                <w:sz w:val="21"/>
-                <w:szCs w:val="21"/>
-                <w:color w:val="000000"/>
-              </w:rPr>
-              <w:br/>
-            </w:r>
-            <w:r>
-              <w:rPr>
-                <w:rFonts w:ascii="Arial" w:hAnsi="Arial" w:eastAsia="Arial" w:cs="Arial"/>
-                <w:i w:val="false"/>
-                <w:b w:val="false"/>
-                <w:u w:val="none"/>
+                <w:strike w:val="false"/>
+                <w:sz w:val="21"/>
+                <w:szCs w:val="21"/>
+                <w:color w:val="000000"/>
+              </w:rPr>
+              <w:br/>
+            </w:r>
+            <w:r>
+              <w:rPr>
+                <w:rFonts w:ascii="Arial" w:hAnsi="Arial" w:eastAsia="Arial" w:cs="Arial"/>
+                <w:i w:val="false"/>
+                <w:b w:val="false"/>
+                <w:u w:val="none"/>
+                <w:strike w:val="false"/>
                 <w:sz w:val="21"/>
                 <w:szCs w:val="21"/>
                 <w:color w:val="000000"/>
@@ -4943,7 +6531,6 @@
           </w:tcPr>
           <w:p>
             <w:pPr>
-              <w:pStyle w:val="Normal"/>
               <w:jc w:val="left"/>
               <w:pBdr>
                 <w:bottom w:val="none" w:sz="0" w:space="0" w:color="000000"/>
@@ -4953,6 +6540,16 @@
               </w:pBdr>
               <w:spacing w:after="200" w:before="200" w:line="240"/>
               <w:ind w:left="200" w:right="200" w:firstLine="0" w:firstLineChars="0"/>
+              <w:rPr>
+                <w:rFonts w:ascii="Arial" w:hAnsi="Arial" w:eastAsia="Arial" w:cs="Arial"/>
+                <w:i w:val="false"/>
+                <w:b w:val="false"/>
+                <w:u w:val="none"/>
+                <w:strike w:val="false"/>
+                <w:sz w:val="21"/>
+                <w:szCs w:val="21"/>
+                <w:color w:val="000000"/>
+              </w:rPr>
             </w:pPr>
             <w:r>
               <w:rPr>
@@ -4960,6 +6557,7 @@
                 <w:i w:val="false"/>
                 <w:b w:val="true"/>
                 <w:u w:val="none"/>
+                <w:strike w:val="false"/>
                 <w:sz w:val="22"/>
                 <w:szCs w:val="22"/>
                 <w:color w:val="063360"/>
@@ -4972,18 +6570,20 @@
                 <w:i w:val="false"/>
                 <w:b w:val="false"/>
                 <w:u w:val="none"/>
-                <w:sz w:val="21"/>
-                <w:szCs w:val="21"/>
-                <w:color w:val="000000"/>
-              </w:rPr>
-              <w:br/>
-            </w:r>
-            <w:r>
-              <w:rPr>
-                <w:rFonts w:ascii="Arial" w:hAnsi="Arial" w:eastAsia="Arial" w:cs="Arial"/>
-                <w:i w:val="false"/>
-                <w:b w:val="false"/>
-                <w:u w:val="none"/>
+                <w:strike w:val="false"/>
+                <w:sz w:val="21"/>
+                <w:szCs w:val="21"/>
+                <w:color w:val="000000"/>
+              </w:rPr>
+              <w:br/>
+            </w:r>
+            <w:r>
+              <w:rPr>
+                <w:rFonts w:ascii="Arial" w:hAnsi="Arial" w:eastAsia="Arial" w:cs="Arial"/>
+                <w:i w:val="false"/>
+                <w:b w:val="false"/>
+                <w:u w:val="none"/>
+                <w:strike w:val="false"/>
                 <w:sz w:val="21"/>
                 <w:szCs w:val="21"/>
                 <w:color w:val="000000"/>
@@ -4996,30 +6596,33 @@
                 <w:i w:val="false"/>
                 <w:b w:val="false"/>
                 <w:u w:val="none"/>
-                <w:sz w:val="21"/>
-                <w:szCs w:val="21"/>
-                <w:color w:val="000000"/>
-              </w:rPr>
-              <w:br/>
-            </w:r>
-            <w:r>
-              <w:rPr>
-                <w:rFonts w:ascii="Arial" w:hAnsi="Arial" w:eastAsia="Arial" w:cs="Arial"/>
-                <w:i w:val="false"/>
-                <w:b w:val="false"/>
-                <w:u w:val="none"/>
-                <w:sz w:val="21"/>
-                <w:szCs w:val="21"/>
-                <w:color w:val="000000"/>
-              </w:rPr>
-              <w:br/>
-            </w:r>
-            <w:r>
-              <w:rPr>
-                <w:rFonts w:ascii="Arial" w:hAnsi="Arial" w:eastAsia="Arial" w:cs="Arial"/>
-                <w:i w:val="false"/>
-                <w:b w:val="false"/>
-                <w:u w:val="none"/>
+                <w:strike w:val="false"/>
+                <w:sz w:val="21"/>
+                <w:szCs w:val="21"/>
+                <w:color w:val="000000"/>
+              </w:rPr>
+              <w:br/>
+            </w:r>
+            <w:r>
+              <w:rPr>
+                <w:rFonts w:ascii="Arial" w:hAnsi="Arial" w:eastAsia="Arial" w:cs="Arial"/>
+                <w:i w:val="false"/>
+                <w:b w:val="false"/>
+                <w:u w:val="none"/>
+                <w:strike w:val="false"/>
+                <w:sz w:val="21"/>
+                <w:szCs w:val="21"/>
+                <w:color w:val="000000"/>
+              </w:rPr>
+              <w:br/>
+            </w:r>
+            <w:r>
+              <w:rPr>
+                <w:rFonts w:ascii="Arial" w:hAnsi="Arial" w:eastAsia="Arial" w:cs="Arial"/>
+                <w:i w:val="false"/>
+                <w:b w:val="false"/>
+                <w:u w:val="none"/>
+                <w:strike w:val="false"/>
                 <w:sz w:val="21"/>
                 <w:szCs w:val="21"/>
                 <w:color w:val="000000"/>
@@ -5032,18 +6635,20 @@
                 <w:i w:val="false"/>
                 <w:b w:val="false"/>
                 <w:u w:val="none"/>
-                <w:sz w:val="21"/>
-                <w:szCs w:val="21"/>
-                <w:color w:val="000000"/>
-              </w:rPr>
-              <w:br/>
-            </w:r>
-            <w:r>
-              <w:rPr>
-                <w:rFonts w:ascii="Arial" w:hAnsi="Arial" w:eastAsia="Arial" w:cs="Arial"/>
-                <w:i w:val="false"/>
-                <w:b w:val="false"/>
-                <w:u w:val="none"/>
+                <w:strike w:val="false"/>
+                <w:sz w:val="21"/>
+                <w:szCs w:val="21"/>
+                <w:color w:val="000000"/>
+              </w:rPr>
+              <w:br/>
+            </w:r>
+            <w:r>
+              <w:rPr>
+                <w:rFonts w:ascii="Arial" w:hAnsi="Arial" w:eastAsia="Arial" w:cs="Arial"/>
+                <w:i w:val="false"/>
+                <w:b w:val="false"/>
+                <w:u w:val="none"/>
+                <w:strike w:val="false"/>
                 <w:sz w:val="21"/>
                 <w:szCs w:val="21"/>
                 <w:color w:val="000000"/>
@@ -5056,18 +6661,20 @@
                 <w:i w:val="false"/>
                 <w:b w:val="false"/>
                 <w:u w:val="none"/>
-                <w:sz w:val="21"/>
-                <w:szCs w:val="21"/>
-                <w:color w:val="000000"/>
-              </w:rPr>
-              <w:br/>
-            </w:r>
-            <w:r>
-              <w:rPr>
-                <w:rFonts w:ascii="Arial" w:hAnsi="Arial" w:eastAsia="Arial" w:cs="Arial"/>
-                <w:i w:val="false"/>
-                <w:b w:val="false"/>
-                <w:u w:val="none"/>
+                <w:strike w:val="false"/>
+                <w:sz w:val="21"/>
+                <w:szCs w:val="21"/>
+                <w:color w:val="000000"/>
+              </w:rPr>
+              <w:br/>
+            </w:r>
+            <w:r>
+              <w:rPr>
+                <w:rFonts w:ascii="Arial" w:hAnsi="Arial" w:eastAsia="Arial" w:cs="Arial"/>
+                <w:i w:val="false"/>
+                <w:b w:val="false"/>
+                <w:u w:val="none"/>
+                <w:strike w:val="false"/>
                 <w:sz w:val="21"/>
                 <w:szCs w:val="21"/>
                 <w:color w:val="000000"/>
@@ -5095,7 +6702,6 @@
           </w:tcPr>
           <w:p>
             <w:pPr>
-              <w:pStyle w:val="Normal"/>
               <w:jc w:val="left"/>
               <w:pBdr>
                 <w:bottom w:val="none" w:sz="0" w:space="0" w:color="000000"/>
@@ -5105,6 +6711,16 @@
               </w:pBdr>
               <w:spacing w:after="200" w:before="200" w:line="240"/>
               <w:ind w:left="200" w:right="200" w:firstLine="0" w:firstLineChars="0"/>
+              <w:rPr>
+                <w:rFonts w:ascii="Arial" w:hAnsi="Arial" w:eastAsia="Arial" w:cs="Arial"/>
+                <w:i w:val="false"/>
+                <w:b w:val="false"/>
+                <w:u w:val="none"/>
+                <w:strike w:val="false"/>
+                <w:sz w:val="21"/>
+                <w:szCs w:val="21"/>
+                <w:color w:val="000000"/>
+              </w:rPr>
             </w:pPr>
             <w:r>
               <w:rPr>
@@ -5112,6 +6728,7 @@
                 <w:i w:val="false"/>
                 <w:b w:val="true"/>
                 <w:u w:val="none"/>
+                <w:strike w:val="false"/>
                 <w:sz w:val="22"/>
                 <w:szCs w:val="22"/>
                 <w:color w:val="063360"/>
@@ -5124,18 +6741,20 @@
                 <w:i w:val="false"/>
                 <w:b w:val="false"/>
                 <w:u w:val="none"/>
-                <w:sz w:val="21"/>
-                <w:szCs w:val="21"/>
-                <w:color w:val="000000"/>
-              </w:rPr>
-              <w:br/>
-            </w:r>
-            <w:r>
-              <w:rPr>
-                <w:rFonts w:ascii="Arial" w:hAnsi="Arial" w:eastAsia="Arial" w:cs="Arial"/>
-                <w:i w:val="false"/>
-                <w:b w:val="false"/>
-                <w:u w:val="none"/>
+                <w:strike w:val="false"/>
+                <w:sz w:val="21"/>
+                <w:szCs w:val="21"/>
+                <w:color w:val="000000"/>
+              </w:rPr>
+              <w:br/>
+            </w:r>
+            <w:r>
+              <w:rPr>
+                <w:rFonts w:ascii="Arial" w:hAnsi="Arial" w:eastAsia="Arial" w:cs="Arial"/>
+                <w:i w:val="false"/>
+                <w:b w:val="false"/>
+                <w:u w:val="none"/>
+                <w:strike w:val="false"/>
                 <w:sz w:val="21"/>
                 <w:szCs w:val="21"/>
                 <w:color w:val="000000"/>
@@ -5148,30 +6767,33 @@
                 <w:i w:val="false"/>
                 <w:b w:val="false"/>
                 <w:u w:val="none"/>
-                <w:sz w:val="21"/>
-                <w:szCs w:val="21"/>
-                <w:color w:val="000000"/>
-              </w:rPr>
-              <w:br/>
-            </w:r>
-            <w:r>
-              <w:rPr>
-                <w:rFonts w:ascii="Arial" w:hAnsi="Arial" w:eastAsia="Arial" w:cs="Arial"/>
-                <w:i w:val="false"/>
-                <w:b w:val="false"/>
-                <w:u w:val="none"/>
-                <w:sz w:val="21"/>
-                <w:szCs w:val="21"/>
-                <w:color w:val="000000"/>
-              </w:rPr>
-              <w:br/>
-            </w:r>
-            <w:r>
-              <w:rPr>
-                <w:rFonts w:ascii="Arial" w:hAnsi="Arial" w:eastAsia="Arial" w:cs="Arial"/>
-                <w:i w:val="false"/>
-                <w:b w:val="false"/>
-                <w:u w:val="none"/>
+                <w:strike w:val="false"/>
+                <w:sz w:val="21"/>
+                <w:szCs w:val="21"/>
+                <w:color w:val="000000"/>
+              </w:rPr>
+              <w:br/>
+            </w:r>
+            <w:r>
+              <w:rPr>
+                <w:rFonts w:ascii="Arial" w:hAnsi="Arial" w:eastAsia="Arial" w:cs="Arial"/>
+                <w:i w:val="false"/>
+                <w:b w:val="false"/>
+                <w:u w:val="none"/>
+                <w:strike w:val="false"/>
+                <w:sz w:val="21"/>
+                <w:szCs w:val="21"/>
+                <w:color w:val="000000"/>
+              </w:rPr>
+              <w:br/>
+            </w:r>
+            <w:r>
+              <w:rPr>
+                <w:rFonts w:ascii="Arial" w:hAnsi="Arial" w:eastAsia="Arial" w:cs="Arial"/>
+                <w:i w:val="false"/>
+                <w:b w:val="false"/>
+                <w:u w:val="none"/>
+                <w:strike w:val="false"/>
                 <w:sz w:val="21"/>
                 <w:szCs w:val="21"/>
                 <w:color w:val="000000"/>
@@ -5184,18 +6806,20 @@
                 <w:i w:val="false"/>
                 <w:b w:val="false"/>
                 <w:u w:val="none"/>
-                <w:sz w:val="21"/>
-                <w:szCs w:val="21"/>
-                <w:color w:val="000000"/>
-              </w:rPr>
-              <w:br/>
-            </w:r>
-            <w:r>
-              <w:rPr>
-                <w:rFonts w:ascii="Arial" w:hAnsi="Arial" w:eastAsia="Arial" w:cs="Arial"/>
-                <w:i w:val="false"/>
-                <w:b w:val="false"/>
-                <w:u w:val="none"/>
+                <w:strike w:val="false"/>
+                <w:sz w:val="21"/>
+                <w:szCs w:val="21"/>
+                <w:color w:val="000000"/>
+              </w:rPr>
+              <w:br/>
+            </w:r>
+            <w:r>
+              <w:rPr>
+                <w:rFonts w:ascii="Arial" w:hAnsi="Arial" w:eastAsia="Arial" w:cs="Arial"/>
+                <w:i w:val="false"/>
+                <w:b w:val="false"/>
+                <w:u w:val="none"/>
+                <w:strike w:val="false"/>
                 <w:sz w:val="21"/>
                 <w:szCs w:val="21"/>
                 <w:color w:val="000000"/>
@@ -5208,18 +6832,20 @@
                 <w:i w:val="false"/>
                 <w:b w:val="false"/>
                 <w:u w:val="none"/>
-                <w:sz w:val="21"/>
-                <w:szCs w:val="21"/>
-                <w:color w:val="000000"/>
-              </w:rPr>
-              <w:br/>
-            </w:r>
-            <w:r>
-              <w:rPr>
-                <w:rFonts w:ascii="Arial" w:hAnsi="Arial" w:eastAsia="Arial" w:cs="Arial"/>
-                <w:i w:val="false"/>
-                <w:b w:val="false"/>
-                <w:u w:val="none"/>
+                <w:strike w:val="false"/>
+                <w:sz w:val="21"/>
+                <w:szCs w:val="21"/>
+                <w:color w:val="000000"/>
+              </w:rPr>
+              <w:br/>
+            </w:r>
+            <w:r>
+              <w:rPr>
+                <w:rFonts w:ascii="Arial" w:hAnsi="Arial" w:eastAsia="Arial" w:cs="Arial"/>
+                <w:i w:val="false"/>
+                <w:b w:val="false"/>
+                <w:u w:val="none"/>
+                <w:strike w:val="false"/>
                 <w:sz w:val="21"/>
                 <w:szCs w:val="21"/>
                 <w:color w:val="000000"/>
@@ -5230,11 +6856,11 @@
         </w:tc>
       </w:tr>
     </w:tbl>
-    <w:sectPr w:officer="true">
-      <w:pgMar w:header="720" w:bottom="1008" w:top="1008" w:right="1152" w:left="1152" w:footer="720" w:gutter="720"/>
+    <w:sectPr>
+      <w:pgMar w:header="708" w:bottom="1008" w:top="1008" w:right="1152" w:left="1152" w:footer="708" w:gutter="0"/>
       <w:pgSz w:h="16838" w:w="11906" w:orient="portrait"/>
+      <w:type w:val="continuous"/>
       <w:cols/>
-      <w:type w:val="continuous"/>
     </w:sectPr>
   </w:body>
 </w:document>

--- a/docs/handouts/Oct15_session3_handouts.docx
+++ b/docs/handouts/Oct15_session3_handouts.docx
@@ -188,7 +188,7 @@
           <w:szCs w:val="22"/>
           <w:color w:val="000000"/>
         </w:rPr>
-        <w:t xml:space="preserve">You started this design in Module 1. Write it down as it stands now, against the eight conditions. If you do not have the Module 1 document, use the recap in each row: the conditions have not changed.</w:t>
+        <w:t xml:space="preserve">You started this design in Module 1. Write your design as it is now, one row for each of the eight conditions. If you do not have your Module 1 document, use the short description in each row: the conditions are the same as in Module 1.</w:t>
       </w:r>
     </w:p>
     <w:tbl xmlns:a="http://schemas.openxmlformats.org/drawingml/2006/main" xmlns:pic="http://schemas.openxmlformats.org/drawingml/2006/picture">
@@ -206,7 +206,6 @@
           <w:trHeight w:val="360" w:hRule="auto"/>
           <w:tblHeader/>
         </w:trPr>
-        header1
         <w:tc>
           <w:tcPr>
             <w:tcBorders>
@@ -226,6 +225,7 @@
           </w:tcPr>
           <w:p>
             <w:pPr>
+              <w:pStyle w:val="Normal"/>
               <w:jc w:val="left"/>
               <w:pBdr>
                 <w:bottom w:val="none" w:sz="0" w:space="0" w:color="000000"/>
@@ -280,6 +280,7 @@
           </w:tcPr>
           <w:p>
             <w:pPr>
+              <w:pStyle w:val="Normal"/>
               <w:jc w:val="left"/>
               <w:pBdr>
                 <w:bottom w:val="none" w:sz="0" w:space="0" w:color="000000"/>
@@ -320,7 +321,6 @@
         <w:trPr>
           <w:trHeight w:val="1123" w:hRule="atLeast"/>
         </w:trPr>
-        body1
         <w:tc>
           <w:tcPr>
             <w:tcBorders>
@@ -340,6 +340,7 @@
           </w:tcPr>
           <w:p>
             <w:pPr>
+              <w:pStyle w:val="Normal"/>
               <w:jc w:val="left"/>
               <w:pBdr>
                 <w:bottom w:val="none" w:sz="0" w:space="0" w:color="000000"/>
@@ -394,6 +395,7 @@
           </w:tcPr>
           <w:p>
             <w:pPr>
+              <w:pStyle w:val="Normal"/>
               <w:jc w:val="left"/>
               <w:pBdr>
                 <w:bottom w:val="none" w:sz="0" w:space="0" w:color="000000"/>
@@ -434,7 +436,6 @@
         <w:trPr>
           <w:trHeight w:val="1123" w:hRule="atLeast"/>
         </w:trPr>
-        body2
         <w:tc>
           <w:tcPr>
             <w:tcBorders>
@@ -454,6 +455,7 @@
           </w:tcPr>
           <w:p>
             <w:pPr>
+              <w:pStyle w:val="Normal"/>
               <w:jc w:val="left"/>
               <w:pBdr>
                 <w:bottom w:val="none" w:sz="0" w:space="0" w:color="000000"/>
@@ -508,6 +510,7 @@
           </w:tcPr>
           <w:p>
             <w:pPr>
+              <w:pStyle w:val="Normal"/>
               <w:jc w:val="left"/>
               <w:pBdr>
                 <w:bottom w:val="none" w:sz="0" w:space="0" w:color="000000"/>
@@ -548,7 +551,6 @@
         <w:trPr>
           <w:trHeight w:val="1123" w:hRule="atLeast"/>
         </w:trPr>
-        body3
         <w:tc>
           <w:tcPr>
             <w:tcBorders>
@@ -568,6 +570,7 @@
           </w:tcPr>
           <w:p>
             <w:pPr>
+              <w:pStyle w:val="Normal"/>
               <w:jc w:val="left"/>
               <w:pBdr>
                 <w:bottom w:val="none" w:sz="0" w:space="0" w:color="000000"/>
@@ -622,6 +625,7 @@
           </w:tcPr>
           <w:p>
             <w:pPr>
+              <w:pStyle w:val="Normal"/>
               <w:jc w:val="left"/>
               <w:pBdr>
                 <w:bottom w:val="none" w:sz="0" w:space="0" w:color="000000"/>
@@ -662,7 +666,6 @@
         <w:trPr>
           <w:trHeight w:val="1123" w:hRule="atLeast"/>
         </w:trPr>
-        body4
         <w:tc>
           <w:tcPr>
             <w:tcBorders>
@@ -682,6 +685,7 @@
           </w:tcPr>
           <w:p>
             <w:pPr>
+              <w:pStyle w:val="Normal"/>
               <w:jc w:val="left"/>
               <w:pBdr>
                 <w:bottom w:val="none" w:sz="0" w:space="0" w:color="000000"/>
@@ -736,6 +740,7 @@
           </w:tcPr>
           <w:p>
             <w:pPr>
+              <w:pStyle w:val="Normal"/>
               <w:jc w:val="left"/>
               <w:pBdr>
                 <w:bottom w:val="none" w:sz="0" w:space="0" w:color="000000"/>
@@ -776,7 +781,6 @@
         <w:trPr>
           <w:trHeight w:val="1123" w:hRule="atLeast"/>
         </w:trPr>
-        body5
         <w:tc>
           <w:tcPr>
             <w:tcBorders>
@@ -796,6 +800,7 @@
           </w:tcPr>
           <w:p>
             <w:pPr>
+              <w:pStyle w:val="Normal"/>
               <w:jc w:val="left"/>
               <w:pBdr>
                 <w:bottom w:val="none" w:sz="0" w:space="0" w:color="000000"/>
@@ -850,6 +855,7 @@
           </w:tcPr>
           <w:p>
             <w:pPr>
+              <w:pStyle w:val="Normal"/>
               <w:jc w:val="left"/>
               <w:pBdr>
                 <w:bottom w:val="none" w:sz="0" w:space="0" w:color="000000"/>
@@ -890,7 +896,6 @@
         <w:trPr>
           <w:trHeight w:val="1123" w:hRule="atLeast"/>
         </w:trPr>
-        body6
         <w:tc>
           <w:tcPr>
             <w:tcBorders>
@@ -910,6 +915,7 @@
           </w:tcPr>
           <w:p>
             <w:pPr>
+              <w:pStyle w:val="Normal"/>
               <w:jc w:val="left"/>
               <w:pBdr>
                 <w:bottom w:val="none" w:sz="0" w:space="0" w:color="000000"/>
@@ -964,6 +970,7 @@
           </w:tcPr>
           <w:p>
             <w:pPr>
+              <w:pStyle w:val="Normal"/>
               <w:jc w:val="left"/>
               <w:pBdr>
                 <w:bottom w:val="none" w:sz="0" w:space="0" w:color="000000"/>
@@ -1004,7 +1011,6 @@
         <w:trPr>
           <w:trHeight w:val="1123" w:hRule="atLeast"/>
         </w:trPr>
-        body7
         <w:tc>
           <w:tcPr>
             <w:tcBorders>
@@ -1024,6 +1030,7 @@
           </w:tcPr>
           <w:p>
             <w:pPr>
+              <w:pStyle w:val="Normal"/>
               <w:jc w:val="left"/>
               <w:pBdr>
                 <w:bottom w:val="none" w:sz="0" w:space="0" w:color="000000"/>
@@ -1078,6 +1085,7 @@
           </w:tcPr>
           <w:p>
             <w:pPr>
+              <w:pStyle w:val="Normal"/>
               <w:jc w:val="left"/>
               <w:pBdr>
                 <w:bottom w:val="none" w:sz="0" w:space="0" w:color="000000"/>
@@ -1118,7 +1126,6 @@
         <w:trPr>
           <w:trHeight w:val="1123" w:hRule="atLeast"/>
         </w:trPr>
-        body8
         <w:tc>
           <w:tcPr>
             <w:tcBorders>
@@ -1138,6 +1145,7 @@
           </w:tcPr>
           <w:p>
             <w:pPr>
+              <w:pStyle w:val="Normal"/>
               <w:jc w:val="left"/>
               <w:pBdr>
                 <w:bottom w:val="none" w:sz="0" w:space="0" w:color="000000"/>
@@ -1192,6 +1200,7 @@
           </w:tcPr>
           <w:p>
             <w:pPr>
+              <w:pStyle w:val="Normal"/>
               <w:jc w:val="left"/>
               <w:pBdr>
                 <w:bottom w:val="none" w:sz="0" w:space="0" w:color="000000"/>
@@ -1253,7 +1262,7 @@
           <w:szCs w:val="22"/>
           <w:color w:val="000000"/>
         </w:rPr>
-        <w:t xml:space="preserve">Your counterfactual, in one sentence. You will read it out in the pitch:</w:t>
+        <w:t xml:space="preserve">Your counterfactual (what would have happened without the programme), in one sentence. You will read this sentence out in the pitch:</w:t>
       </w:r>
     </w:p>
     <w:p>
@@ -1421,7 +1430,7 @@
           <w:szCs w:val="18"/>
           <w:color w:val="545860"/>
         </w:rPr>
-        <w:t xml:space="preserve">From: Day 2 and Day 4 Session 1</w:t>
+        <w:t xml:space="preserve">Uses what you learned in: Day 2 and Day 4 Session 1</w:t>
       </w:r>
     </w:p>
     <w:p>
@@ -1448,7 +1457,7 @@
           <w:szCs w:val="22"/>
           <w:color w:val="000000"/>
         </w:rPr>
-        <w:t xml:space="preserve">What will you show, to whom, and in what order? Name the one number you will lead with, and say what the reader must not be able to conclude from it.</w:t>
+        <w:t xml:space="preserve">What will you show, to whom, and in what order? Name the one number you will lead with. Say what wrong conclusion a reader might draw from that number, and how you will prevent it.</w:t>
       </w:r>
     </w:p>
     <w:p>
@@ -1583,7 +1592,7 @@
           <w:szCs w:val="18"/>
           <w:color w:val="545860"/>
         </w:rPr>
-        <w:t xml:space="preserve">From: Day 3 Session 1</w:t>
+        <w:t xml:space="preserve">Uses what you learned in: Day 3 Session 1</w:t>
       </w:r>
     </w:p>
     <w:p>
@@ -1610,7 +1619,7 @@
           <w:szCs w:val="22"/>
           <w:color w:val="000000"/>
         </w:rPr>
-        <w:t xml:space="preserve">What is the decision rule, what is the estimated benefit per unit per year, over what horizon, and at what discount rate? State which of those choices decides the answer.</w:t>
+        <w:t xml:space="preserve">What is the decision rule, what is the estimated benefit per unit per year, over what horizon, and at what discount rate? Which of these choices changes the answer most?</w:t>
       </w:r>
     </w:p>
     <w:p>
@@ -1745,7 +1754,7 @@
           <w:szCs w:val="18"/>
           <w:color w:val="545860"/>
         </w:rPr>
-        <w:t xml:space="preserve">From: Day 3 Session 2</w:t>
+        <w:t xml:space="preserve">Uses what you learned in: Day 3 Session 2</w:t>
       </w:r>
     </w:p>
     <w:p>
@@ -1789,7 +1798,6 @@
         <w:trPr>
           <w:trHeight w:val="2736" w:hRule="atLeast"/>
         </w:trPr>
-        body1
         <w:tc>
           <w:tcPr>
             <w:tcBorders>
@@ -1809,6 +1817,7 @@
           </w:tcPr>
           <w:p>
             <w:pPr>
+              <w:pStyle w:val="Normal"/>
               <w:jc w:val="left"/>
               <w:pBdr>
                 <w:bottom w:val="none" w:sz="0" w:space="0" w:color="000000"/>
@@ -1863,6 +1872,7 @@
           </w:tcPr>
           <w:p>
             <w:pPr>
+              <w:pStyle w:val="Normal"/>
               <w:jc w:val="left"/>
               <w:pBdr>
                 <w:bottom w:val="none" w:sz="0" w:space="0" w:color="000000"/>
@@ -1894,7 +1904,7 @@
                 <w:szCs w:val="22"/>
                 <w:color w:val="063360"/>
               </w:rPr>
-              <w:t xml:space="preserve">Figure B: what it hides</w:t>
+              <w:t xml:space="preserve">Figure B: what this version hides</w:t>
             </w:r>
           </w:p>
         </w:tc>
@@ -1951,7 +1961,7 @@
           <w:szCs w:val="18"/>
           <w:color w:val="545860"/>
         </w:rPr>
-        <w:t xml:space="preserve">From: Day 4 Session 2</w:t>
+        <w:t xml:space="preserve">Uses what you learned in: Day 4 Session 2</w:t>
       </w:r>
     </w:p>
     <w:p>
@@ -2146,7 +2156,7 @@
           <w:szCs w:val="22"/>
           <w:color w:val="000000"/>
         </w:rPr>
-        <w:t xml:space="preserve">Five minutes per team, then three minutes of feedback from the room. Say what your design cannot establish before you say what you want.</w:t>
+        <w:t xml:space="preserve">Five minutes per team, then three minutes of feedback from the room. Explain what your design cannot show before you make your request.</w:t>
       </w:r>
     </w:p>
     <w:tbl xmlns:a="http://schemas.openxmlformats.org/drawingml/2006/main" xmlns:pic="http://schemas.openxmlformats.org/drawingml/2006/picture">
@@ -2166,7 +2176,6 @@
           <w:trHeight w:val="360" w:hRule="auto"/>
           <w:tblHeader/>
         </w:trPr>
-        header1
         <w:tc>
           <w:tcPr>
             <w:tcBorders>
@@ -2186,6 +2195,7 @@
           </w:tcPr>
           <w:p>
             <w:pPr>
+              <w:pStyle w:val="Normal"/>
               <w:jc w:val="left"/>
               <w:pBdr>
                 <w:bottom w:val="none" w:sz="0" w:space="0" w:color="000000"/>
@@ -2240,6 +2250,7 @@
           </w:tcPr>
           <w:p>
             <w:pPr>
+              <w:pStyle w:val="Normal"/>
               <w:jc w:val="left"/>
               <w:pBdr>
                 <w:bottom w:val="none" w:sz="0" w:space="0" w:color="000000"/>
@@ -2294,6 +2305,7 @@
           </w:tcPr>
           <w:p>
             <w:pPr>
+              <w:pStyle w:val="Normal"/>
               <w:jc w:val="left"/>
               <w:pBdr>
                 <w:bottom w:val="none" w:sz="0" w:space="0" w:color="000000"/>
@@ -2325,7 +2337,7 @@
                 <w:szCs w:val="21"/>
                 <w:color w:val="063360"/>
               </w:rPr>
-              <w:t xml:space="preserve">What it says</w:t>
+              <w:t xml:space="preserve">What this part covers</w:t>
             </w:r>
           </w:p>
         </w:tc>
@@ -2348,6 +2360,7 @@
           </w:tcPr>
           <w:p>
             <w:pPr>
+              <w:pStyle w:val="Normal"/>
               <w:jc w:val="left"/>
               <w:pBdr>
                 <w:bottom w:val="none" w:sz="0" w:space="0" w:color="000000"/>
@@ -2388,7 +2401,6 @@
         <w:trPr>
           <w:trHeight w:val="1440" w:hRule="atLeast"/>
         </w:trPr>
-        body1
         <w:tc>
           <w:tcPr>
             <w:tcBorders>
@@ -2408,6 +2420,7 @@
           </w:tcPr>
           <w:p>
             <w:pPr>
+              <w:pStyle w:val="Normal"/>
               <w:jc w:val="left"/>
               <w:pBdr>
                 <w:bottom w:val="none" w:sz="0" w:space="0" w:color="000000"/>
@@ -2462,6 +2475,7 @@
           </w:tcPr>
           <w:p>
             <w:pPr>
+              <w:pStyle w:val="Normal"/>
               <w:jc w:val="left"/>
               <w:pBdr>
                 <w:bottom w:val="none" w:sz="0" w:space="0" w:color="000000"/>
@@ -2516,6 +2530,7 @@
           </w:tcPr>
           <w:p>
             <w:pPr>
+              <w:pStyle w:val="Normal"/>
               <w:jc w:val="left"/>
               <w:pBdr>
                 <w:bottom w:val="none" w:sz="0" w:space="0" w:color="000000"/>
@@ -2570,6 +2585,7 @@
           </w:tcPr>
           <w:p>
             <w:pPr>
+              <w:pStyle w:val="Normal"/>
               <w:jc w:val="left"/>
               <w:pBdr>
                 <w:bottom w:val="none" w:sz="0" w:space="0" w:color="000000"/>
@@ -2610,7 +2626,6 @@
         <w:trPr>
           <w:trHeight w:val="1440" w:hRule="atLeast"/>
         </w:trPr>
-        body2
         <w:tc>
           <w:tcPr>
             <w:tcBorders>
@@ -2630,6 +2645,7 @@
           </w:tcPr>
           <w:p>
             <w:pPr>
+              <w:pStyle w:val="Normal"/>
               <w:jc w:val="left"/>
               <w:pBdr>
                 <w:bottom w:val="none" w:sz="0" w:space="0" w:color="000000"/>
@@ -2684,6 +2700,7 @@
           </w:tcPr>
           <w:p>
             <w:pPr>
+              <w:pStyle w:val="Normal"/>
               <w:jc w:val="left"/>
               <w:pBdr>
                 <w:bottom w:val="none" w:sz="0" w:space="0" w:color="000000"/>
@@ -2738,6 +2755,7 @@
           </w:tcPr>
           <w:p>
             <w:pPr>
+              <w:pStyle w:val="Normal"/>
               <w:jc w:val="left"/>
               <w:pBdr>
                 <w:bottom w:val="none" w:sz="0" w:space="0" w:color="000000"/>
@@ -2792,6 +2810,7 @@
           </w:tcPr>
           <w:p>
             <w:pPr>
+              <w:pStyle w:val="Normal"/>
               <w:jc w:val="left"/>
               <w:pBdr>
                 <w:bottom w:val="none" w:sz="0" w:space="0" w:color="000000"/>
@@ -2832,7 +2851,6 @@
         <w:trPr>
           <w:trHeight w:val="1440" w:hRule="atLeast"/>
         </w:trPr>
-        body3
         <w:tc>
           <w:tcPr>
             <w:tcBorders>
@@ -2852,6 +2870,7 @@
           </w:tcPr>
           <w:p>
             <w:pPr>
+              <w:pStyle w:val="Normal"/>
               <w:jc w:val="left"/>
               <w:pBdr>
                 <w:bottom w:val="none" w:sz="0" w:space="0" w:color="000000"/>
@@ -2906,6 +2925,7 @@
           </w:tcPr>
           <w:p>
             <w:pPr>
+              <w:pStyle w:val="Normal"/>
               <w:jc w:val="left"/>
               <w:pBdr>
                 <w:bottom w:val="none" w:sz="0" w:space="0" w:color="000000"/>
@@ -2960,6 +2980,7 @@
           </w:tcPr>
           <w:p>
             <w:pPr>
+              <w:pStyle w:val="Normal"/>
               <w:jc w:val="left"/>
               <w:pBdr>
                 <w:bottom w:val="none" w:sz="0" w:space="0" w:color="000000"/>
@@ -3014,6 +3035,7 @@
           </w:tcPr>
           <w:p>
             <w:pPr>
+              <w:pStyle w:val="Normal"/>
               <w:jc w:val="left"/>
               <w:pBdr>
                 <w:bottom w:val="none" w:sz="0" w:space="0" w:color="000000"/>
@@ -3054,7 +3076,6 @@
         <w:trPr>
           <w:trHeight w:val="1440" w:hRule="atLeast"/>
         </w:trPr>
-        body4
         <w:tc>
           <w:tcPr>
             <w:tcBorders>
@@ -3074,6 +3095,7 @@
           </w:tcPr>
           <w:p>
             <w:pPr>
+              <w:pStyle w:val="Normal"/>
               <w:jc w:val="left"/>
               <w:pBdr>
                 <w:bottom w:val="none" w:sz="0" w:space="0" w:color="000000"/>
@@ -3128,6 +3150,7 @@
           </w:tcPr>
           <w:p>
             <w:pPr>
+              <w:pStyle w:val="Normal"/>
               <w:jc w:val="left"/>
               <w:pBdr>
                 <w:bottom w:val="none" w:sz="0" w:space="0" w:color="000000"/>
@@ -3182,6 +3205,7 @@
           </w:tcPr>
           <w:p>
             <w:pPr>
+              <w:pStyle w:val="Normal"/>
               <w:jc w:val="left"/>
               <w:pBdr>
                 <w:bottom w:val="none" w:sz="0" w:space="0" w:color="000000"/>
@@ -3213,7 +3237,7 @@
                 <w:szCs w:val="21"/>
                 <w:color w:val="000000"/>
               </w:rPr>
-              <w:t xml:space="preserve">What your design cannot establish, said before the ask.</w:t>
+              <w:t xml:space="preserve">What your design cannot show. Say this before your request.</w:t>
             </w:r>
           </w:p>
         </w:tc>
@@ -3236,6 +3260,7 @@
           </w:tcPr>
           <w:p>
             <w:pPr>
+              <w:pStyle w:val="Normal"/>
               <w:jc w:val="left"/>
               <w:pBdr>
                 <w:bottom w:val="none" w:sz="0" w:space="0" w:color="000000"/>
@@ -3276,7 +3301,6 @@
         <w:trPr>
           <w:trHeight w:val="1440" w:hRule="atLeast"/>
         </w:trPr>
-        body5
         <w:tc>
           <w:tcPr>
             <w:tcBorders>
@@ -3296,6 +3320,7 @@
           </w:tcPr>
           <w:p>
             <w:pPr>
+              <w:pStyle w:val="Normal"/>
               <w:jc w:val="left"/>
               <w:pBdr>
                 <w:bottom w:val="none" w:sz="0" w:space="0" w:color="000000"/>
@@ -3327,7 +3352,7 @@
                 <w:szCs w:val="21"/>
                 <w:color w:val="000000"/>
               </w:rPr>
-              <w:t xml:space="preserve">What you want</w:t>
+              <w:t xml:space="preserve">Your request</w:t>
             </w:r>
           </w:p>
         </w:tc>
@@ -3350,6 +3375,7 @@
           </w:tcPr>
           <w:p>
             <w:pPr>
+              <w:pStyle w:val="Normal"/>
               <w:jc w:val="left"/>
               <w:pBdr>
                 <w:bottom w:val="none" w:sz="0" w:space="0" w:color="000000"/>
@@ -3404,6 +3430,7 @@
           </w:tcPr>
           <w:p>
             <w:pPr>
+              <w:pStyle w:val="Normal"/>
               <w:jc w:val="left"/>
               <w:pBdr>
                 <w:bottom w:val="none" w:sz="0" w:space="0" w:color="000000"/>
@@ -3458,6 +3485,7 @@
           </w:tcPr>
           <w:p>
             <w:pPr>
+              <w:pStyle w:val="Normal"/>
               <w:jc w:val="left"/>
               <w:pBdr>
                 <w:bottom w:val="none" w:sz="0" w:space="0" w:color="000000"/>
@@ -3569,7 +3597,6 @@
         <w:trPr>
           <w:trHeight w:val="4320" w:hRule="atLeast"/>
         </w:trPr>
-        body1
         <w:tc>
           <w:tcPr>
             <w:tcBorders>
@@ -3589,6 +3616,7 @@
           </w:tcPr>
           <w:p>
             <w:pPr>
+              <w:pStyle w:val="Normal"/>
               <w:jc w:val="left"/>
               <w:pBdr>
                 <w:bottom w:val="none" w:sz="0" w:space="0" w:color="000000"/>
@@ -3711,7 +3739,7 @@
                 <w:szCs w:val="21"/>
                 <w:color w:val="000000"/>
               </w:rPr>
-              <w:t xml:space="preserve">Check its answer in a fresh chat.</w:t>
+              <w:t xml:space="preserve">Paste the AI's answer into a new chat and ask the AI to check that answer.</w:t>
             </w:r>
           </w:p>
         </w:tc>
@@ -3734,6 +3762,7 @@
           </w:tcPr>
           <w:p>
             <w:pPr>
+              <w:pStyle w:val="Normal"/>
               <w:jc w:val="left"/>
               <w:pBdr>
                 <w:bottom w:val="none" w:sz="0" w:space="0" w:color="000000"/>
@@ -3856,7 +3885,7 @@
                 <w:szCs w:val="21"/>
                 <w:color w:val="000000"/>
               </w:rPr>
-              <w:t xml:space="preserve">Check its answer in a fresh chat.</w:t>
+              <w:t xml:space="preserve">Paste the AI's answer into a new chat and ask the AI to check that answer.</w:t>
             </w:r>
           </w:p>
         </w:tc>
@@ -3865,7 +3894,6 @@
         <w:trPr>
           <w:trHeight w:val="4320" w:hRule="atLeast"/>
         </w:trPr>
-        body2
         <w:tc>
           <w:tcPr>
             <w:tcBorders>
@@ -3885,6 +3913,7 @@
           </w:tcPr>
           <w:p>
             <w:pPr>
+              <w:pStyle w:val="Normal"/>
               <w:jc w:val="left"/>
               <w:pBdr>
                 <w:bottom w:val="none" w:sz="0" w:space="0" w:color="000000"/>
@@ -4007,7 +4036,7 @@
                 <w:szCs w:val="21"/>
                 <w:color w:val="000000"/>
               </w:rPr>
-              <w:t xml:space="preserve">Check its answer in a fresh chat.</w:t>
+              <w:t xml:space="preserve">Paste the AI's answer into a new chat and ask the AI to check that answer.</w:t>
             </w:r>
           </w:p>
         </w:tc>
@@ -4030,6 +4059,7 @@
           </w:tcPr>
           <w:p>
             <w:pPr>
+              <w:pStyle w:val="Normal"/>
               <w:jc w:val="left"/>
               <w:pBdr>
                 <w:bottom w:val="none" w:sz="0" w:space="0" w:color="000000"/>
@@ -4152,7 +4182,7 @@
                 <w:szCs w:val="21"/>
                 <w:color w:val="000000"/>
               </w:rPr>
-              <w:t xml:space="preserve">Check its answer in a fresh chat.</w:t>
+              <w:t xml:space="preserve">Paste the AI's answer into a new chat and ask the AI to check that answer.</w:t>
             </w:r>
           </w:p>
         </w:tc>
@@ -4232,7 +4262,6 @@
         <w:trPr>
           <w:trHeight w:val="6048" w:hRule="atLeast"/>
         </w:trPr>
-        body1
         <w:tc>
           <w:tcPr>
             <w:tcBorders>
@@ -4252,6 +4281,7 @@
           </w:tcPr>
           <w:p>
             <w:pPr>
+              <w:pStyle w:val="Normal"/>
               <w:jc w:val="left"/>
               <w:pBdr>
                 <w:bottom w:val="none" w:sz="0" w:space="0" w:color="000000"/>
@@ -4361,7 +4391,7 @@
                 <w:szCs w:val="21"/>
                 <w:color w:val="000000"/>
               </w:rPr>
-              <w:t xml:space="preserve">2. What would make it fail? The one assumption that would have to break.</w:t>
+              <w:t xml:space="preserve">2. What would make the design fail? Name the one assumption that would have to break.</w:t>
             </w:r>
             <w:r>
               <w:rPr>
@@ -4465,59 +4495,59 @@
                 <w:szCs w:val="21"/>
                 <w:color w:val="000000"/>
               </w:rPr>
-              <w:t xml:space="preserve">4. Which trap from this week could hit it? (headline vs preferred estimate, horizon, truncated axis, missing threshold)</w:t>
-            </w:r>
-            <w:r>
-              <w:rPr>
-                <w:rFonts w:ascii="Arial" w:hAnsi="Arial" w:eastAsia="Arial" w:cs="Arial"/>
-                <w:i w:val="false"/>
-                <w:b w:val="false"/>
-                <w:u w:val="none"/>
-                <w:strike w:val="false"/>
-                <w:sz w:val="21"/>
-                <w:szCs w:val="21"/>
-                <w:color w:val="000000"/>
-              </w:rPr>
-              <w:br/>
-            </w:r>
-            <w:r>
-              <w:rPr>
-                <w:rFonts w:ascii="Arial" w:hAnsi="Arial" w:eastAsia="Arial" w:cs="Arial"/>
-                <w:i w:val="false"/>
-                <w:b w:val="false"/>
-                <w:u w:val="none"/>
-                <w:strike w:val="false"/>
-                <w:sz w:val="21"/>
-                <w:szCs w:val="21"/>
-                <w:color w:val="000000"/>
-              </w:rPr>
-              <w:br/>
-            </w:r>
-            <w:r>
-              <w:rPr>
-                <w:rFonts w:ascii="Arial" w:hAnsi="Arial" w:eastAsia="Arial" w:cs="Arial"/>
-                <w:i w:val="false"/>
-                <w:b w:val="false"/>
-                <w:u w:val="none"/>
-                <w:strike w:val="false"/>
-                <w:sz w:val="21"/>
-                <w:szCs w:val="21"/>
-                <w:color w:val="000000"/>
-              </w:rPr>
-              <w:br/>
-            </w:r>
-            <w:r>
-              <w:rPr>
-                <w:rFonts w:ascii="Arial" w:hAnsi="Arial" w:eastAsia="Arial" w:cs="Arial"/>
-                <w:i w:val="false"/>
-                <w:b w:val="false"/>
-                <w:u w:val="none"/>
-                <w:strike w:val="false"/>
-                <w:sz w:val="21"/>
-                <w:szCs w:val="21"/>
-                <w:color w:val="000000"/>
-              </w:rPr>
-              <w:t xml:space="preserve">Aim it at the design, not at the team.</w:t>
+              <w:t xml:space="preserve">4. Which mistake from this week could affect this design? (for example: headline vs preferred estimate, time horizon, truncated axis, missing threshold)</w:t>
+            </w:r>
+            <w:r>
+              <w:rPr>
+                <w:rFonts w:ascii="Arial" w:hAnsi="Arial" w:eastAsia="Arial" w:cs="Arial"/>
+                <w:i w:val="false"/>
+                <w:b w:val="false"/>
+                <w:u w:val="none"/>
+                <w:strike w:val="false"/>
+                <w:sz w:val="21"/>
+                <w:szCs w:val="21"/>
+                <w:color w:val="000000"/>
+              </w:rPr>
+              <w:br/>
+            </w:r>
+            <w:r>
+              <w:rPr>
+                <w:rFonts w:ascii="Arial" w:hAnsi="Arial" w:eastAsia="Arial" w:cs="Arial"/>
+                <w:i w:val="false"/>
+                <w:b w:val="false"/>
+                <w:u w:val="none"/>
+                <w:strike w:val="false"/>
+                <w:sz w:val="21"/>
+                <w:szCs w:val="21"/>
+                <w:color w:val="000000"/>
+              </w:rPr>
+              <w:br/>
+            </w:r>
+            <w:r>
+              <w:rPr>
+                <w:rFonts w:ascii="Arial" w:hAnsi="Arial" w:eastAsia="Arial" w:cs="Arial"/>
+                <w:i w:val="false"/>
+                <w:b w:val="false"/>
+                <w:u w:val="none"/>
+                <w:strike w:val="false"/>
+                <w:sz w:val="21"/>
+                <w:szCs w:val="21"/>
+                <w:color w:val="000000"/>
+              </w:rPr>
+              <w:br/>
+            </w:r>
+            <w:r>
+              <w:rPr>
+                <w:rFonts w:ascii="Arial" w:hAnsi="Arial" w:eastAsia="Arial" w:cs="Arial"/>
+                <w:i w:val="false"/>
+                <w:b w:val="false"/>
+                <w:u w:val="none"/>
+                <w:strike w:val="false"/>
+                <w:sz w:val="21"/>
+                <w:szCs w:val="21"/>
+                <w:color w:val="000000"/>
+              </w:rPr>
+              <w:t xml:space="preserve">Comment on the design, not on the people.</w:t>
             </w:r>
           </w:p>
         </w:tc>
@@ -4540,6 +4570,7 @@
           </w:tcPr>
           <w:p>
             <w:pPr>
+              <w:pStyle w:val="Normal"/>
               <w:jc w:val="left"/>
               <w:pBdr>
                 <w:bottom w:val="none" w:sz="0" w:space="0" w:color="000000"/>
@@ -4649,7 +4680,7 @@
                 <w:szCs w:val="21"/>
                 <w:color w:val="000000"/>
               </w:rPr>
-              <w:t xml:space="preserve">2. What would make it fail? The one assumption that would have to break.</w:t>
+              <w:t xml:space="preserve">2. What would make the design fail? Name the one assumption that would have to break.</w:t>
             </w:r>
             <w:r>
               <w:rPr>
@@ -4753,59 +4784,59 @@
                 <w:szCs w:val="21"/>
                 <w:color w:val="000000"/>
               </w:rPr>
-              <w:t xml:space="preserve">4. Which trap from this week could hit it? (headline vs preferred estimate, horizon, truncated axis, missing threshold)</w:t>
-            </w:r>
-            <w:r>
-              <w:rPr>
-                <w:rFonts w:ascii="Arial" w:hAnsi="Arial" w:eastAsia="Arial" w:cs="Arial"/>
-                <w:i w:val="false"/>
-                <w:b w:val="false"/>
-                <w:u w:val="none"/>
-                <w:strike w:val="false"/>
-                <w:sz w:val="21"/>
-                <w:szCs w:val="21"/>
-                <w:color w:val="000000"/>
-              </w:rPr>
-              <w:br/>
-            </w:r>
-            <w:r>
-              <w:rPr>
-                <w:rFonts w:ascii="Arial" w:hAnsi="Arial" w:eastAsia="Arial" w:cs="Arial"/>
-                <w:i w:val="false"/>
-                <w:b w:val="false"/>
-                <w:u w:val="none"/>
-                <w:strike w:val="false"/>
-                <w:sz w:val="21"/>
-                <w:szCs w:val="21"/>
-                <w:color w:val="000000"/>
-              </w:rPr>
-              <w:br/>
-            </w:r>
-            <w:r>
-              <w:rPr>
-                <w:rFonts w:ascii="Arial" w:hAnsi="Arial" w:eastAsia="Arial" w:cs="Arial"/>
-                <w:i w:val="false"/>
-                <w:b w:val="false"/>
-                <w:u w:val="none"/>
-                <w:strike w:val="false"/>
-                <w:sz w:val="21"/>
-                <w:szCs w:val="21"/>
-                <w:color w:val="000000"/>
-              </w:rPr>
-              <w:br/>
-            </w:r>
-            <w:r>
-              <w:rPr>
-                <w:rFonts w:ascii="Arial" w:hAnsi="Arial" w:eastAsia="Arial" w:cs="Arial"/>
-                <w:i w:val="false"/>
-                <w:b w:val="false"/>
-                <w:u w:val="none"/>
-                <w:strike w:val="false"/>
-                <w:sz w:val="21"/>
-                <w:szCs w:val="21"/>
-                <w:color w:val="000000"/>
-              </w:rPr>
-              <w:t xml:space="preserve">Aim it at the design, not at the team.</w:t>
+              <w:t xml:space="preserve">4. Which mistake from this week could affect this design? (for example: headline vs preferred estimate, time horizon, truncated axis, missing threshold)</w:t>
+            </w:r>
+            <w:r>
+              <w:rPr>
+                <w:rFonts w:ascii="Arial" w:hAnsi="Arial" w:eastAsia="Arial" w:cs="Arial"/>
+                <w:i w:val="false"/>
+                <w:b w:val="false"/>
+                <w:u w:val="none"/>
+                <w:strike w:val="false"/>
+                <w:sz w:val="21"/>
+                <w:szCs w:val="21"/>
+                <w:color w:val="000000"/>
+              </w:rPr>
+              <w:br/>
+            </w:r>
+            <w:r>
+              <w:rPr>
+                <w:rFonts w:ascii="Arial" w:hAnsi="Arial" w:eastAsia="Arial" w:cs="Arial"/>
+                <w:i w:val="false"/>
+                <w:b w:val="false"/>
+                <w:u w:val="none"/>
+                <w:strike w:val="false"/>
+                <w:sz w:val="21"/>
+                <w:szCs w:val="21"/>
+                <w:color w:val="000000"/>
+              </w:rPr>
+              <w:br/>
+            </w:r>
+            <w:r>
+              <w:rPr>
+                <w:rFonts w:ascii="Arial" w:hAnsi="Arial" w:eastAsia="Arial" w:cs="Arial"/>
+                <w:i w:val="false"/>
+                <w:b w:val="false"/>
+                <w:u w:val="none"/>
+                <w:strike w:val="false"/>
+                <w:sz w:val="21"/>
+                <w:szCs w:val="21"/>
+                <w:color w:val="000000"/>
+              </w:rPr>
+              <w:br/>
+            </w:r>
+            <w:r>
+              <w:rPr>
+                <w:rFonts w:ascii="Arial" w:hAnsi="Arial" w:eastAsia="Arial" w:cs="Arial"/>
+                <w:i w:val="false"/>
+                <w:b w:val="false"/>
+                <w:u w:val="none"/>
+                <w:strike w:val="false"/>
+                <w:sz w:val="21"/>
+                <w:szCs w:val="21"/>
+                <w:color w:val="000000"/>
+              </w:rPr>
+              <w:t xml:space="preserve">Comment on the design, not on the people.</w:t>
             </w:r>
           </w:p>
         </w:tc>
@@ -4814,7 +4845,6 @@
         <w:trPr>
           <w:trHeight w:val="6048" w:hRule="atLeast"/>
         </w:trPr>
-        body2
         <w:tc>
           <w:tcPr>
             <w:tcBorders>
@@ -4834,6 +4864,7 @@
           </w:tcPr>
           <w:p>
             <w:pPr>
+              <w:pStyle w:val="Normal"/>
               <w:jc w:val="left"/>
               <w:pBdr>
                 <w:bottom w:val="none" w:sz="0" w:space="0" w:color="000000"/>
@@ -4943,7 +4974,7 @@
                 <w:szCs w:val="21"/>
                 <w:color w:val="000000"/>
               </w:rPr>
-              <w:t xml:space="preserve">2. What would make it fail? The one assumption that would have to break.</w:t>
+              <w:t xml:space="preserve">2. What would make the design fail? Name the one assumption that would have to break.</w:t>
             </w:r>
             <w:r>
               <w:rPr>
@@ -5047,59 +5078,59 @@
                 <w:szCs w:val="21"/>
                 <w:color w:val="000000"/>
               </w:rPr>
-              <w:t xml:space="preserve">4. Which trap from this week could hit it? (headline vs preferred estimate, horizon, truncated axis, missing threshold)</w:t>
-            </w:r>
-            <w:r>
-              <w:rPr>
-                <w:rFonts w:ascii="Arial" w:hAnsi="Arial" w:eastAsia="Arial" w:cs="Arial"/>
-                <w:i w:val="false"/>
-                <w:b w:val="false"/>
-                <w:u w:val="none"/>
-                <w:strike w:val="false"/>
-                <w:sz w:val="21"/>
-                <w:szCs w:val="21"/>
-                <w:color w:val="000000"/>
-              </w:rPr>
-              <w:br/>
-            </w:r>
-            <w:r>
-              <w:rPr>
-                <w:rFonts w:ascii="Arial" w:hAnsi="Arial" w:eastAsia="Arial" w:cs="Arial"/>
-                <w:i w:val="false"/>
-                <w:b w:val="false"/>
-                <w:u w:val="none"/>
-                <w:strike w:val="false"/>
-                <w:sz w:val="21"/>
-                <w:szCs w:val="21"/>
-                <w:color w:val="000000"/>
-              </w:rPr>
-              <w:br/>
-            </w:r>
-            <w:r>
-              <w:rPr>
-                <w:rFonts w:ascii="Arial" w:hAnsi="Arial" w:eastAsia="Arial" w:cs="Arial"/>
-                <w:i w:val="false"/>
-                <w:b w:val="false"/>
-                <w:u w:val="none"/>
-                <w:strike w:val="false"/>
-                <w:sz w:val="21"/>
-                <w:szCs w:val="21"/>
-                <w:color w:val="000000"/>
-              </w:rPr>
-              <w:br/>
-            </w:r>
-            <w:r>
-              <w:rPr>
-                <w:rFonts w:ascii="Arial" w:hAnsi="Arial" w:eastAsia="Arial" w:cs="Arial"/>
-                <w:i w:val="false"/>
-                <w:b w:val="false"/>
-                <w:u w:val="none"/>
-                <w:strike w:val="false"/>
-                <w:sz w:val="21"/>
-                <w:szCs w:val="21"/>
-                <w:color w:val="000000"/>
-              </w:rPr>
-              <w:t xml:space="preserve">Aim it at the design, not at the team.</w:t>
+              <w:t xml:space="preserve">4. Which mistake from this week could affect this design? (for example: headline vs preferred estimate, time horizon, truncated axis, missing threshold)</w:t>
+            </w:r>
+            <w:r>
+              <w:rPr>
+                <w:rFonts w:ascii="Arial" w:hAnsi="Arial" w:eastAsia="Arial" w:cs="Arial"/>
+                <w:i w:val="false"/>
+                <w:b w:val="false"/>
+                <w:u w:val="none"/>
+                <w:strike w:val="false"/>
+                <w:sz w:val="21"/>
+                <w:szCs w:val="21"/>
+                <w:color w:val="000000"/>
+              </w:rPr>
+              <w:br/>
+            </w:r>
+            <w:r>
+              <w:rPr>
+                <w:rFonts w:ascii="Arial" w:hAnsi="Arial" w:eastAsia="Arial" w:cs="Arial"/>
+                <w:i w:val="false"/>
+                <w:b w:val="false"/>
+                <w:u w:val="none"/>
+                <w:strike w:val="false"/>
+                <w:sz w:val="21"/>
+                <w:szCs w:val="21"/>
+                <w:color w:val="000000"/>
+              </w:rPr>
+              <w:br/>
+            </w:r>
+            <w:r>
+              <w:rPr>
+                <w:rFonts w:ascii="Arial" w:hAnsi="Arial" w:eastAsia="Arial" w:cs="Arial"/>
+                <w:i w:val="false"/>
+                <w:b w:val="false"/>
+                <w:u w:val="none"/>
+                <w:strike w:val="false"/>
+                <w:sz w:val="21"/>
+                <w:szCs w:val="21"/>
+                <w:color w:val="000000"/>
+              </w:rPr>
+              <w:br/>
+            </w:r>
+            <w:r>
+              <w:rPr>
+                <w:rFonts w:ascii="Arial" w:hAnsi="Arial" w:eastAsia="Arial" w:cs="Arial"/>
+                <w:i w:val="false"/>
+                <w:b w:val="false"/>
+                <w:u w:val="none"/>
+                <w:strike w:val="false"/>
+                <w:sz w:val="21"/>
+                <w:szCs w:val="21"/>
+                <w:color w:val="000000"/>
+              </w:rPr>
+              <w:t xml:space="preserve">Comment on the design, not on the people.</w:t>
             </w:r>
           </w:p>
         </w:tc>
@@ -5122,6 +5153,7 @@
           </w:tcPr>
           <w:p>
             <w:pPr>
+              <w:pStyle w:val="Normal"/>
               <w:jc w:val="left"/>
               <w:pBdr>
                 <w:bottom w:val="none" w:sz="0" w:space="0" w:color="000000"/>
@@ -5231,7 +5263,7 @@
                 <w:szCs w:val="21"/>
                 <w:color w:val="000000"/>
               </w:rPr>
-              <w:t xml:space="preserve">2. What would make it fail? The one assumption that would have to break.</w:t>
+              <w:t xml:space="preserve">2. What would make the design fail? Name the one assumption that would have to break.</w:t>
             </w:r>
             <w:r>
               <w:rPr>
@@ -5335,59 +5367,59 @@
                 <w:szCs w:val="21"/>
                 <w:color w:val="000000"/>
               </w:rPr>
-              <w:t xml:space="preserve">4. Which trap from this week could hit it? (headline vs preferred estimate, horizon, truncated axis, missing threshold)</w:t>
-            </w:r>
-            <w:r>
-              <w:rPr>
-                <w:rFonts w:ascii="Arial" w:hAnsi="Arial" w:eastAsia="Arial" w:cs="Arial"/>
-                <w:i w:val="false"/>
-                <w:b w:val="false"/>
-                <w:u w:val="none"/>
-                <w:strike w:val="false"/>
-                <w:sz w:val="21"/>
-                <w:szCs w:val="21"/>
-                <w:color w:val="000000"/>
-              </w:rPr>
-              <w:br/>
-            </w:r>
-            <w:r>
-              <w:rPr>
-                <w:rFonts w:ascii="Arial" w:hAnsi="Arial" w:eastAsia="Arial" w:cs="Arial"/>
-                <w:i w:val="false"/>
-                <w:b w:val="false"/>
-                <w:u w:val="none"/>
-                <w:strike w:val="false"/>
-                <w:sz w:val="21"/>
-                <w:szCs w:val="21"/>
-                <w:color w:val="000000"/>
-              </w:rPr>
-              <w:br/>
-            </w:r>
-            <w:r>
-              <w:rPr>
-                <w:rFonts w:ascii="Arial" w:hAnsi="Arial" w:eastAsia="Arial" w:cs="Arial"/>
-                <w:i w:val="false"/>
-                <w:b w:val="false"/>
-                <w:u w:val="none"/>
-                <w:strike w:val="false"/>
-                <w:sz w:val="21"/>
-                <w:szCs w:val="21"/>
-                <w:color w:val="000000"/>
-              </w:rPr>
-              <w:br/>
-            </w:r>
-            <w:r>
-              <w:rPr>
-                <w:rFonts w:ascii="Arial" w:hAnsi="Arial" w:eastAsia="Arial" w:cs="Arial"/>
-                <w:i w:val="false"/>
-                <w:b w:val="false"/>
-                <w:u w:val="none"/>
-                <w:strike w:val="false"/>
-                <w:sz w:val="21"/>
-                <w:szCs w:val="21"/>
-                <w:color w:val="000000"/>
-              </w:rPr>
-              <w:t xml:space="preserve">Aim it at the design, not at the team.</w:t>
+              <w:t xml:space="preserve">4. Which mistake from this week could affect this design? (for example: headline vs preferred estimate, time horizon, truncated axis, missing threshold)</w:t>
+            </w:r>
+            <w:r>
+              <w:rPr>
+                <w:rFonts w:ascii="Arial" w:hAnsi="Arial" w:eastAsia="Arial" w:cs="Arial"/>
+                <w:i w:val="false"/>
+                <w:b w:val="false"/>
+                <w:u w:val="none"/>
+                <w:strike w:val="false"/>
+                <w:sz w:val="21"/>
+                <w:szCs w:val="21"/>
+                <w:color w:val="000000"/>
+              </w:rPr>
+              <w:br/>
+            </w:r>
+            <w:r>
+              <w:rPr>
+                <w:rFonts w:ascii="Arial" w:hAnsi="Arial" w:eastAsia="Arial" w:cs="Arial"/>
+                <w:i w:val="false"/>
+                <w:b w:val="false"/>
+                <w:u w:val="none"/>
+                <w:strike w:val="false"/>
+                <w:sz w:val="21"/>
+                <w:szCs w:val="21"/>
+                <w:color w:val="000000"/>
+              </w:rPr>
+              <w:br/>
+            </w:r>
+            <w:r>
+              <w:rPr>
+                <w:rFonts w:ascii="Arial" w:hAnsi="Arial" w:eastAsia="Arial" w:cs="Arial"/>
+                <w:i w:val="false"/>
+                <w:b w:val="false"/>
+                <w:u w:val="none"/>
+                <w:strike w:val="false"/>
+                <w:sz w:val="21"/>
+                <w:szCs w:val="21"/>
+                <w:color w:val="000000"/>
+              </w:rPr>
+              <w:br/>
+            </w:r>
+            <w:r>
+              <w:rPr>
+                <w:rFonts w:ascii="Arial" w:hAnsi="Arial" w:eastAsia="Arial" w:cs="Arial"/>
+                <w:i w:val="false"/>
+                <w:b w:val="false"/>
+                <w:u w:val="none"/>
+                <w:strike w:val="false"/>
+                <w:sz w:val="21"/>
+                <w:szCs w:val="21"/>
+                <w:color w:val="000000"/>
+              </w:rPr>
+              <w:t xml:space="preserve">Comment on the design, not on the people.</w:t>
             </w:r>
           </w:p>
         </w:tc>
@@ -5467,7 +5499,6 @@
         <w:trPr>
           <w:trHeight w:val="2736" w:hRule="atLeast"/>
         </w:trPr>
-        body1
         <w:tc>
           <w:tcPr>
             <w:tcBorders>
@@ -5487,6 +5518,7 @@
           </w:tcPr>
           <w:p>
             <w:pPr>
+              <w:pStyle w:val="Normal"/>
               <w:jc w:val="left"/>
               <w:pBdr>
                 <w:bottom w:val="none" w:sz="0" w:space="0" w:color="000000"/>
@@ -5583,7 +5615,7 @@
                 <w:szCs w:val="21"/>
                 <w:color w:val="000000"/>
               </w:rPr>
-              <w:t xml:space="preserve">The first evaluation decision I will make back at my desk:</w:t>
+              <w:t xml:space="preserve">The first evaluation decision I will make back at work:</w:t>
             </w:r>
             <w:r>
               <w:rPr>
@@ -5658,6 +5690,7 @@
           </w:tcPr>
           <w:p>
             <w:pPr>
+              <w:pStyle w:val="Normal"/>
               <w:jc w:val="left"/>
               <w:pBdr>
                 <w:bottom w:val="none" w:sz="0" w:space="0" w:color="000000"/>
@@ -5754,7 +5787,7 @@
                 <w:szCs w:val="21"/>
                 <w:color w:val="000000"/>
               </w:rPr>
-              <w:t xml:space="preserve">The first evaluation decision I will make back at my desk:</w:t>
+              <w:t xml:space="preserve">The first evaluation decision I will make back at work:</w:t>
             </w:r>
             <w:r>
               <w:rPr>
@@ -5815,7 +5848,6 @@
         <w:trPr>
           <w:trHeight w:val="2736" w:hRule="atLeast"/>
         </w:trPr>
-        body2
         <w:tc>
           <w:tcPr>
             <w:tcBorders>
@@ -5835,6 +5867,7 @@
           </w:tcPr>
           <w:p>
             <w:pPr>
+              <w:pStyle w:val="Normal"/>
               <w:jc w:val="left"/>
               <w:pBdr>
                 <w:bottom w:val="none" w:sz="0" w:space="0" w:color="000000"/>
@@ -5931,7 +5964,7 @@
                 <w:szCs w:val="21"/>
                 <w:color w:val="000000"/>
               </w:rPr>
-              <w:t xml:space="preserve">The first evaluation decision I will make back at my desk:</w:t>
+              <w:t xml:space="preserve">The first evaluation decision I will make back at work:</w:t>
             </w:r>
             <w:r>
               <w:rPr>
@@ -6006,6 +6039,7 @@
           </w:tcPr>
           <w:p>
             <w:pPr>
+              <w:pStyle w:val="Normal"/>
               <w:jc w:val="left"/>
               <w:pBdr>
                 <w:bottom w:val="none" w:sz="0" w:space="0" w:color="000000"/>
@@ -6102,7 +6136,7 @@
                 <w:szCs w:val="21"/>
                 <w:color w:val="000000"/>
               </w:rPr>
-              <w:t xml:space="preserve">The first evaluation decision I will make back at my desk:</w:t>
+              <w:t xml:space="preserve">The first evaluation decision I will make back at work:</w:t>
             </w:r>
             <w:r>
               <w:rPr>
@@ -6163,7 +6197,6 @@
         <w:trPr>
           <w:trHeight w:val="2736" w:hRule="atLeast"/>
         </w:trPr>
-        body3
         <w:tc>
           <w:tcPr>
             <w:tcBorders>
@@ -6183,6 +6216,7 @@
           </w:tcPr>
           <w:p>
             <w:pPr>
+              <w:pStyle w:val="Normal"/>
               <w:jc w:val="left"/>
               <w:pBdr>
                 <w:bottom w:val="none" w:sz="0" w:space="0" w:color="000000"/>
@@ -6279,7 +6313,7 @@
                 <w:szCs w:val="21"/>
                 <w:color w:val="000000"/>
               </w:rPr>
-              <w:t xml:space="preserve">The first evaluation decision I will make back at my desk:</w:t>
+              <w:t xml:space="preserve">The first evaluation decision I will make back at work:</w:t>
             </w:r>
             <w:r>
               <w:rPr>
@@ -6354,6 +6388,7 @@
           </w:tcPr>
           <w:p>
             <w:pPr>
+              <w:pStyle w:val="Normal"/>
               <w:jc w:val="left"/>
               <w:pBdr>
                 <w:bottom w:val="none" w:sz="0" w:space="0" w:color="000000"/>
@@ -6450,7 +6485,7 @@
                 <w:szCs w:val="21"/>
                 <w:color w:val="000000"/>
               </w:rPr>
-              <w:t xml:space="preserve">The first evaluation decision I will make back at my desk:</w:t>
+              <w:t xml:space="preserve">The first evaluation decision I will make back at work:</w:t>
             </w:r>
             <w:r>
               <w:rPr>
@@ -6511,7 +6546,6 @@
         <w:trPr>
           <w:trHeight w:val="2736" w:hRule="atLeast"/>
         </w:trPr>
-        body4
         <w:tc>
           <w:tcPr>
             <w:tcBorders>
@@ -6531,6 +6565,7 @@
           </w:tcPr>
           <w:p>
             <w:pPr>
+              <w:pStyle w:val="Normal"/>
               <w:jc w:val="left"/>
               <w:pBdr>
                 <w:bottom w:val="none" w:sz="0" w:space="0" w:color="000000"/>
@@ -6627,7 +6662,7 @@
                 <w:szCs w:val="21"/>
                 <w:color w:val="000000"/>
               </w:rPr>
-              <w:t xml:space="preserve">The first evaluation decision I will make back at my desk:</w:t>
+              <w:t xml:space="preserve">The first evaluation decision I will make back at work:</w:t>
             </w:r>
             <w:r>
               <w:rPr>
@@ -6702,6 +6737,7 @@
           </w:tcPr>
           <w:p>
             <w:pPr>
+              <w:pStyle w:val="Normal"/>
               <w:jc w:val="left"/>
               <w:pBdr>
                 <w:bottom w:val="none" w:sz="0" w:space="0" w:color="000000"/>
@@ -6798,7 +6834,7 @@
                 <w:szCs w:val="21"/>
                 <w:color w:val="000000"/>
               </w:rPr>
-              <w:t xml:space="preserve">The first evaluation decision I will make back at my desk:</w:t>
+              <w:t xml:space="preserve">The first evaluation decision I will make back at work:</w:t>
             </w:r>
             <w:r>
               <w:rPr>
